--- a/optimozacia/Практики/2.docx
+++ b/optimozacia/Практики/2.docx
@@ -2754,18 +2754,7 @@
                   <w:sz w:val="28"/>
                   <w:szCs w:val="28"/>
                 </w:rPr>
-                <m:t>+1</m:t>
-              </m:r>
-              <m:r>
-                <m:rPr>
-                  <m:sty m:val="p"/>
-                </m:rPr>
-                <w:rPr>
-                  <w:rFonts w:ascii="Cambria Math" w:hAnsi="Cambria Math" w:cs="Times New Roman"/>
-                  <w:sz w:val="28"/>
-                  <w:szCs w:val="28"/>
-                </w:rPr>
-                <m:t>1</m:t>
+                <m:t>+11</m:t>
               </m:r>
               <m:sSub>
                 <m:sSubPr>
@@ -2810,29 +2799,7 @@
                   <w:sz w:val="28"/>
                   <w:szCs w:val="28"/>
                 </w:rPr>
-                <m:t>+</m:t>
-              </m:r>
-              <m:r>
-                <m:rPr>
-                  <m:sty m:val="p"/>
-                </m:rPr>
-                <w:rPr>
-                  <w:rFonts w:ascii="Cambria Math" w:hAnsi="Cambria Math" w:cs="Times New Roman"/>
-                  <w:sz w:val="28"/>
-                  <w:szCs w:val="28"/>
-                </w:rPr>
-                <m:t>2</m:t>
-              </m:r>
-              <m:r>
-                <m:rPr>
-                  <m:sty m:val="p"/>
-                </m:rPr>
-                <w:rPr>
-                  <w:rFonts w:ascii="Cambria Math" w:hAnsi="Cambria Math" w:cs="Times New Roman"/>
-                  <w:sz w:val="28"/>
-                  <w:szCs w:val="28"/>
-                </w:rPr>
-                <m:t>7</m:t>
+                <m:t>+27</m:t>
               </m:r>
               <m:sSub>
                 <m:sSubPr>
@@ -2877,18 +2844,7 @@
                   <w:sz w:val="28"/>
                   <w:szCs w:val="28"/>
                 </w:rPr>
-                <m:t>+</m:t>
-              </m:r>
-              <m:r>
-                <m:rPr>
-                  <m:sty m:val="p"/>
-                </m:rPr>
-                <w:rPr>
-                  <w:rFonts w:ascii="Cambria Math" w:hAnsi="Cambria Math" w:cs="Times New Roman"/>
-                  <w:sz w:val="28"/>
-                  <w:szCs w:val="28"/>
-                </w:rPr>
-                <m:t>22</m:t>
+                <m:t>+22</m:t>
               </m:r>
               <m:sSub>
                 <m:sSubPr>
@@ -2933,18 +2889,7 @@
                   <w:sz w:val="28"/>
                   <w:szCs w:val="28"/>
                 </w:rPr>
-                <m:t>+1</m:t>
-              </m:r>
-              <m:r>
-                <m:rPr>
-                  <m:sty m:val="p"/>
-                </m:rPr>
-                <w:rPr>
-                  <w:rFonts w:ascii="Cambria Math" w:hAnsi="Cambria Math" w:cs="Times New Roman"/>
-                  <w:sz w:val="28"/>
-                  <w:szCs w:val="28"/>
-                </w:rPr>
-                <m:t>7</m:t>
+                <m:t>+17</m:t>
               </m:r>
               <m:sSub>
                 <m:sSubPr>
@@ -2989,18 +2934,7 @@
                   <w:sz w:val="28"/>
                   <w:szCs w:val="28"/>
                 </w:rPr>
-                <m:t>+</m:t>
-              </m:r>
-              <m:r>
-                <m:rPr>
-                  <m:sty m:val="p"/>
-                </m:rPr>
-                <w:rPr>
-                  <w:rFonts w:ascii="Cambria Math" w:hAnsi="Cambria Math" w:cs="Times New Roman"/>
-                  <w:sz w:val="28"/>
-                  <w:szCs w:val="28"/>
-                </w:rPr>
-                <m:t>22</m:t>
+                <m:t>+22</m:t>
               </m:r>
               <m:sSub>
                 <m:sSubPr>
@@ -3241,18 +3175,7 @@
                     <w:sz w:val="28"/>
                     <w:szCs w:val="28"/>
                   </w:rPr>
-                  <m:t>-</m:t>
-                </m:r>
-                <m:r>
-                  <m:rPr>
-                    <m:sty m:val="p"/>
-                  </m:rPr>
-                  <w:rPr>
-                    <w:rFonts w:ascii="Cambria Math" w:hAnsi="Cambria Math" w:cs="Times New Roman"/>
-                    <w:sz w:val="28"/>
-                    <w:szCs w:val="28"/>
-                  </w:rPr>
-                  <m:t>10</m:t>
+                  <m:t>-10</m:t>
                 </m:r>
                 <m:sSub>
                   <m:sSubPr>
@@ -3297,18 +3220,7 @@
                     <w:sz w:val="28"/>
                     <w:szCs w:val="28"/>
                   </w:rPr>
-                  <m:t>+</m:t>
-                </m:r>
-                <m:r>
-                  <m:rPr>
-                    <m:sty m:val="p"/>
-                  </m:rPr>
-                  <w:rPr>
-                    <w:rFonts w:ascii="Cambria Math" w:hAnsi="Cambria Math" w:cs="Times New Roman"/>
-                    <w:sz w:val="28"/>
-                    <w:szCs w:val="28"/>
-                  </w:rPr>
-                  <m:t>27</m:t>
+                  <m:t>+27</m:t>
                 </m:r>
                 <m:sSub>
                   <m:sSubPr>
@@ -3353,18 +3265,7 @@
                     <w:sz w:val="28"/>
                     <w:szCs w:val="28"/>
                   </w:rPr>
-                  <m:t>-</m:t>
-                </m:r>
-                <m:r>
-                  <m:rPr>
-                    <m:sty m:val="p"/>
-                  </m:rPr>
-                  <w:rPr>
-                    <w:rFonts w:ascii="Cambria Math" w:hAnsi="Cambria Math" w:cs="Times New Roman"/>
-                    <w:sz w:val="28"/>
-                    <w:szCs w:val="28"/>
-                  </w:rPr>
-                  <m:t>8</m:t>
+                  <m:t>-8</m:t>
                 </m:r>
                 <m:sSub>
                   <m:sSubPr>
@@ -3409,18 +3310,7 @@
                     <w:sz w:val="28"/>
                     <w:szCs w:val="28"/>
                   </w:rPr>
-                  <m:t>+2</m:t>
-                </m:r>
-                <m:r>
-                  <m:rPr>
-                    <m:sty m:val="p"/>
-                  </m:rPr>
-                  <w:rPr>
-                    <w:rFonts w:ascii="Cambria Math" w:hAnsi="Cambria Math" w:cs="Times New Roman"/>
-                    <w:sz w:val="28"/>
-                    <w:szCs w:val="28"/>
-                  </w:rPr>
-                  <m:t>5</m:t>
+                  <m:t>+25</m:t>
                 </m:r>
                 <m:sSub>
                   <m:sSubPr>
@@ -3510,18 +3400,7 @@
                     <w:sz w:val="28"/>
                     <w:szCs w:val="28"/>
                   </w:rPr>
-                  <m:t>=</m:t>
-                </m:r>
-                <m:r>
-                  <m:rPr>
-                    <m:sty m:val="p"/>
-                  </m:rPr>
-                  <w:rPr>
-                    <w:rFonts w:ascii="Cambria Math" w:hAnsi="Cambria Math" w:cs="Times New Roman"/>
-                    <w:sz w:val="28"/>
-                    <w:szCs w:val="28"/>
-                  </w:rPr>
-                  <m:t>25</m:t>
+                  <m:t>=25</m:t>
                 </m:r>
               </m:e>
             </m:mr>
@@ -3581,18 +3460,7 @@
                     <w:sz w:val="28"/>
                     <w:szCs w:val="28"/>
                   </w:rPr>
-                  <m:t>+</m:t>
-                </m:r>
-                <m:r>
-                  <m:rPr>
-                    <m:sty m:val="p"/>
-                  </m:rPr>
-                  <w:rPr>
-                    <w:rFonts w:ascii="Cambria Math" w:hAnsi="Cambria Math" w:cs="Times New Roman"/>
-                    <w:sz w:val="28"/>
-                    <w:szCs w:val="28"/>
-                  </w:rPr>
-                  <m:t>2</m:t>
+                  <m:t>+2</m:t>
                 </m:r>
                 <m:sSub>
                   <m:sSubPr>
@@ -3637,18 +3505,7 @@
                     <w:sz w:val="28"/>
                     <w:szCs w:val="28"/>
                   </w:rPr>
-                  <m:t>+1</m:t>
-                </m:r>
-                <m:r>
-                  <m:rPr>
-                    <m:sty m:val="p"/>
-                  </m:rPr>
-                  <w:rPr>
-                    <w:rFonts w:ascii="Cambria Math" w:hAnsi="Cambria Math" w:cs="Times New Roman"/>
-                    <w:sz w:val="28"/>
-                    <w:szCs w:val="28"/>
-                  </w:rPr>
-                  <m:t>6</m:t>
+                  <m:t>+16</m:t>
                 </m:r>
                 <m:sSub>
                   <m:sSubPr>
@@ -3828,18 +3685,7 @@
                     <w:sz w:val="28"/>
                     <w:szCs w:val="28"/>
                   </w:rPr>
-                  <m:t>+</m:t>
-                </m:r>
-                <m:r>
-                  <m:rPr>
-                    <m:sty m:val="p"/>
-                  </m:rPr>
-                  <w:rPr>
-                    <w:rFonts w:ascii="Cambria Math" w:hAnsi="Cambria Math" w:cs="Times New Roman"/>
-                    <w:sz w:val="28"/>
-                    <w:szCs w:val="28"/>
-                  </w:rPr>
-                  <m:t>2</m:t>
+                  <m:t>+2</m:t>
                 </m:r>
                 <m:sSub>
                   <m:sSubPr>
@@ -3884,18 +3730,7 @@
                     <w:sz w:val="28"/>
                     <w:szCs w:val="28"/>
                   </w:rPr>
-                  <m:t>=</m:t>
-                </m:r>
-                <m:r>
-                  <m:rPr>
-                    <m:sty m:val="p"/>
-                  </m:rPr>
-                  <w:rPr>
-                    <w:rFonts w:ascii="Cambria Math" w:hAnsi="Cambria Math" w:cs="Times New Roman"/>
-                    <w:sz w:val="28"/>
-                    <w:szCs w:val="28"/>
-                  </w:rPr>
-                  <m:t>51</m:t>
+                  <m:t>=51</m:t>
                 </m:r>
               </m:e>
             </m:mr>
@@ -3955,18 +3790,7 @@
                     <w:sz w:val="28"/>
                     <w:szCs w:val="28"/>
                   </w:rPr>
-                  <m:t>-</m:t>
-                </m:r>
-                <m:r>
-                  <m:rPr>
-                    <m:sty m:val="p"/>
-                  </m:rPr>
-                  <w:rPr>
-                    <w:rFonts w:ascii="Cambria Math" w:hAnsi="Cambria Math" w:cs="Times New Roman"/>
-                    <w:sz w:val="28"/>
-                    <w:szCs w:val="28"/>
-                  </w:rPr>
-                  <m:t>2</m:t>
+                  <m:t>-2</m:t>
                 </m:r>
                 <m:sSub>
                   <m:sSubPr>
@@ -4011,18 +3835,7 @@
                     <w:sz w:val="28"/>
                     <w:szCs w:val="28"/>
                   </w:rPr>
-                  <m:t>+</m:t>
-                </m:r>
-                <m:r>
-                  <m:rPr>
-                    <m:sty m:val="p"/>
-                  </m:rPr>
-                  <w:rPr>
-                    <w:rFonts w:ascii="Cambria Math" w:hAnsi="Cambria Math" w:cs="Times New Roman"/>
-                    <w:sz w:val="28"/>
-                    <w:szCs w:val="28"/>
-                  </w:rPr>
-                  <m:t>3</m:t>
+                  <m:t>+3</m:t>
                 </m:r>
                 <m:sSub>
                   <m:sSubPr>
@@ -4067,18 +3880,7 @@
                     <w:sz w:val="28"/>
                     <w:szCs w:val="28"/>
                   </w:rPr>
-                  <m:t>+</m:t>
-                </m:r>
-                <m:r>
-                  <m:rPr>
-                    <m:sty m:val="p"/>
-                  </m:rPr>
-                  <w:rPr>
-                    <w:rFonts w:ascii="Cambria Math" w:hAnsi="Cambria Math" w:cs="Times New Roman"/>
-                    <w:sz w:val="28"/>
-                    <w:szCs w:val="28"/>
-                  </w:rPr>
-                  <m:t>26</m:t>
+                  <m:t>+26</m:t>
                 </m:r>
                 <m:sSub>
                   <m:sSubPr>
@@ -4123,18 +3925,7 @@
                     <w:sz w:val="28"/>
                     <w:szCs w:val="28"/>
                   </w:rPr>
-                  <m:t>+</m:t>
-                </m:r>
-                <m:r>
-                  <m:rPr>
-                    <m:sty m:val="p"/>
-                  </m:rPr>
-                  <w:rPr>
-                    <w:rFonts w:ascii="Cambria Math" w:hAnsi="Cambria Math" w:cs="Times New Roman"/>
-                    <w:sz w:val="28"/>
-                    <w:szCs w:val="28"/>
-                  </w:rPr>
-                  <m:t>7</m:t>
+                  <m:t>+7</m:t>
                 </m:r>
                 <m:sSub>
                   <m:sSubPr>
@@ -4179,18 +3970,7 @@
                     <w:sz w:val="28"/>
                     <w:szCs w:val="28"/>
                   </w:rPr>
-                  <m:t>+1</m:t>
-                </m:r>
-                <m:r>
-                  <m:rPr>
-                    <m:sty m:val="p"/>
-                  </m:rPr>
-                  <w:rPr>
-                    <w:rFonts w:ascii="Cambria Math" w:hAnsi="Cambria Math" w:cs="Times New Roman"/>
-                    <w:sz w:val="28"/>
-                    <w:szCs w:val="28"/>
-                  </w:rPr>
-                  <m:t>9</m:t>
+                  <m:t>+19</m:t>
                 </m:r>
                 <m:sSub>
                   <m:sSubPr>
@@ -4235,18 +4015,7 @@
                     <w:sz w:val="28"/>
                     <w:szCs w:val="28"/>
                   </w:rPr>
-                  <m:t>+</m:t>
-                </m:r>
-                <m:r>
-                  <m:rPr>
-                    <m:sty m:val="p"/>
-                  </m:rPr>
-                  <w:rPr>
-                    <w:rFonts w:ascii="Cambria Math" w:hAnsi="Cambria Math" w:cs="Times New Roman"/>
-                    <w:sz w:val="28"/>
-                    <w:szCs w:val="28"/>
-                  </w:rPr>
-                  <m:t>21</m:t>
+                  <m:t>+21</m:t>
                 </m:r>
                 <m:sSub>
                   <m:sSubPr>
@@ -4291,18 +4060,7 @@
                     <w:sz w:val="28"/>
                     <w:szCs w:val="28"/>
                   </w:rPr>
-                  <m:t>≥</m:t>
-                </m:r>
-                <m:r>
-                  <m:rPr>
-                    <m:sty m:val="p"/>
-                  </m:rPr>
-                  <w:rPr>
-                    <w:rFonts w:ascii="Cambria Math" w:hAnsi="Cambria Math" w:cs="Times New Roman"/>
-                    <w:sz w:val="28"/>
-                    <w:szCs w:val="28"/>
-                  </w:rPr>
-                  <m:t>66</m:t>
+                  <m:t>≥66</m:t>
                 </m:r>
               </m:e>
             </m:mr>
@@ -4452,18 +4210,7 @@
                     <w:sz w:val="28"/>
                     <w:szCs w:val="28"/>
                   </w:rPr>
-                  <m:t>+</m:t>
-                </m:r>
-                <m:r>
-                  <m:rPr>
-                    <m:sty m:val="p"/>
-                  </m:rPr>
-                  <w:rPr>
-                    <w:rFonts w:ascii="Cambria Math" w:hAnsi="Cambria Math" w:cs="Times New Roman"/>
-                    <w:sz w:val="28"/>
-                    <w:szCs w:val="28"/>
-                  </w:rPr>
-                  <m:t>3</m:t>
+                  <m:t>+3</m:t>
                 </m:r>
                 <m:sSub>
                   <m:sSubPr>
@@ -4553,18 +4300,7 @@
                     <w:sz w:val="28"/>
                     <w:szCs w:val="28"/>
                   </w:rPr>
-                  <m:t>+</m:t>
-                </m:r>
-                <m:r>
-                  <m:rPr>
-                    <m:sty m:val="p"/>
-                  </m:rPr>
-                  <w:rPr>
-                    <w:rFonts w:ascii="Cambria Math" w:hAnsi="Cambria Math" w:cs="Times New Roman"/>
-                    <w:sz w:val="28"/>
-                    <w:szCs w:val="28"/>
-                  </w:rPr>
-                  <m:t>8</m:t>
+                  <m:t>+8</m:t>
                 </m:r>
                 <m:sSub>
                   <m:sSubPr>
@@ -4654,18 +4390,7 @@
                     <w:sz w:val="28"/>
                     <w:szCs w:val="28"/>
                   </w:rPr>
-                  <m:t>≥</m:t>
-                </m:r>
-                <m:r>
-                  <m:rPr>
-                    <m:sty m:val="p"/>
-                  </m:rPr>
-                  <w:rPr>
-                    <w:rFonts w:ascii="Cambria Math" w:hAnsi="Cambria Math" w:cs="Times New Roman"/>
-                    <w:sz w:val="28"/>
-                    <w:szCs w:val="28"/>
-                  </w:rPr>
-                  <m:t>20</m:t>
+                  <m:t>≥20</m:t>
                 </m:r>
               </m:e>
             </m:mr>
@@ -4815,29 +4540,7 @@
                     <w:sz w:val="28"/>
                     <w:szCs w:val="28"/>
                   </w:rPr>
-                  <m:t>+</m:t>
-                </m:r>
-                <m:r>
-                  <m:rPr>
-                    <m:sty m:val="p"/>
-                  </m:rPr>
-                  <w:rPr>
-                    <w:rFonts w:ascii="Cambria Math" w:hAnsi="Cambria Math" w:cs="Times New Roman"/>
-                    <w:sz w:val="28"/>
-                    <w:szCs w:val="28"/>
-                  </w:rPr>
-                  <m:t>1</m:t>
-                </m:r>
-                <m:r>
-                  <m:rPr>
-                    <m:sty m:val="p"/>
-                  </m:rPr>
-                  <w:rPr>
-                    <w:rFonts w:ascii="Cambria Math" w:hAnsi="Cambria Math" w:cs="Times New Roman"/>
-                    <w:sz w:val="28"/>
-                    <w:szCs w:val="28"/>
-                  </w:rPr>
-                  <m:t>4</m:t>
+                  <m:t>+14</m:t>
                 </m:r>
                 <m:sSub>
                   <m:sSubPr>
@@ -4882,18 +4585,7 @@
                     <w:sz w:val="28"/>
                     <w:szCs w:val="28"/>
                   </w:rPr>
-                  <m:t>+</m:t>
-                </m:r>
-                <m:r>
-                  <m:rPr>
-                    <m:sty m:val="p"/>
-                  </m:rPr>
-                  <w:rPr>
-                    <w:rFonts w:ascii="Cambria Math" w:hAnsi="Cambria Math" w:cs="Times New Roman"/>
-                    <w:sz w:val="28"/>
-                    <w:szCs w:val="28"/>
-                  </w:rPr>
-                  <m:t>10</m:t>
+                  <m:t>+10</m:t>
                 </m:r>
                 <m:sSub>
                   <m:sSubPr>
@@ -4938,18 +4630,7 @@
                     <w:sz w:val="28"/>
                     <w:szCs w:val="28"/>
                   </w:rPr>
-                  <m:t>+1</m:t>
-                </m:r>
-                <m:r>
-                  <m:rPr>
-                    <m:sty m:val="p"/>
-                  </m:rPr>
-                  <w:rPr>
-                    <w:rFonts w:ascii="Cambria Math" w:hAnsi="Cambria Math" w:cs="Times New Roman"/>
-                    <w:sz w:val="28"/>
-                    <w:szCs w:val="28"/>
-                  </w:rPr>
-                  <m:t>6</m:t>
+                  <m:t>+16</m:t>
                 </m:r>
                 <m:sSub>
                   <m:sSubPr>
@@ -4994,18 +4675,7 @@
                     <w:sz w:val="28"/>
                     <w:szCs w:val="28"/>
                   </w:rPr>
-                  <m:t>+</m:t>
-                </m:r>
-                <m:r>
-                  <m:rPr>
-                    <m:sty m:val="p"/>
-                  </m:rPr>
-                  <w:rPr>
-                    <w:rFonts w:ascii="Cambria Math" w:hAnsi="Cambria Math" w:cs="Times New Roman"/>
-                    <w:sz w:val="28"/>
-                    <w:szCs w:val="28"/>
-                  </w:rPr>
-                  <m:t>14</m:t>
+                  <m:t>+14</m:t>
                 </m:r>
                 <m:sSub>
                   <m:sSubPr>
@@ -5050,18 +4720,7 @@
                     <w:sz w:val="28"/>
                     <w:szCs w:val="28"/>
                   </w:rPr>
-                  <m:t>≤</m:t>
-                </m:r>
-                <m:r>
-                  <m:rPr>
-                    <m:sty m:val="p"/>
-                  </m:rPr>
-                  <w:rPr>
-                    <w:rFonts w:ascii="Cambria Math" w:hAnsi="Cambria Math" w:cs="Times New Roman"/>
-                    <w:sz w:val="28"/>
-                    <w:szCs w:val="28"/>
-                  </w:rPr>
-                  <m:t>87</m:t>
+                  <m:t>≤87</m:t>
                 </m:r>
               </m:e>
             </m:mr>
@@ -11730,18 +11389,7 @@
                         <w:sz w:val="28"/>
                         <w:szCs w:val="28"/>
                       </w:rPr>
-                      <m:t>2</m:t>
-                    </m:r>
-                    <m:r>
-                      <m:rPr>
-                        <m:sty m:val="p"/>
-                      </m:rPr>
-                      <w:rPr>
-                        <w:rFonts w:ascii="Cambria Math" w:hAnsi="Cambria Math" w:cs="Times New Roman"/>
-                        <w:sz w:val="28"/>
-                        <w:szCs w:val="28"/>
-                      </w:rPr>
-                      <m:t>5</m:t>
+                      <m:t>25</m:t>
                     </m:r>
                   </m:e>
                   <m:e>
@@ -11875,8 +11523,10 @@
                         <w:sz w:val="28"/>
                         <w:szCs w:val="28"/>
                       </w:rPr>
-                      <m:t>-1</m:t>
-                    </m:r>
+                      <m:t>-19</m:t>
+                    </m:r>
+                  </m:e>
+                  <m:e>
                     <m:r>
                       <m:rPr>
                         <m:sty m:val="p"/>
@@ -11886,31 +11536,7 @@
                         <w:sz w:val="28"/>
                         <w:szCs w:val="28"/>
                       </w:rPr>
-                      <m:t>9</m:t>
-                    </m:r>
-                  </m:e>
-                  <m:e>
-                    <m:r>
-                      <m:rPr>
-                        <m:sty m:val="p"/>
-                      </m:rPr>
-                      <w:rPr>
-                        <w:rFonts w:ascii="Cambria Math" w:hAnsi="Cambria Math" w:cs="Times New Roman"/>
-                        <w:sz w:val="28"/>
-                        <w:szCs w:val="28"/>
-                      </w:rPr>
-                      <m:t>-</m:t>
-                    </m:r>
-                    <m:r>
-                      <m:rPr>
-                        <m:sty m:val="p"/>
-                      </m:rPr>
-                      <w:rPr>
-                        <w:rFonts w:ascii="Cambria Math" w:hAnsi="Cambria Math" w:cs="Times New Roman"/>
-                        <w:sz w:val="28"/>
-                        <w:szCs w:val="28"/>
-                      </w:rPr>
-                      <m:t>21</m:t>
+                      <m:t>-21</m:t>
                     </m:r>
                   </m:e>
                   <m:e>
@@ -11964,18 +11590,7 @@
                         <w:sz w:val="28"/>
                         <w:szCs w:val="28"/>
                       </w:rPr>
-                      <m:t>-</m:t>
-                    </m:r>
-                    <m:r>
-                      <m:rPr>
-                        <m:sty m:val="p"/>
-                      </m:rPr>
-                      <w:rPr>
-                        <w:rFonts w:ascii="Cambria Math" w:hAnsi="Cambria Math" w:cs="Times New Roman"/>
-                        <w:sz w:val="28"/>
-                        <w:szCs w:val="28"/>
-                      </w:rPr>
-                      <m:t>2</m:t>
+                      <m:t>-2</m:t>
                     </m:r>
                   </m:e>
                   <m:e>
@@ -12042,18 +11657,7 @@
                         <w:sz w:val="28"/>
                         <w:szCs w:val="28"/>
                       </w:rPr>
-                      <m:t>1</m:t>
-                    </m:r>
-                    <m:r>
-                      <m:rPr>
-                        <m:sty m:val="p"/>
-                      </m:rPr>
-                      <w:rPr>
-                        <w:rFonts w:ascii="Cambria Math" w:hAnsi="Cambria Math" w:cs="Times New Roman"/>
-                        <w:sz w:val="28"/>
-                        <w:szCs w:val="28"/>
-                      </w:rPr>
-                      <m:t>6</m:t>
+                      <m:t>16</m:t>
                     </m:r>
                   </m:e>
                   <m:e>
@@ -19782,7 +19386,6 @@
           <w:rFonts w:ascii="Times New Roman" w:hAnsi="Times New Roman" w:cs="Times New Roman"/>
           <w:sz w:val="28"/>
           <w:szCs w:val="28"/>
-          <w:lang w:val="en-US"/>
         </w:rPr>
       </w:pPr>
       <m:oMathPara>
@@ -19822,7 +19425,6 @@
                   <w:rPr>
                     <w:rFonts w:ascii="Cambria Math" w:hAnsi="Cambria Math" w:cs="Times New Roman"/>
                     <w:szCs w:val="22"/>
-                    <w:lang w:val="en-US"/>
                   </w:rPr>
                   <m:t>=</m:t>
                 </m:r>
@@ -19852,7 +19454,6 @@
                       <w:rPr>
                         <w:rFonts w:ascii="Cambria Math" w:hAnsi="Cambria Math" w:cs="Times New Roman"/>
                         <w:szCs w:val="22"/>
-                        <w:lang w:val="en-US"/>
                       </w:rPr>
                       <m:t>-1</m:t>
                     </m:r>
@@ -19883,7 +19484,6 @@
                   <w:rPr>
                     <w:rFonts w:ascii="Cambria Math" w:hAnsi="Cambria Math" w:cs="Times New Roman"/>
                     <w:szCs w:val="22"/>
-                    <w:lang w:val="en-US"/>
                   </w:rPr>
                   <m:t>=</m:t>
                 </m:r>
@@ -19913,7 +19513,6 @@
                       <w:rPr>
                         <w:rFonts w:ascii="Cambria Math" w:hAnsi="Cambria Math" w:cs="Times New Roman"/>
                         <w:szCs w:val="22"/>
-                        <w:lang w:val="en-US"/>
                       </w:rPr>
                       <m:t>-1</m:t>
                     </m:r>
@@ -19933,7 +19532,6 @@
                   <w:rPr>
                     <w:rFonts w:ascii="Cambria Math" w:hAnsi="Cambria Math" w:cs="Times New Roman"/>
                     <w:szCs w:val="22"/>
-                    <w:lang w:val="en-US"/>
                   </w:rPr>
                   <m:t>=</m:t>
                 </m:r>
@@ -19975,20 +19573,8 @@
                             <w:rPr>
                               <w:rFonts w:ascii="Cambria Math" w:hAnsi="Cambria Math" w:cs="Times New Roman"/>
                               <w:szCs w:val="22"/>
-                              <w:lang w:val="en-US"/>
                             </w:rPr>
-                            <m:t>-0.0</m:t>
-                          </m:r>
-                          <m:r>
-                            <m:rPr>
-                              <m:sty m:val="p"/>
-                            </m:rPr>
-                            <w:rPr>
-                              <w:rFonts w:ascii="Cambria Math" w:hAnsi="Cambria Math" w:cs="Times New Roman"/>
-                              <w:szCs w:val="22"/>
-                              <w:lang w:val="en-US"/>
-                            </w:rPr>
-                            <m:t>26606</m:t>
+                            <m:t>-0.026606</m:t>
                           </m:r>
                         </m:e>
                         <m:e>
@@ -19999,20 +19585,8 @@
                             <w:rPr>
                               <w:rFonts w:ascii="Cambria Math" w:hAnsi="Cambria Math" w:cs="Times New Roman"/>
                               <w:szCs w:val="22"/>
-                              <w:lang w:val="en-US"/>
                             </w:rPr>
-                            <m:t>0.0</m:t>
-                          </m:r>
-                          <m:r>
-                            <m:rPr>
-                              <m:sty m:val="p"/>
-                            </m:rPr>
-                            <w:rPr>
-                              <w:rFonts w:ascii="Cambria Math" w:hAnsi="Cambria Math" w:cs="Times New Roman"/>
-                              <w:szCs w:val="22"/>
-                              <w:lang w:val="en-US"/>
-                            </w:rPr>
-                            <m:t>55983</m:t>
+                            <m:t>0.055983</m:t>
                           </m:r>
                         </m:e>
                         <m:e>
@@ -20023,20 +19597,8 @@
                             <w:rPr>
                               <w:rFonts w:ascii="Cambria Math" w:hAnsi="Cambria Math" w:cs="Times New Roman"/>
                               <w:szCs w:val="22"/>
-                              <w:lang w:val="en-US"/>
                             </w:rPr>
-                            <m:t>-0.0</m:t>
-                          </m:r>
-                          <m:r>
-                            <m:rPr>
-                              <m:sty m:val="p"/>
-                            </m:rPr>
-                            <w:rPr>
-                              <w:rFonts w:ascii="Cambria Math" w:hAnsi="Cambria Math" w:cs="Times New Roman"/>
-                              <w:szCs w:val="22"/>
-                              <w:lang w:val="en-US"/>
-                            </w:rPr>
-                            <m:t>40412</m:t>
+                            <m:t>-0.040412</m:t>
                           </m:r>
                         </m:e>
                         <m:e>
@@ -20047,31 +19609,8 @@
                             <w:rPr>
                               <w:rFonts w:ascii="Cambria Math" w:hAnsi="Cambria Math" w:cs="Times New Roman"/>
                               <w:szCs w:val="22"/>
-                              <w:lang w:val="en-US"/>
                             </w:rPr>
-                            <m:t>0.0</m:t>
-                          </m:r>
-                          <m:r>
-                            <m:rPr>
-                              <m:sty m:val="p"/>
-                            </m:rPr>
-                            <w:rPr>
-                              <w:rFonts w:ascii="Cambria Math" w:hAnsi="Cambria Math" w:cs="Times New Roman"/>
-                              <w:szCs w:val="22"/>
-                              <w:lang w:val="en-US"/>
-                            </w:rPr>
-                            <m:t>755</m:t>
-                          </m:r>
-                          <m:r>
-                            <m:rPr>
-                              <m:sty m:val="p"/>
-                            </m:rPr>
-                            <w:rPr>
-                              <w:rFonts w:ascii="Cambria Math" w:hAnsi="Cambria Math" w:cs="Times New Roman"/>
-                              <w:szCs w:val="22"/>
-                              <w:lang w:val="en-US"/>
-                            </w:rPr>
-                            <m:t>70</m:t>
+                            <m:t>0.075570</m:t>
                           </m:r>
                         </m:e>
                         <m:e>
@@ -20082,31 +19621,8 @@
                             <w:rPr>
                               <w:rFonts w:ascii="Cambria Math" w:hAnsi="Cambria Math" w:cs="Times New Roman"/>
                               <w:szCs w:val="22"/>
-                              <w:lang w:val="en-US"/>
                             </w:rPr>
-                            <m:t>-</m:t>
-                          </m:r>
-                          <m:r>
-                            <m:rPr>
-                              <m:sty m:val="p"/>
-                            </m:rPr>
-                            <w:rPr>
-                              <w:rFonts w:ascii="Cambria Math" w:hAnsi="Cambria Math" w:cs="Times New Roman"/>
-                              <w:szCs w:val="22"/>
-                              <w:lang w:val="en-US"/>
-                            </w:rPr>
-                            <m:t>0.0</m:t>
-                          </m:r>
-                          <m:r>
-                            <m:rPr>
-                              <m:sty m:val="p"/>
-                            </m:rPr>
-                            <w:rPr>
-                              <w:rFonts w:ascii="Cambria Math" w:hAnsi="Cambria Math" w:cs="Times New Roman"/>
-                              <w:szCs w:val="22"/>
-                              <w:lang w:val="en-US"/>
-                            </w:rPr>
-                            <m:t>51532</m:t>
+                            <m:t>-0.051532</m:t>
                           </m:r>
                         </m:e>
                       </m:mr>
@@ -20119,20 +19635,8 @@
                             <w:rPr>
                               <w:rFonts w:ascii="Cambria Math" w:hAnsi="Cambria Math" w:cs="Times New Roman"/>
                               <w:szCs w:val="22"/>
-                              <w:lang w:val="en-US"/>
                             </w:rPr>
-                            <m:t>0.0</m:t>
-                          </m:r>
-                          <m:r>
-                            <m:rPr>
-                              <m:sty m:val="p"/>
-                            </m:rPr>
-                            <w:rPr>
-                              <w:rFonts w:ascii="Cambria Math" w:hAnsi="Cambria Math" w:cs="Times New Roman"/>
-                              <w:szCs w:val="22"/>
-                              <w:lang w:val="en-US"/>
-                            </w:rPr>
-                            <m:t>59014</m:t>
+                            <m:t>0.059014</m:t>
                           </m:r>
                         </m:e>
                         <m:e>
@@ -20143,20 +19647,8 @@
                             <w:rPr>
                               <w:rFonts w:ascii="Cambria Math" w:hAnsi="Cambria Math" w:cs="Times New Roman"/>
                               <w:szCs w:val="22"/>
-                              <w:lang w:val="en-US"/>
                             </w:rPr>
-                            <m:t>-0.0</m:t>
-                          </m:r>
-                          <m:r>
-                            <m:rPr>
-                              <m:sty m:val="p"/>
-                            </m:rPr>
-                            <w:rPr>
-                              <w:rFonts w:ascii="Cambria Math" w:hAnsi="Cambria Math" w:cs="Times New Roman"/>
-                              <w:szCs w:val="22"/>
-                              <w:lang w:val="en-US"/>
-                            </w:rPr>
-                            <m:t>54749</m:t>
+                            <m:t>-0.054749</m:t>
                           </m:r>
                         </m:e>
                         <m:e>
@@ -20167,20 +19659,8 @@
                             <w:rPr>
                               <w:rFonts w:ascii="Cambria Math" w:hAnsi="Cambria Math" w:cs="Times New Roman"/>
                               <w:szCs w:val="22"/>
-                              <w:lang w:val="en-US"/>
                             </w:rPr>
-                            <m:t>0.1</m:t>
-                          </m:r>
-                          <m:r>
-                            <m:rPr>
-                              <m:sty m:val="p"/>
-                            </m:rPr>
-                            <w:rPr>
-                              <w:rFonts w:ascii="Cambria Math" w:hAnsi="Cambria Math" w:cs="Times New Roman"/>
-                              <w:szCs w:val="22"/>
-                              <w:lang w:val="en-US"/>
-                            </w:rPr>
-                            <m:t>3080</m:t>
+                            <m:t>0.13080</m:t>
                           </m:r>
                         </m:e>
                         <m:e>
@@ -20191,31 +19671,8 @@
                             <w:rPr>
                               <w:rFonts w:ascii="Cambria Math" w:hAnsi="Cambria Math" w:cs="Times New Roman"/>
                               <w:szCs w:val="22"/>
-                              <w:lang w:val="en-US"/>
                             </w:rPr>
-                            <m:t>-</m:t>
-                          </m:r>
-                          <m:r>
-                            <m:rPr>
-                              <m:sty m:val="p"/>
-                            </m:rPr>
-                            <w:rPr>
-                              <w:rFonts w:ascii="Cambria Math" w:hAnsi="Cambria Math" w:cs="Times New Roman"/>
-                              <w:szCs w:val="22"/>
-                              <w:lang w:val="en-US"/>
-                            </w:rPr>
-                            <m:t>0.</m:t>
-                          </m:r>
-                          <m:r>
-                            <m:rPr>
-                              <m:sty m:val="p"/>
-                            </m:rPr>
-                            <w:rPr>
-                              <w:rFonts w:ascii="Cambria Math" w:hAnsi="Cambria Math" w:cs="Times New Roman"/>
-                              <w:szCs w:val="22"/>
-                              <w:lang w:val="en-US"/>
-                            </w:rPr>
-                            <m:t>12354</m:t>
+                            <m:t>-0.12354</m:t>
                           </m:r>
                         </m:e>
                         <m:e>
@@ -20226,20 +19683,8 @@
                             <w:rPr>
                               <w:rFonts w:ascii="Cambria Math" w:hAnsi="Cambria Math" w:cs="Times New Roman"/>
                               <w:szCs w:val="22"/>
-                              <w:lang w:val="en-US"/>
                             </w:rPr>
-                            <m:t>0.</m:t>
-                          </m:r>
-                          <m:r>
-                            <m:rPr>
-                              <m:sty m:val="p"/>
-                            </m:rPr>
-                            <w:rPr>
-                              <w:rFonts w:ascii="Cambria Math" w:hAnsi="Cambria Math" w:cs="Times New Roman"/>
-                              <w:szCs w:val="22"/>
-                              <w:lang w:val="en-US"/>
-                            </w:rPr>
-                            <m:t>14565</m:t>
+                            <m:t>0.14565</m:t>
                           </m:r>
                         </m:e>
                       </m:mr>
@@ -20252,20 +19697,8 @@
                             <w:rPr>
                               <w:rFonts w:ascii="Cambria Math" w:hAnsi="Cambria Math" w:cs="Times New Roman"/>
                               <w:szCs w:val="22"/>
-                              <w:lang w:val="en-US"/>
                             </w:rPr>
-                            <m:t>0.0</m:t>
-                          </m:r>
-                          <m:r>
-                            <m:rPr>
-                              <m:sty m:val="p"/>
-                            </m:rPr>
-                            <w:rPr>
-                              <w:rFonts w:ascii="Cambria Math" w:hAnsi="Cambria Math" w:cs="Times New Roman"/>
-                              <w:szCs w:val="22"/>
-                              <w:lang w:val="en-US"/>
-                            </w:rPr>
-                            <m:t>16602</m:t>
+                            <m:t>0.016602</m:t>
                           </m:r>
                         </m:e>
                         <m:e>
@@ -20276,20 +19709,8 @@
                             <w:rPr>
                               <w:rFonts w:ascii="Cambria Math" w:hAnsi="Cambria Math" w:cs="Times New Roman"/>
                               <w:szCs w:val="22"/>
-                              <w:lang w:val="en-US"/>
                             </w:rPr>
-                            <m:t>-0.0</m:t>
-                          </m:r>
-                          <m:r>
-                            <m:rPr>
-                              <m:sty m:val="p"/>
-                            </m:rPr>
-                            <w:rPr>
-                              <w:rFonts w:ascii="Cambria Math" w:hAnsi="Cambria Math" w:cs="Times New Roman"/>
-                              <w:szCs w:val="22"/>
-                              <w:lang w:val="en-US"/>
-                            </w:rPr>
-                            <m:t>26810</m:t>
+                            <m:t>-0.026810</m:t>
                           </m:r>
                         </m:e>
                         <m:e>
@@ -20300,20 +19721,8 @@
                             <w:rPr>
                               <w:rFonts w:ascii="Cambria Math" w:hAnsi="Cambria Math" w:cs="Times New Roman"/>
                               <w:szCs w:val="22"/>
-                              <w:lang w:val="en-US"/>
                             </w:rPr>
-                            <m:t>0.0</m:t>
-                          </m:r>
-                          <m:r>
-                            <m:rPr>
-                              <m:sty m:val="p"/>
-                            </m:rPr>
-                            <w:rPr>
-                              <w:rFonts w:ascii="Cambria Math" w:hAnsi="Cambria Math" w:cs="Times New Roman"/>
-                              <w:szCs w:val="22"/>
-                              <w:lang w:val="en-US"/>
-                            </w:rPr>
-                            <m:t>45134</m:t>
+                            <m:t>0.045134</m:t>
                           </m:r>
                         </m:e>
                         <m:e>
@@ -20324,31 +19733,8 @@
                             <w:rPr>
                               <w:rFonts w:ascii="Cambria Math" w:hAnsi="Cambria Math" w:cs="Times New Roman"/>
                               <w:szCs w:val="22"/>
-                              <w:lang w:val="en-US"/>
                             </w:rPr>
-                            <m:t>-</m:t>
-                          </m:r>
-                          <m:r>
-                            <m:rPr>
-                              <m:sty m:val="p"/>
-                            </m:rPr>
-                            <w:rPr>
-                              <w:rFonts w:ascii="Cambria Math" w:hAnsi="Cambria Math" w:cs="Times New Roman"/>
-                              <w:szCs w:val="22"/>
-                              <w:lang w:val="en-US"/>
-                            </w:rPr>
-                            <m:t>0.</m:t>
-                          </m:r>
-                          <m:r>
-                            <m:rPr>
-                              <m:sty m:val="p"/>
-                            </m:rPr>
-                            <w:rPr>
-                              <w:rFonts w:ascii="Cambria Math" w:hAnsi="Cambria Math" w:cs="Times New Roman"/>
-                              <w:szCs w:val="22"/>
-                              <w:lang w:val="en-US"/>
-                            </w:rPr>
-                            <m:t>097592</m:t>
+                            <m:t>-0.097592</m:t>
                           </m:r>
                         </m:e>
                         <m:e>
@@ -20359,20 +19745,8 @@
                             <w:rPr>
                               <w:rFonts w:ascii="Cambria Math" w:hAnsi="Cambria Math" w:cs="Times New Roman"/>
                               <w:szCs w:val="22"/>
-                              <w:lang w:val="en-US"/>
                             </w:rPr>
-                            <m:t>0.0</m:t>
-                          </m:r>
-                          <m:r>
-                            <m:rPr>
-                              <m:sty m:val="p"/>
-                            </m:rPr>
-                            <w:rPr>
-                              <w:rFonts w:ascii="Cambria Math" w:hAnsi="Cambria Math" w:cs="Times New Roman"/>
-                              <w:szCs w:val="22"/>
-                              <w:lang w:val="en-US"/>
-                            </w:rPr>
-                            <m:t>51954</m:t>
+                            <m:t>0.051954</m:t>
                           </m:r>
                         </m:e>
                       </m:mr>
@@ -20385,20 +19759,8 @@
                             <w:rPr>
                               <w:rFonts w:ascii="Cambria Math" w:hAnsi="Cambria Math" w:cs="Times New Roman"/>
                               <w:szCs w:val="22"/>
-                              <w:lang w:val="en-US"/>
                             </w:rPr>
-                            <m:t>0.02</m:t>
-                          </m:r>
-                          <m:r>
-                            <m:rPr>
-                              <m:sty m:val="p"/>
-                            </m:rPr>
-                            <w:rPr>
-                              <w:rFonts w:ascii="Cambria Math" w:hAnsi="Cambria Math" w:cs="Times New Roman"/>
-                              <w:szCs w:val="22"/>
-                              <w:lang w:val="en-US"/>
-                            </w:rPr>
-                            <m:t>8381</m:t>
+                            <m:t>0.028381</m:t>
                           </m:r>
                         </m:e>
                         <m:e>
@@ -20409,42 +19771,8 @@
                             <w:rPr>
                               <w:rFonts w:ascii="Cambria Math" w:hAnsi="Cambria Math" w:cs="Times New Roman"/>
                               <w:szCs w:val="22"/>
-                              <w:lang w:val="en-US"/>
                             </w:rPr>
-                            <m:t>-</m:t>
-                          </m:r>
-                          <m:r>
-                            <m:rPr>
-                              <m:sty m:val="p"/>
-                            </m:rPr>
-                            <w:rPr>
-                              <w:rFonts w:ascii="Cambria Math" w:hAnsi="Cambria Math" w:cs="Times New Roman"/>
-                              <w:szCs w:val="22"/>
-                              <w:lang w:val="en-US"/>
-                            </w:rPr>
-                            <m:t>0.0</m:t>
-                          </m:r>
-                          <m:r>
-                            <m:rPr>
-                              <m:sty m:val="p"/>
-                            </m:rPr>
-                            <w:rPr>
-                              <w:rFonts w:ascii="Cambria Math" w:hAnsi="Cambria Math" w:cs="Times New Roman"/>
-                              <w:szCs w:val="22"/>
-                              <w:lang w:val="en-US"/>
-                            </w:rPr>
-                            <m:t>0</m:t>
-                          </m:r>
-                          <m:r>
-                            <m:rPr>
-                              <m:sty m:val="p"/>
-                            </m:rPr>
-                            <w:rPr>
-                              <w:rFonts w:ascii="Cambria Math" w:hAnsi="Cambria Math" w:cs="Times New Roman"/>
-                              <w:szCs w:val="22"/>
-                              <w:lang w:val="en-US"/>
-                            </w:rPr>
-                            <m:t>87576</m:t>
+                            <m:t>-0.0087576</m:t>
                           </m:r>
                         </m:e>
                         <m:e>
@@ -20455,20 +19783,8 @@
                             <w:rPr>
                               <w:rFonts w:ascii="Cambria Math" w:hAnsi="Cambria Math" w:cs="Times New Roman"/>
                               <w:szCs w:val="22"/>
-                              <w:lang w:val="en-US"/>
                             </w:rPr>
-                            <m:t>0.0</m:t>
-                          </m:r>
-                          <m:r>
-                            <m:rPr>
-                              <m:sty m:val="p"/>
-                            </m:rPr>
-                            <w:rPr>
-                              <w:rFonts w:ascii="Cambria Math" w:hAnsi="Cambria Math" w:cs="Times New Roman"/>
-                              <w:szCs w:val="22"/>
-                              <w:lang w:val="en-US"/>
-                            </w:rPr>
-                            <m:t>06752</m:t>
+                            <m:t>0.006752</m:t>
                           </m:r>
                         </m:e>
                         <m:e>
@@ -20479,20 +19795,8 @@
                             <w:rPr>
                               <w:rFonts w:ascii="Cambria Math" w:hAnsi="Cambria Math" w:cs="Times New Roman"/>
                               <w:szCs w:val="22"/>
-                              <w:lang w:val="en-US"/>
                             </w:rPr>
-                            <m:t>-0.03</m:t>
-                          </m:r>
-                          <m:r>
-                            <m:rPr>
-                              <m:sty m:val="p"/>
-                            </m:rPr>
-                            <w:rPr>
-                              <w:rFonts w:ascii="Cambria Math" w:hAnsi="Cambria Math" w:cs="Times New Roman"/>
-                              <w:szCs w:val="22"/>
-                              <w:lang w:val="en-US"/>
-                            </w:rPr>
-                            <m:t>0413</m:t>
+                            <m:t>-0.030413</m:t>
                           </m:r>
                         </m:e>
                         <m:e>
@@ -20503,20 +19807,8 @@
                             <w:rPr>
                               <w:rFonts w:ascii="Cambria Math" w:hAnsi="Cambria Math" w:cs="Times New Roman"/>
                               <w:szCs w:val="22"/>
-                              <w:lang w:val="en-US"/>
                             </w:rPr>
-                            <m:t>0.0</m:t>
-                          </m:r>
-                          <m:r>
-                            <m:rPr>
-                              <m:sty m:val="p"/>
-                            </m:rPr>
-                            <w:rPr>
-                              <w:rFonts w:ascii="Cambria Math" w:hAnsi="Cambria Math" w:cs="Times New Roman"/>
-                              <w:szCs w:val="22"/>
-                              <w:lang w:val="en-US"/>
-                            </w:rPr>
-                            <m:t>29597</m:t>
+                            <m:t>0.029597</m:t>
                           </m:r>
                         </m:e>
                       </m:mr>
@@ -20529,20 +19821,8 @@
                             <w:rPr>
                               <w:rFonts w:ascii="Cambria Math" w:hAnsi="Cambria Math" w:cs="Times New Roman"/>
                               <w:szCs w:val="22"/>
-                              <w:lang w:val="en-US"/>
                             </w:rPr>
-                            <m:t>-0.0</m:t>
-                          </m:r>
-                          <m:r>
-                            <m:rPr>
-                              <m:sty m:val="p"/>
-                            </m:rPr>
-                            <w:rPr>
-                              <w:rFonts w:ascii="Cambria Math" w:hAnsi="Cambria Math" w:cs="Times New Roman"/>
-                              <w:szCs w:val="22"/>
-                              <w:lang w:val="en-US"/>
-                            </w:rPr>
-                            <m:t>75723</m:t>
+                            <m:t>-0.075723</m:t>
                           </m:r>
                         </m:e>
                         <m:e>
@@ -20553,31 +19833,8 @@
                             <w:rPr>
                               <w:rFonts w:ascii="Cambria Math" w:hAnsi="Cambria Math" w:cs="Times New Roman"/>
                               <w:szCs w:val="22"/>
-                              <w:lang w:val="en-US"/>
                             </w:rPr>
-                            <m:t>-</m:t>
-                          </m:r>
-                          <m:r>
-                            <m:rPr>
-                              <m:sty m:val="p"/>
-                            </m:rPr>
-                            <w:rPr>
-                              <w:rFonts w:ascii="Cambria Math" w:hAnsi="Cambria Math" w:cs="Times New Roman"/>
-                              <w:szCs w:val="22"/>
-                              <w:lang w:val="en-US"/>
-                            </w:rPr>
-                            <m:t>0.0</m:t>
-                          </m:r>
-                          <m:r>
-                            <m:rPr>
-                              <m:sty m:val="p"/>
-                            </m:rPr>
-                            <w:rPr>
-                              <w:rFonts w:ascii="Cambria Math" w:hAnsi="Cambria Math" w:cs="Times New Roman"/>
-                              <w:szCs w:val="22"/>
-                              <w:lang w:val="en-US"/>
-                            </w:rPr>
-                            <m:t>11275</m:t>
+                            <m:t>-0.011275</m:t>
                           </m:r>
                         </m:e>
                         <m:e>
@@ -20588,20 +19845,8 @@
                             <w:rPr>
                               <w:rFonts w:ascii="Cambria Math" w:hAnsi="Cambria Math" w:cs="Times New Roman"/>
                               <w:szCs w:val="22"/>
-                              <w:lang w:val="en-US"/>
                             </w:rPr>
-                            <m:t>-0.</m:t>
-                          </m:r>
-                          <m:r>
-                            <m:rPr>
-                              <m:sty m:val="p"/>
-                            </m:rPr>
-                            <w:rPr>
-                              <w:rFonts w:ascii="Cambria Math" w:hAnsi="Cambria Math" w:cs="Times New Roman"/>
-                              <w:szCs w:val="22"/>
-                              <w:lang w:val="en-US"/>
-                            </w:rPr>
-                            <m:t>11392</m:t>
+                            <m:t>-0.11392</m:t>
                           </m:r>
                         </m:e>
                         <m:e>
@@ -20612,20 +19857,8 @@
                             <w:rPr>
                               <w:rFonts w:ascii="Cambria Math" w:hAnsi="Cambria Math" w:cs="Times New Roman"/>
                               <w:szCs w:val="22"/>
-                              <w:lang w:val="en-US"/>
                             </w:rPr>
-                            <m:t>-0.</m:t>
-                          </m:r>
-                          <m:r>
-                            <m:rPr>
-                              <m:sty m:val="p"/>
-                            </m:rPr>
-                            <w:rPr>
-                              <w:rFonts w:ascii="Cambria Math" w:hAnsi="Cambria Math" w:cs="Times New Roman"/>
-                              <w:szCs w:val="22"/>
-                              <w:lang w:val="en-US"/>
-                            </w:rPr>
-                            <m:t>048425</m:t>
+                            <m:t>-0.048425</m:t>
                           </m:r>
                         </m:e>
                         <m:e>
@@ -20636,20 +19869,8 @@
                             <w:rPr>
                               <w:rFonts w:ascii="Cambria Math" w:hAnsi="Cambria Math" w:cs="Times New Roman"/>
                               <w:szCs w:val="22"/>
-                              <w:lang w:val="en-US"/>
                             </w:rPr>
-                            <m:t>-0.0</m:t>
-                          </m:r>
-                          <m:r>
-                            <m:rPr>
-                              <m:sty m:val="p"/>
-                            </m:rPr>
-                            <w:rPr>
-                              <w:rFonts w:ascii="Cambria Math" w:hAnsi="Cambria Math" w:cs="Times New Roman"/>
-                              <w:szCs w:val="22"/>
-                              <w:lang w:val="en-US"/>
-                            </w:rPr>
-                            <m:t>46291</m:t>
+                            <m:t>-0.046291</m:t>
                           </m:r>
                         </m:e>
                       </m:mr>
@@ -20683,7 +19904,6 @@
                             <w:rFonts w:ascii="Cambria Math" w:hAnsi="Cambria Math" w:cs="Times New Roman"/>
                             <w:sz w:val="28"/>
                             <w:szCs w:val="32"/>
-                            <w:lang w:val="en-US"/>
                           </w:rPr>
                           <m:t>25</m:t>
                         </m:r>
@@ -20694,7 +19914,6 @@
                             <w:rFonts w:ascii="Cambria Math" w:hAnsi="Cambria Math" w:cs="Times New Roman"/>
                             <w:sz w:val="28"/>
                             <w:szCs w:val="32"/>
-                            <w:lang w:val="en-US"/>
                           </w:rPr>
                           <m:t>51</m:t>
                         </m:r>
@@ -20713,7 +19932,6 @@
                             <w:rFonts w:ascii="Cambria Math" w:eastAsia="Cambria Math" w:hAnsi="Cambria Math" w:cs="Cambria Math"/>
                             <w:sz w:val="28"/>
                             <w:szCs w:val="32"/>
-                            <w:lang w:val="en-US"/>
                           </w:rPr>
                           <m:t>-66</m:t>
                         </m:r>
@@ -20732,7 +19950,6 @@
                             <w:rFonts w:ascii="Cambria Math" w:eastAsia="Cambria Math" w:hAnsi="Cambria Math" w:cs="Cambria Math"/>
                             <w:sz w:val="28"/>
                             <w:szCs w:val="32"/>
-                            <w:lang w:val="en-US"/>
                           </w:rPr>
                           <m:t>20</m:t>
                         </m:r>
@@ -20751,7 +19968,6 @@
                             <w:rFonts w:ascii="Cambria Math" w:eastAsia="Cambria Math" w:hAnsi="Cambria Math" w:cs="Cambria Math"/>
                             <w:sz w:val="28"/>
                             <w:szCs w:val="32"/>
-                            <w:lang w:val="en-US"/>
                           </w:rPr>
                           <m:t>87</m:t>
                         </m:r>
@@ -20766,7 +19982,6 @@
                   <w:rPr>
                     <w:rFonts w:ascii="Cambria Math" w:hAnsi="Cambria Math" w:cs="Times New Roman"/>
                     <w:szCs w:val="22"/>
-                    <w:lang w:val="en-US"/>
                   </w:rPr>
                   <m:t>=</m:t>
                 </m:r>
@@ -20808,7 +20023,6 @@
                             <w:rPr>
                               <w:rFonts w:ascii="Cambria Math" w:hAnsi="Cambria Math" w:cs="Times New Roman"/>
                               <w:sz w:val="24"/>
-                              <w:lang w:val="en-US"/>
                             </w:rPr>
                             <m:t>1.8853</m:t>
                           </m:r>
@@ -20823,20 +20037,8 @@
                             <w:rPr>
                               <w:rFonts w:ascii="Cambria Math" w:hAnsi="Cambria Math" w:cs="Times New Roman"/>
                               <w:sz w:val="24"/>
-                              <w:lang w:val="en-US"/>
                             </w:rPr>
-                            <m:t>0.2</m:t>
-                          </m:r>
-                          <m:r>
-                            <m:rPr>
-                              <m:sty m:val="p"/>
-                            </m:rPr>
-                            <w:rPr>
-                              <w:rFonts w:ascii="Cambria Math" w:hAnsi="Cambria Math" w:cs="Times New Roman"/>
-                              <w:sz w:val="24"/>
-                              <w:lang w:val="en-US"/>
-                            </w:rPr>
-                            <m:t>511</m:t>
+                            <m:t>0.2511</m:t>
                           </m:r>
                         </m:e>
                       </m:mr>
@@ -20849,7 +20051,6 @@
                             <w:rPr>
                               <w:rFonts w:ascii="Cambria Math" w:hAnsi="Cambria Math" w:cs="Times New Roman"/>
                               <w:sz w:val="24"/>
-                              <w:lang w:val="en-US"/>
                             </w:rPr>
                             <m:t>-1.3629</m:t>
                           </m:r>
@@ -20864,20 +20065,8 @@
                             <w:rPr>
                               <w:rFonts w:ascii="Cambria Math" w:hAnsi="Cambria Math" w:cs="Times New Roman"/>
                               <w:sz w:val="24"/>
-                              <w:lang w:val="en-US"/>
                             </w:rPr>
-                            <m:t>1.</m:t>
-                          </m:r>
-                          <m:r>
-                            <m:rPr>
-                              <m:sty m:val="p"/>
-                            </m:rPr>
-                            <w:rPr>
-                              <w:rFonts w:ascii="Cambria Math" w:hAnsi="Cambria Math" w:cs="Times New Roman"/>
-                              <w:sz w:val="24"/>
-                              <w:lang w:val="en-US"/>
-                            </w:rPr>
-                            <m:t>7839</m:t>
+                            <m:t>1.7839</m:t>
                           </m:r>
                         </m:e>
                       </m:mr>
@@ -20890,7 +20079,6 @@
                             <w:rPr>
                               <w:rFonts w:ascii="Cambria Math" w:hAnsi="Cambria Math" w:cs="Times New Roman"/>
                               <w:sz w:val="24"/>
-                              <w:lang w:val="en-US"/>
                             </w:rPr>
                             <m:t>1.9917</m:t>
                           </m:r>
@@ -20942,7 +20130,6 @@
                   <w:rPr>
                     <w:rFonts w:ascii="Cambria Math" w:hAnsi="Cambria Math" w:cs="Times New Roman"/>
                     <w:szCs w:val="22"/>
-                    <w:lang w:val="en-US"/>
                   </w:rPr>
                   <m:t>=</m:t>
                 </m:r>
@@ -20982,7 +20169,6 @@
                           <w:rPr>
                             <w:rFonts w:ascii="Cambria Math" w:hAnsi="Cambria Math" w:cs="Times New Roman"/>
                             <w:szCs w:val="22"/>
-                            <w:lang w:val="en-US"/>
                           </w:rPr>
                           <m:t>1</m:t>
                         </m:r>
@@ -20995,7 +20181,6 @@
                       <w:rPr>
                         <w:rFonts w:ascii="Cambria Math" w:hAnsi="Cambria Math" w:cs="Times New Roman"/>
                         <w:szCs w:val="22"/>
-                        <w:lang w:val="en-US"/>
                       </w:rPr>
                       <m:t>,…,</m:t>
                     </m:r>
@@ -21036,141 +20221,8 @@
                   <w:rPr>
                     <w:rFonts w:ascii="Cambria Math" w:hAnsi="Cambria Math" w:cs="Times New Roman"/>
                     <w:szCs w:val="22"/>
-                    <w:lang w:val="en-US"/>
                   </w:rPr>
-                  <m:t>=(</m:t>
-                </m:r>
-                <m:r>
-                  <m:rPr>
-                    <m:sty m:val="p"/>
-                  </m:rPr>
-                  <w:rPr>
-                    <w:rFonts w:ascii="Cambria Math" w:hAnsi="Cambria Math" w:cs="Times New Roman"/>
-                    <w:szCs w:val="22"/>
-                    <w:lang w:val="en-US"/>
-                  </w:rPr>
-                  <m:t>1.8853</m:t>
-                </m:r>
-                <m:r>
-                  <m:rPr>
-                    <m:sty m:val="p"/>
-                  </m:rPr>
-                  <w:rPr>
-                    <w:rFonts w:ascii="Cambria Math" w:hAnsi="Cambria Math" w:cs="Times New Roman"/>
-                    <w:szCs w:val="22"/>
-                    <w:lang w:val="en-US"/>
-                  </w:rPr>
-                  <m:t>,0.</m:t>
-                </m:r>
-                <m:r>
-                  <m:rPr>
-                    <m:sty m:val="p"/>
-                  </m:rPr>
-                  <w:rPr>
-                    <w:rFonts w:ascii="Cambria Math" w:hAnsi="Cambria Math" w:cs="Times New Roman"/>
-                    <w:szCs w:val="22"/>
-                    <w:lang w:val="en-US"/>
-                  </w:rPr>
-                  <m:t>2511</m:t>
-                </m:r>
-                <m:r>
-                  <m:rPr>
-                    <m:sty m:val="p"/>
-                  </m:rPr>
-                  <w:rPr>
-                    <w:rFonts w:ascii="Cambria Math" w:hAnsi="Cambria Math" w:cs="Times New Roman"/>
-                    <w:szCs w:val="22"/>
-                    <w:lang w:val="en-US"/>
-                  </w:rPr>
-                  <m:t>,-</m:t>
-                </m:r>
-                <m:r>
-                  <m:rPr>
-                    <m:sty m:val="p"/>
-                  </m:rPr>
-                  <w:rPr>
-                    <w:rFonts w:ascii="Cambria Math" w:hAnsi="Cambria Math" w:cs="Times New Roman"/>
-                    <w:szCs w:val="22"/>
-                    <w:lang w:val="en-US"/>
-                  </w:rPr>
-                  <m:t>1</m:t>
-                </m:r>
-                <m:r>
-                  <m:rPr>
-                    <m:sty m:val="p"/>
-                  </m:rPr>
-                  <w:rPr>
-                    <w:rFonts w:ascii="Cambria Math" w:hAnsi="Cambria Math" w:cs="Times New Roman"/>
-                    <w:szCs w:val="22"/>
-                    <w:lang w:val="en-US"/>
-                  </w:rPr>
-                  <m:t>.</m:t>
-                </m:r>
-                <m:r>
-                  <m:rPr>
-                    <m:sty m:val="p"/>
-                  </m:rPr>
-                  <w:rPr>
-                    <w:rFonts w:ascii="Cambria Math" w:hAnsi="Cambria Math" w:cs="Times New Roman"/>
-                    <w:szCs w:val="22"/>
-                    <w:lang w:val="en-US"/>
-                  </w:rPr>
-                  <m:t>3629</m:t>
-                </m:r>
-                <m:r>
-                  <m:rPr>
-                    <m:sty m:val="p"/>
-                  </m:rPr>
-                  <w:rPr>
-                    <w:rFonts w:ascii="Cambria Math" w:hAnsi="Cambria Math" w:cs="Times New Roman"/>
-                    <w:szCs w:val="22"/>
-                    <w:lang w:val="en-US"/>
-                  </w:rPr>
-                  <m:t>,</m:t>
-                </m:r>
-                <m:r>
-                  <m:rPr>
-                    <m:sty m:val="p"/>
-                  </m:rPr>
-                  <w:rPr>
-                    <w:rFonts w:ascii="Cambria Math" w:hAnsi="Cambria Math" w:cs="Times New Roman"/>
-                    <w:szCs w:val="22"/>
-                    <w:lang w:val="en-US"/>
-                  </w:rPr>
-                  <m:t>1.7839</m:t>
-                </m:r>
-                <m:r>
-                  <m:rPr>
-                    <m:sty m:val="p"/>
-                  </m:rPr>
-                  <w:rPr>
-                    <w:rFonts w:ascii="Cambria Math" w:hAnsi="Cambria Math" w:cs="Times New Roman"/>
-                    <w:szCs w:val="22"/>
-                    <w:lang w:val="en-US"/>
-                  </w:rPr>
-                  <m:t>,</m:t>
-                </m:r>
-                <m:r>
-                  <m:rPr>
-                    <m:sty m:val="p"/>
-                  </m:rPr>
-                  <w:rPr>
-                    <w:rFonts w:ascii="Cambria Math" w:hAnsi="Cambria Math" w:cs="Times New Roman"/>
-                    <w:szCs w:val="22"/>
-                    <w:lang w:val="en-US"/>
-                  </w:rPr>
-                  <m:t>1.9917</m:t>
-                </m:r>
-                <m:r>
-                  <m:rPr>
-                    <m:sty m:val="p"/>
-                  </m:rPr>
-                  <w:rPr>
-                    <w:rFonts w:ascii="Cambria Math" w:hAnsi="Cambria Math" w:cs="Times New Roman"/>
-                    <w:szCs w:val="22"/>
-                    <w:lang w:val="en-US"/>
-                  </w:rPr>
-                  <m:t>,0,0,0,0,0)</m:t>
+                  <m:t>=(1.8853,0.2511,-1.3629,1.7839,1.9917,0,0,0,0,0)</m:t>
                 </m:r>
               </m:e>
             </m:mr>
@@ -22205,8 +21257,10 @@
                         <w:sz w:val="28"/>
                         <w:szCs w:val="28"/>
                       </w:rPr>
-                      <m:t>-</m:t>
-                    </m:r>
+                      <m:t>-10</m:t>
+                    </m:r>
+                  </m:e>
+                  <m:e>
                     <m:r>
                       <m:rPr>
                         <m:sty m:val="p"/>
@@ -22216,7 +21270,7 @@
                         <w:sz w:val="28"/>
                         <w:szCs w:val="28"/>
                       </w:rPr>
-                      <m:t>10</m:t>
+                      <m:t>-8</m:t>
                     </m:r>
                   </m:e>
                   <m:e>
@@ -22229,31 +21283,7 @@
                         <w:sz w:val="28"/>
                         <w:szCs w:val="28"/>
                       </w:rPr>
-                      <m:t>-8</m:t>
-                    </m:r>
-                  </m:e>
-                  <m:e>
-                    <m:r>
-                      <m:rPr>
-                        <m:sty m:val="p"/>
-                      </m:rPr>
-                      <w:rPr>
-                        <w:rFonts w:ascii="Cambria Math" w:hAnsi="Cambria Math" w:cs="Times New Roman"/>
-                        <w:sz w:val="28"/>
-                        <w:szCs w:val="28"/>
-                      </w:rPr>
-                      <m:t>2</m:t>
-                    </m:r>
-                    <m:r>
-                      <m:rPr>
-                        <m:sty m:val="p"/>
-                      </m:rPr>
-                      <w:rPr>
-                        <w:rFonts w:ascii="Cambria Math" w:hAnsi="Cambria Math" w:cs="Times New Roman"/>
-                        <w:sz w:val="28"/>
-                        <w:szCs w:val="28"/>
-                      </w:rPr>
-                      <m:t>5</m:t>
+                      <m:t>25</m:t>
                     </m:r>
                   </m:e>
                   <m:e>
@@ -22294,18 +21324,7 @@
                         <w:sz w:val="28"/>
                         <w:szCs w:val="28"/>
                       </w:rPr>
-                      <m:t>1</m:t>
-                    </m:r>
-                    <m:r>
-                      <m:rPr>
-                        <m:sty m:val="p"/>
-                      </m:rPr>
-                      <w:rPr>
-                        <w:rFonts w:ascii="Cambria Math" w:hAnsi="Cambria Math" w:cs="Times New Roman"/>
-                        <w:sz w:val="28"/>
-                        <w:szCs w:val="28"/>
-                      </w:rPr>
-                      <m:t>6</m:t>
+                      <m:t>16</m:t>
                     </m:r>
                   </m:e>
                   <m:e>
@@ -22385,8 +21404,10 @@
                         <w:sz w:val="28"/>
                         <w:szCs w:val="28"/>
                       </w:rPr>
-                      <m:t>-</m:t>
-                    </m:r>
+                      <m:t>-7</m:t>
+                    </m:r>
+                  </m:e>
+                  <m:e>
                     <m:r>
                       <m:rPr>
                         <m:sty m:val="p"/>
@@ -22396,31 +21417,7 @@
                         <w:sz w:val="28"/>
                         <w:szCs w:val="28"/>
                       </w:rPr>
-                      <m:t>7</m:t>
-                    </m:r>
-                  </m:e>
-                  <m:e>
-                    <m:r>
-                      <m:rPr>
-                        <m:sty m:val="p"/>
-                      </m:rPr>
-                      <w:rPr>
-                        <w:rFonts w:ascii="Cambria Math" w:hAnsi="Cambria Math" w:cs="Times New Roman"/>
-                        <w:sz w:val="28"/>
-                        <w:szCs w:val="28"/>
-                      </w:rPr>
-                      <m:t>-</m:t>
-                    </m:r>
-                    <m:r>
-                      <m:rPr>
-                        <m:sty m:val="p"/>
-                      </m:rPr>
-                      <w:rPr>
-                        <w:rFonts w:ascii="Cambria Math" w:hAnsi="Cambria Math" w:cs="Times New Roman"/>
-                        <w:sz w:val="28"/>
-                        <w:szCs w:val="28"/>
-                      </w:rPr>
-                      <m:t>19</m:t>
+                      <m:t>-19</m:t>
                     </m:r>
                   </m:e>
                   <m:e>
@@ -22487,18 +21484,7 @@
                         <w:sz w:val="28"/>
                         <w:szCs w:val="28"/>
                       </w:rPr>
-                      <m:t>-</m:t>
-                    </m:r>
-                    <m:r>
-                      <m:rPr>
-                        <m:sty m:val="p"/>
-                      </m:rPr>
-                      <w:rPr>
-                        <w:rFonts w:ascii="Cambria Math" w:hAnsi="Cambria Math" w:cs="Times New Roman"/>
-                        <w:sz w:val="28"/>
-                        <w:szCs w:val="28"/>
-                      </w:rPr>
-                      <m:t>2</m:t>
+                      <m:t>-2</m:t>
                     </m:r>
                   </m:e>
                   <m:e>
@@ -22539,18 +21525,7 @@
                         <w:sz w:val="28"/>
                         <w:szCs w:val="28"/>
                       </w:rPr>
-                      <m:t>-</m:t>
-                    </m:r>
-                    <m:r>
-                      <m:rPr>
-                        <m:sty m:val="p"/>
-                      </m:rPr>
-                      <w:rPr>
-                        <w:rFonts w:ascii="Cambria Math" w:hAnsi="Cambria Math" w:cs="Times New Roman"/>
-                        <w:sz w:val="28"/>
-                        <w:szCs w:val="28"/>
-                      </w:rPr>
-                      <m:t>6</m:t>
+                      <m:t>-6</m:t>
                     </m:r>
                   </m:e>
                   <m:e>
@@ -22815,8 +21790,10 @@
                         <w:sz w:val="28"/>
                         <w:szCs w:val="28"/>
                       </w:rPr>
-                      <m:t>-</m:t>
-                    </m:r>
+                      <m:t>-4</m:t>
+                    </m:r>
+                  </m:e>
+                  <m:e>
                     <m:r>
                       <m:rPr>
                         <m:sty m:val="p"/>
@@ -22826,7 +21803,7 @@
                         <w:sz w:val="28"/>
                         <w:szCs w:val="28"/>
                       </w:rPr>
-                      <m:t>4</m:t>
+                      <m:t>2</m:t>
                     </m:r>
                   </m:e>
                   <m:e>
@@ -22839,31 +21816,7 @@
                         <w:sz w:val="28"/>
                         <w:szCs w:val="28"/>
                       </w:rPr>
-                      <m:t>2</m:t>
-                    </m:r>
-                  </m:e>
-                  <m:e>
-                    <m:r>
-                      <m:rPr>
-                        <m:sty m:val="p"/>
-                      </m:rPr>
-                      <w:rPr>
-                        <w:rFonts w:ascii="Cambria Math" w:hAnsi="Cambria Math" w:cs="Times New Roman"/>
-                        <w:sz w:val="28"/>
-                        <w:szCs w:val="28"/>
-                      </w:rPr>
-                      <m:t>-</m:t>
-                    </m:r>
-                    <m:r>
-                      <m:rPr>
-                        <m:sty m:val="p"/>
-                      </m:rPr>
-                      <w:rPr>
-                        <w:rFonts w:ascii="Cambria Math" w:hAnsi="Cambria Math" w:cs="Times New Roman"/>
-                        <w:sz w:val="28"/>
-                        <w:szCs w:val="28"/>
-                      </w:rPr>
-                      <m:t>26</m:t>
+                      <m:t>-26</m:t>
                     </m:r>
                   </m:e>
                   <m:e>
@@ -23063,7 +22016,6 @@
           <w:rFonts w:ascii="Times New Roman" w:hAnsi="Times New Roman" w:cs="Times New Roman"/>
           <w:sz w:val="28"/>
           <w:szCs w:val="28"/>
-          <w:lang w:val="en-US"/>
         </w:rPr>
       </w:pPr>
       <m:oMathPara>
@@ -23103,7 +22055,6 @@
                   <w:rPr>
                     <w:rFonts w:ascii="Cambria Math" w:hAnsi="Cambria Math" w:cs="Times New Roman"/>
                     <w:sz w:val="24"/>
-                    <w:lang w:val="en-US"/>
                   </w:rPr>
                   <m:t>=</m:t>
                 </m:r>
@@ -23133,7 +22084,6 @@
                       <w:rPr>
                         <w:rFonts w:ascii="Cambria Math" w:hAnsi="Cambria Math" w:cs="Times New Roman"/>
                         <w:sz w:val="24"/>
-                        <w:lang w:val="en-US"/>
                       </w:rPr>
                       <m:t>-1</m:t>
                     </m:r>
@@ -23164,7 +22114,6 @@
                   <w:rPr>
                     <w:rFonts w:ascii="Cambria Math" w:hAnsi="Cambria Math" w:cs="Times New Roman"/>
                     <w:sz w:val="24"/>
-                    <w:lang w:val="en-US"/>
                   </w:rPr>
                   <m:t>=</m:t>
                 </m:r>
@@ -23194,7 +22143,6 @@
                       <w:rPr>
                         <w:rFonts w:ascii="Cambria Math" w:hAnsi="Cambria Math" w:cs="Times New Roman"/>
                         <w:sz w:val="24"/>
-                        <w:lang w:val="en-US"/>
                       </w:rPr>
                       <m:t>-1</m:t>
                     </m:r>
@@ -23214,7 +22162,6 @@
                   <w:rPr>
                     <w:rFonts w:ascii="Cambria Math" w:hAnsi="Cambria Math" w:cs="Times New Roman"/>
                     <w:sz w:val="24"/>
-                    <w:lang w:val="en-US"/>
                   </w:rPr>
                   <m:t>=</m:t>
                 </m:r>
@@ -23256,20 +22203,8 @@
                             <w:rPr>
                               <w:rFonts w:ascii="Cambria Math" w:hAnsi="Cambria Math" w:cs="Times New Roman"/>
                               <w:sz w:val="24"/>
-                              <w:lang w:val="en-US"/>
                             </w:rPr>
-                            <m:t>0.0</m:t>
-                          </m:r>
-                          <m:r>
-                            <m:rPr>
-                              <m:sty m:val="p"/>
-                            </m:rPr>
-                            <w:rPr>
-                              <w:rFonts w:ascii="Cambria Math" w:hAnsi="Cambria Math" w:cs="Times New Roman"/>
-                              <w:sz w:val="24"/>
-                              <w:lang w:val="en-US"/>
-                            </w:rPr>
-                            <m:t>131</m:t>
+                            <m:t>0.0131</m:t>
                           </m:r>
                         </m:e>
                         <m:e>
@@ -23280,20 +22215,8 @@
                             <w:rPr>
                               <w:rFonts w:ascii="Cambria Math" w:hAnsi="Cambria Math" w:cs="Times New Roman"/>
                               <w:sz w:val="24"/>
-                              <w:lang w:val="en-US"/>
                             </w:rPr>
-                            <m:t>0.0</m:t>
-                          </m:r>
-                          <m:r>
-                            <m:rPr>
-                              <m:sty m:val="p"/>
-                            </m:rPr>
-                            <w:rPr>
-                              <w:rFonts w:ascii="Cambria Math" w:hAnsi="Cambria Math" w:cs="Times New Roman"/>
-                              <w:sz w:val="24"/>
-                              <w:lang w:val="en-US"/>
-                            </w:rPr>
-                            <m:t>776</m:t>
+                            <m:t>0.0776</m:t>
                           </m:r>
                         </m:e>
                         <m:e>
@@ -23304,7 +22227,6 @@
                             <w:rPr>
                               <w:rFonts w:ascii="Cambria Math" w:hAnsi="Cambria Math" w:cs="Times New Roman"/>
                               <w:sz w:val="24"/>
-                              <w:lang w:val="en-US"/>
                             </w:rPr>
                             <m:t>0.00000</m:t>
                           </m:r>
@@ -23317,7 +22239,6 @@
                             <w:rPr>
                               <w:rFonts w:ascii="Cambria Math" w:hAnsi="Cambria Math" w:cs="Times New Roman"/>
                               <w:sz w:val="24"/>
-                              <w:lang w:val="en-US"/>
                             </w:rPr>
                             <m:t>0.00000</m:t>
                           </m:r>
@@ -23330,20 +22251,8 @@
                             <w:rPr>
                               <w:rFonts w:ascii="Cambria Math" w:hAnsi="Cambria Math" w:cs="Times New Roman"/>
                               <w:sz w:val="24"/>
-                              <w:lang w:val="en-US"/>
                             </w:rPr>
-                            <m:t>0.0</m:t>
-                          </m:r>
-                          <m:r>
-                            <m:rPr>
-                              <m:sty m:val="p"/>
-                            </m:rPr>
-                            <w:rPr>
-                              <w:rFonts w:ascii="Cambria Math" w:hAnsi="Cambria Math" w:cs="Times New Roman"/>
-                              <w:sz w:val="24"/>
-                              <w:lang w:val="en-US"/>
-                            </w:rPr>
-                            <m:t>183</m:t>
+                            <m:t>0.0183</m:t>
                           </m:r>
                         </m:e>
                       </m:mr>
@@ -23356,31 +22265,8 @@
                             <w:rPr>
                               <w:rFonts w:ascii="Cambria Math" w:hAnsi="Cambria Math" w:cs="Times New Roman"/>
                               <w:sz w:val="24"/>
-                              <w:lang w:val="en-US"/>
                             </w:rPr>
-                            <m:t>-</m:t>
-                          </m:r>
-                          <m:r>
-                            <m:rPr>
-                              <m:sty m:val="p"/>
-                            </m:rPr>
-                            <w:rPr>
-                              <w:rFonts w:ascii="Cambria Math" w:hAnsi="Cambria Math" w:cs="Times New Roman"/>
-                              <w:sz w:val="24"/>
-                              <w:lang w:val="en-US"/>
-                            </w:rPr>
-                            <m:t>0.0</m:t>
-                          </m:r>
-                          <m:r>
-                            <m:rPr>
-                              <m:sty m:val="p"/>
-                            </m:rPr>
-                            <w:rPr>
-                              <w:rFonts w:ascii="Cambria Math" w:hAnsi="Cambria Math" w:cs="Times New Roman"/>
-                              <w:sz w:val="24"/>
-                              <w:lang w:val="en-US"/>
-                            </w:rPr>
-                            <m:t>427</m:t>
+                            <m:t>-0.0427</m:t>
                           </m:r>
                         </m:e>
                         <m:e>
@@ -23391,31 +22277,8 @@
                             <w:rPr>
                               <w:rFonts w:ascii="Cambria Math" w:hAnsi="Cambria Math" w:cs="Times New Roman"/>
                               <w:sz w:val="24"/>
-                              <w:lang w:val="en-US"/>
                             </w:rPr>
-                            <m:t>-</m:t>
-                          </m:r>
-                          <m:r>
-                            <m:rPr>
-                              <m:sty m:val="p"/>
-                            </m:rPr>
-                            <w:rPr>
-                              <w:rFonts w:ascii="Cambria Math" w:hAnsi="Cambria Math" w:cs="Times New Roman"/>
-                              <w:sz w:val="24"/>
-                              <w:lang w:val="en-US"/>
-                            </w:rPr>
-                            <m:t>0.0</m:t>
-                          </m:r>
-                          <m:r>
-                            <m:rPr>
-                              <m:sty m:val="p"/>
-                            </m:rPr>
-                            <w:rPr>
-                              <w:rFonts w:ascii="Cambria Math" w:hAnsi="Cambria Math" w:cs="Times New Roman"/>
-                              <w:sz w:val="24"/>
-                              <w:lang w:val="en-US"/>
-                            </w:rPr>
-                            <m:t>021</m:t>
+                            <m:t>-0.0021</m:t>
                           </m:r>
                         </m:e>
                         <m:e>
@@ -23426,7 +22289,6 @@
                             <w:rPr>
                               <w:rFonts w:ascii="Cambria Math" w:hAnsi="Cambria Math" w:cs="Times New Roman"/>
                               <w:sz w:val="24"/>
-                              <w:lang w:val="en-US"/>
                             </w:rPr>
                             <m:t>0.00000</m:t>
                           </m:r>
@@ -23439,7 +22301,6 @@
                             <w:rPr>
                               <w:rFonts w:ascii="Cambria Math" w:hAnsi="Cambria Math" w:cs="Times New Roman"/>
                               <w:sz w:val="24"/>
-                              <w:lang w:val="en-US"/>
                             </w:rPr>
                             <m:t>0.00000</m:t>
                           </m:r>
@@ -23452,20 +22313,8 @@
                             <w:rPr>
                               <w:rFonts w:ascii="Cambria Math" w:hAnsi="Cambria Math" w:cs="Times New Roman"/>
                               <w:sz w:val="24"/>
-                              <w:lang w:val="en-US"/>
                             </w:rPr>
-                            <m:t>0.0</m:t>
-                          </m:r>
-                          <m:r>
-                            <m:rPr>
-                              <m:sty m:val="p"/>
-                            </m:rPr>
-                            <w:rPr>
-                              <w:rFonts w:ascii="Cambria Math" w:hAnsi="Cambria Math" w:cs="Times New Roman"/>
-                              <w:sz w:val="24"/>
-                              <w:lang w:val="en-US"/>
-                            </w:rPr>
-                            <m:t>657</m:t>
+                            <m:t>0.0657</m:t>
                           </m:r>
                         </m:e>
                       </m:mr>
@@ -23478,20 +22327,8 @@
                             <w:rPr>
                               <w:rFonts w:ascii="Cambria Math" w:hAnsi="Cambria Math" w:cs="Times New Roman"/>
                               <w:sz w:val="24"/>
-                              <w:lang w:val="en-US"/>
                             </w:rPr>
-                            <m:t>0.0</m:t>
-                          </m:r>
-                          <m:r>
-                            <m:rPr>
-                              <m:sty m:val="p"/>
-                            </m:rPr>
-                            <w:rPr>
-                              <w:rFonts w:ascii="Cambria Math" w:hAnsi="Cambria Math" w:cs="Times New Roman"/>
-                              <w:sz w:val="24"/>
-                              <w:lang w:val="en-US"/>
-                            </w:rPr>
-                            <m:t>316</m:t>
+                            <m:t>0.0316</m:t>
                           </m:r>
                         </m:e>
                         <m:e>
@@ -23502,20 +22339,8 @@
                             <w:rPr>
                               <w:rFonts w:ascii="Cambria Math" w:hAnsi="Cambria Math" w:cs="Times New Roman"/>
                               <w:sz w:val="24"/>
-                              <w:lang w:val="en-US"/>
                             </w:rPr>
-                            <m:t>0.0</m:t>
-                          </m:r>
-                          <m:r>
-                            <m:rPr>
-                              <m:sty m:val="p"/>
-                            </m:rPr>
-                            <w:rPr>
-                              <w:rFonts w:ascii="Cambria Math" w:hAnsi="Cambria Math" w:cs="Times New Roman"/>
-                              <w:sz w:val="24"/>
-                              <w:lang w:val="en-US"/>
-                            </w:rPr>
-                            <m:t>304</m:t>
+                            <m:t>0.0304</m:t>
                           </m:r>
                         </m:e>
                         <m:e>
@@ -23526,7 +22351,6 @@
                             <w:rPr>
                               <w:rFonts w:ascii="Cambria Math" w:hAnsi="Cambria Math" w:cs="Times New Roman"/>
                               <w:sz w:val="24"/>
-                              <w:lang w:val="en-US"/>
                             </w:rPr>
                             <m:t>0.00000</m:t>
                           </m:r>
@@ -23539,7 +22363,6 @@
                             <w:rPr>
                               <w:rFonts w:ascii="Cambria Math" w:hAnsi="Cambria Math" w:cs="Times New Roman"/>
                               <w:sz w:val="24"/>
-                              <w:lang w:val="en-US"/>
                             </w:rPr>
                             <m:t>0.00000</m:t>
                           </m:r>
@@ -23552,20 +22375,8 @@
                             <w:rPr>
                               <w:rFonts w:ascii="Cambria Math" w:hAnsi="Cambria Math" w:cs="Times New Roman"/>
                               <w:sz w:val="24"/>
-                              <w:lang w:val="en-US"/>
                             </w:rPr>
-                            <m:t>0.0</m:t>
-                          </m:r>
-                          <m:r>
-                            <m:rPr>
-                              <m:sty m:val="p"/>
-                            </m:rPr>
-                            <w:rPr>
-                              <w:rFonts w:ascii="Cambria Math" w:hAnsi="Cambria Math" w:cs="Times New Roman"/>
-                              <w:sz w:val="24"/>
-                              <w:lang w:val="en-US"/>
-                            </w:rPr>
-                            <m:t>283</m:t>
+                            <m:t>0.0283</m:t>
                           </m:r>
                         </m:e>
                       </m:mr>
@@ -23578,20 +22389,8 @@
                             <w:rPr>
                               <w:rFonts w:ascii="Cambria Math" w:hAnsi="Cambria Math" w:cs="Times New Roman"/>
                               <w:sz w:val="24"/>
-                              <w:lang w:val="en-US"/>
                             </w:rPr>
-                            <m:t>0.</m:t>
-                          </m:r>
-                          <m:r>
-                            <m:rPr>
-                              <m:sty m:val="p"/>
-                            </m:rPr>
-                            <w:rPr>
-                              <w:rFonts w:ascii="Cambria Math" w:hAnsi="Cambria Math" w:cs="Times New Roman"/>
-                              <w:sz w:val="24"/>
-                              <w:lang w:val="en-US"/>
-                            </w:rPr>
-                            <m:t>3147</m:t>
+                            <m:t>0.3147</m:t>
                           </m:r>
                         </m:e>
                         <m:e>
@@ -23602,20 +22401,8 @@
                             <w:rPr>
                               <w:rFonts w:ascii="Cambria Math" w:hAnsi="Cambria Math" w:cs="Times New Roman"/>
                               <w:sz w:val="24"/>
-                              <w:lang w:val="en-US"/>
                             </w:rPr>
-                            <m:t>0.0</m:t>
-                          </m:r>
-                          <m:r>
-                            <m:rPr>
-                              <m:sty m:val="p"/>
-                            </m:rPr>
-                            <w:rPr>
-                              <w:rFonts w:ascii="Cambria Math" w:hAnsi="Cambria Math" w:cs="Times New Roman"/>
-                              <w:sz w:val="24"/>
-                              <w:lang w:val="en-US"/>
-                            </w:rPr>
-                            <m:t>6401</m:t>
+                            <m:t>0.06401</m:t>
                           </m:r>
                         </m:e>
                         <m:e>
@@ -23626,20 +22413,8 @@
                             <w:rPr>
                               <w:rFonts w:ascii="Cambria Math" w:hAnsi="Cambria Math" w:cs="Times New Roman"/>
                               <w:sz w:val="24"/>
-                              <w:lang w:val="en-US"/>
                             </w:rPr>
-                            <m:t>1</m:t>
-                          </m:r>
-                          <m:r>
-                            <m:rPr>
-                              <m:sty m:val="p"/>
-                            </m:rPr>
-                            <w:rPr>
-                              <w:rFonts w:ascii="Cambria Math" w:hAnsi="Cambria Math" w:cs="Times New Roman"/>
-                              <w:sz w:val="24"/>
-                              <w:lang w:val="en-US"/>
-                            </w:rPr>
-                            <m:t>.00000</m:t>
+                            <m:t>1.00000</m:t>
                           </m:r>
                         </m:e>
                         <m:e>
@@ -23650,7 +22425,6 @@
                             <w:rPr>
                               <w:rFonts w:ascii="Cambria Math" w:hAnsi="Cambria Math" w:cs="Times New Roman"/>
                               <w:sz w:val="24"/>
-                              <w:lang w:val="en-US"/>
                             </w:rPr>
                             <m:t>0.00000</m:t>
                           </m:r>
@@ -23663,20 +22437,8 @@
                             <w:rPr>
                               <w:rFonts w:ascii="Cambria Math" w:hAnsi="Cambria Math" w:cs="Times New Roman"/>
                               <w:sz w:val="24"/>
-                              <w:lang w:val="en-US"/>
                             </w:rPr>
-                            <m:t>0.0</m:t>
-                          </m:r>
-                          <m:r>
-                            <m:rPr>
-                              <m:sty m:val="p"/>
-                            </m:rPr>
-                            <w:rPr>
-                              <w:rFonts w:ascii="Cambria Math" w:hAnsi="Cambria Math" w:cs="Times New Roman"/>
-                              <w:sz w:val="24"/>
-                              <w:lang w:val="en-US"/>
-                            </w:rPr>
-                            <m:t>158</m:t>
+                            <m:t>0.0158</m:t>
                           </m:r>
                         </m:e>
                       </m:mr>
@@ -23689,20 +22451,8 @@
                             <w:rPr>
                               <w:rFonts w:ascii="Cambria Math" w:hAnsi="Cambria Math" w:cs="Times New Roman"/>
                               <w:sz w:val="24"/>
-                              <w:lang w:val="en-US"/>
                             </w:rPr>
-                            <m:t>0.</m:t>
-                          </m:r>
-                          <m:r>
-                            <m:rPr>
-                              <m:sty m:val="p"/>
-                            </m:rPr>
-                            <w:rPr>
-                              <w:rFonts w:ascii="Cambria Math" w:hAnsi="Cambria Math" w:cs="Times New Roman"/>
-                              <w:sz w:val="24"/>
-                              <w:lang w:val="en-US"/>
-                            </w:rPr>
-                            <m:t>3685</m:t>
+                            <m:t>0.3685</m:t>
                           </m:r>
                         </m:e>
                         <m:e>
@@ -23713,7 +22463,6 @@
                             <w:rPr>
                               <w:rFonts w:ascii="Cambria Math" w:hAnsi="Cambria Math" w:cs="Times New Roman"/>
                               <w:sz w:val="24"/>
-                              <w:lang w:val="en-US"/>
                             </w:rPr>
                             <m:t>1</m:t>
                           </m:r>
@@ -23721,7 +22470,6 @@
                             <w:rPr>
                               <w:rFonts w:ascii="Cambria Math" w:hAnsi="Cambria Math" w:cs="Times New Roman"/>
                               <w:sz w:val="24"/>
-                              <w:lang w:val="en-US"/>
                             </w:rPr>
                             <m:t>.6139</m:t>
                           </m:r>
@@ -23734,7 +22482,6 @@
                             <w:rPr>
                               <w:rFonts w:ascii="Cambria Math" w:hAnsi="Cambria Math" w:cs="Times New Roman"/>
                               <w:sz w:val="24"/>
-                              <w:lang w:val="en-US"/>
                             </w:rPr>
                             <m:t>0.00000</m:t>
                           </m:r>
@@ -23747,7 +22494,6 @@
                             <w:rPr>
                               <w:rFonts w:ascii="Cambria Math" w:hAnsi="Cambria Math" w:cs="Times New Roman"/>
                               <w:sz w:val="24"/>
-                              <w:lang w:val="en-US"/>
                             </w:rPr>
                             <m:t>1.00000</m:t>
                           </m:r>
@@ -23760,31 +22506,8 @@
                             <w:rPr>
                               <w:rFonts w:ascii="Cambria Math" w:hAnsi="Cambria Math" w:cs="Times New Roman"/>
                               <w:sz w:val="24"/>
-                              <w:lang w:val="en-US"/>
                             </w:rPr>
-                            <m:t>0</m:t>
-                          </m:r>
-                          <m:r>
-                            <m:rPr>
-                              <m:sty m:val="p"/>
-                            </m:rPr>
-                            <w:rPr>
-                              <w:rFonts w:ascii="Cambria Math" w:hAnsi="Cambria Math" w:cs="Times New Roman"/>
-                              <w:sz w:val="24"/>
-                              <w:lang w:val="en-US"/>
-                            </w:rPr>
-                            <m:t>.</m:t>
-                          </m:r>
-                          <m:r>
-                            <m:rPr>
-                              <m:sty m:val="p"/>
-                            </m:rPr>
-                            <w:rPr>
-                              <w:rFonts w:ascii="Cambria Math" w:hAnsi="Cambria Math" w:cs="Times New Roman"/>
-                              <w:sz w:val="24"/>
-                              <w:lang w:val="en-US"/>
-                            </w:rPr>
-                            <m:t>3562</m:t>
+                            <m:t>0.3562</m:t>
                           </m:r>
                         </m:e>
                       </m:mr>
@@ -23818,7 +22541,6 @@
                             <w:rFonts w:ascii="Cambria Math" w:hAnsi="Cambria Math" w:cs="Times New Roman"/>
                             <w:sz w:val="28"/>
                             <w:szCs w:val="32"/>
-                            <w:lang w:val="en-US"/>
                           </w:rPr>
                           <m:t>25</m:t>
                         </m:r>
@@ -23829,7 +22551,6 @@
                             <w:rFonts w:ascii="Cambria Math" w:hAnsi="Cambria Math" w:cs="Times New Roman"/>
                             <w:sz w:val="28"/>
                             <w:szCs w:val="32"/>
-                            <w:lang w:val="en-US"/>
                           </w:rPr>
                           <m:t>51</m:t>
                         </m:r>
@@ -23848,7 +22569,6 @@
                             <w:rFonts w:ascii="Cambria Math" w:eastAsia="Cambria Math" w:hAnsi="Cambria Math" w:cs="Cambria Math"/>
                             <w:sz w:val="28"/>
                             <w:szCs w:val="32"/>
-                            <w:lang w:val="en-US"/>
                           </w:rPr>
                           <m:t>-66</m:t>
                         </m:r>
@@ -23867,7 +22587,6 @@
                             <w:rFonts w:ascii="Cambria Math" w:eastAsia="Cambria Math" w:hAnsi="Cambria Math" w:cs="Cambria Math"/>
                             <w:sz w:val="28"/>
                             <w:szCs w:val="32"/>
-                            <w:lang w:val="en-US"/>
                           </w:rPr>
                           <m:t>20</m:t>
                         </m:r>
@@ -23886,7 +22605,6 @@
                             <w:rFonts w:ascii="Cambria Math" w:eastAsia="Cambria Math" w:hAnsi="Cambria Math" w:cs="Cambria Math"/>
                             <w:sz w:val="28"/>
                             <w:szCs w:val="32"/>
-                            <w:lang w:val="en-US"/>
                           </w:rPr>
                           <m:t>87</m:t>
                         </m:r>
@@ -23901,7 +22619,6 @@
                   <w:rPr>
                     <w:rFonts w:ascii="Cambria Math" w:hAnsi="Cambria Math" w:cs="Times New Roman"/>
                     <w:sz w:val="24"/>
-                    <w:lang w:val="en-US"/>
                   </w:rPr>
                   <m:t>=</m:t>
                 </m:r>
@@ -23943,7 +22660,6 @@
                             <w:rPr>
                               <w:rFonts w:ascii="Cambria Math" w:hAnsi="Cambria Math" w:cs="Times New Roman"/>
                               <w:sz w:val="24"/>
-                              <w:lang w:val="en-US"/>
                             </w:rPr>
                             <m:t>5</m:t>
                           </m:r>
@@ -23951,17 +22667,8 @@
                             <w:rPr>
                               <w:rFonts w:ascii="Cambria Math" w:hAnsi="Cambria Math" w:cs="Times New Roman"/>
                               <w:sz w:val="24"/>
-                              <w:lang w:val="en-US"/>
                             </w:rPr>
-                            <m:t>.</m:t>
-                          </m:r>
-                          <m:r>
-                            <w:rPr>
-                              <w:rFonts w:ascii="Cambria Math" w:hAnsi="Cambria Math" w:cs="Times New Roman"/>
-                              <w:sz w:val="24"/>
-                              <w:lang w:val="en-US"/>
-                            </w:rPr>
-                            <m:t>8722</m:t>
+                            <m:t>.8722</m:t>
                           </m:r>
                         </m:e>
                       </m:mr>
@@ -23974,31 +22681,8 @@
                             <w:rPr>
                               <w:rFonts w:ascii="Cambria Math" w:hAnsi="Cambria Math" w:cs="Times New Roman"/>
                               <w:sz w:val="24"/>
-                              <w:lang w:val="en-US"/>
                             </w:rPr>
-                            <m:t>4</m:t>
-                          </m:r>
-                          <m:r>
-                            <m:rPr>
-                              <m:sty m:val="p"/>
-                            </m:rPr>
-                            <w:rPr>
-                              <w:rFonts w:ascii="Cambria Math" w:hAnsi="Cambria Math" w:cs="Times New Roman"/>
-                              <w:sz w:val="24"/>
-                              <w:lang w:val="en-US"/>
-                            </w:rPr>
-                            <m:t>.5</m:t>
-                          </m:r>
-                          <m:r>
-                            <m:rPr>
-                              <m:sty m:val="p"/>
-                            </m:rPr>
-                            <w:rPr>
-                              <w:rFonts w:ascii="Cambria Math" w:hAnsi="Cambria Math" w:cs="Times New Roman"/>
-                              <w:sz w:val="24"/>
-                              <w:lang w:val="en-US"/>
-                            </w:rPr>
-                            <m:t>404</m:t>
+                            <m:t>4.5404</m:t>
                           </m:r>
                         </m:e>
                       </m:mr>
@@ -24011,7 +22695,6 @@
                             <w:rPr>
                               <w:rFonts w:ascii="Cambria Math" w:hAnsi="Cambria Math" w:cs="Times New Roman"/>
                               <w:sz w:val="24"/>
-                              <w:lang w:val="en-US"/>
                             </w:rPr>
                             <m:t>4.8018</m:t>
                           </m:r>
@@ -24026,20 +22709,8 @@
                             <w:rPr>
                               <w:rFonts w:ascii="Cambria Math" w:hAnsi="Cambria Math" w:cs="Times New Roman"/>
                               <w:sz w:val="24"/>
-                              <w:lang w:val="en-US"/>
                             </w:rPr>
-                            <m:t>62</m:t>
-                          </m:r>
-                          <m:r>
-                            <m:rPr>
-                              <m:sty m:val="p"/>
-                            </m:rPr>
-                            <w:rPr>
-                              <w:rFonts w:ascii="Cambria Math" w:hAnsi="Cambria Math" w:cs="Times New Roman"/>
-                              <w:sz w:val="24"/>
-                              <w:lang w:val="en-US"/>
-                            </w:rPr>
-                            <m:t>.8894</m:t>
+                            <m:t>62.8894</m:t>
                           </m:r>
                         </m:e>
                       </m:mr>
@@ -24052,20 +22723,8 @@
                             <w:rPr>
                               <w:rFonts w:ascii="Cambria Math" w:hAnsi="Cambria Math" w:cs="Times New Roman"/>
                               <w:sz w:val="24"/>
-                              <w:lang w:val="en-US"/>
                             </w:rPr>
-                            <m:t>1</m:t>
-                          </m:r>
-                          <m:r>
-                            <m:rPr>
-                              <m:sty m:val="p"/>
-                            </m:rPr>
-                            <w:rPr>
-                              <w:rFonts w:ascii="Cambria Math" w:hAnsi="Cambria Math" w:cs="Times New Roman"/>
-                              <w:sz w:val="24"/>
-                              <w:lang w:val="en-US"/>
-                            </w:rPr>
-                            <m:t>42.5068</m:t>
+                            <m:t>142.5068</m:t>
                           </m:r>
                         </m:e>
                       </m:mr>
@@ -24115,7 +22774,6 @@
                   <w:rPr>
                     <w:rFonts w:ascii="Cambria Math" w:hAnsi="Cambria Math" w:cs="Times New Roman"/>
                     <w:sz w:val="24"/>
-                    <w:lang w:val="en-US"/>
                   </w:rPr>
                   <m:t>=</m:t>
                 </m:r>
@@ -24155,7 +22813,6 @@
                           <w:rPr>
                             <w:rFonts w:ascii="Cambria Math" w:hAnsi="Cambria Math" w:cs="Times New Roman"/>
                             <w:sz w:val="24"/>
-                            <w:lang w:val="en-US"/>
                           </w:rPr>
                           <m:t>1</m:t>
                         </m:r>
@@ -24168,7 +22825,6 @@
                       <w:rPr>
                         <w:rFonts w:ascii="Cambria Math" w:hAnsi="Cambria Math" w:cs="Times New Roman"/>
                         <w:sz w:val="24"/>
-                        <w:lang w:val="en-US"/>
                       </w:rPr>
                       <m:t>,…,</m:t>
                     </m:r>
@@ -24209,26 +22865,13 @@
                   <w:rPr>
                     <w:rFonts w:ascii="Cambria Math" w:hAnsi="Cambria Math" w:cs="Times New Roman"/>
                     <w:sz w:val="24"/>
-                    <w:lang w:val="en-US"/>
                   </w:rPr>
-                  <m:t>=(0,0,</m:t>
-                </m:r>
-                <m:r>
-                  <m:rPr>
-                    <m:sty m:val="p"/>
-                  </m:rPr>
-                  <w:rPr>
-                    <w:rFonts w:ascii="Cambria Math" w:hAnsi="Cambria Math" w:cs="Times New Roman"/>
-                    <w:sz w:val="24"/>
-                    <w:lang w:val="en-US"/>
-                  </w:rPr>
-                  <m:t>5.</m:t>
+                  <m:t>=(0,0,5.</m:t>
                 </m:r>
                 <m:r>
                   <w:rPr>
                     <w:rFonts w:ascii="Cambria Math" w:hAnsi="Cambria Math" w:cs="Times New Roman"/>
                     <w:sz w:val="24"/>
-                    <w:lang w:val="en-US"/>
                   </w:rPr>
                   <m:t>8722</m:t>
                 </m:r>
@@ -24239,185 +22882,8 @@
                   <w:rPr>
                     <w:rFonts w:ascii="Cambria Math" w:hAnsi="Cambria Math" w:cs="Times New Roman"/>
                     <w:sz w:val="24"/>
-                    <w:lang w:val="en-US"/>
                   </w:rPr>
-                  <m:t>,</m:t>
-                </m:r>
-                <m:r>
-                  <m:rPr>
-                    <m:sty m:val="p"/>
-                  </m:rPr>
-                  <w:rPr>
-                    <w:rFonts w:ascii="Cambria Math" w:hAnsi="Cambria Math" w:cs="Times New Roman"/>
-                    <w:sz w:val="24"/>
-                    <w:lang w:val="en-US"/>
-                  </w:rPr>
-                  <m:t>0</m:t>
-                </m:r>
-                <m:r>
-                  <m:rPr>
-                    <m:sty m:val="p"/>
-                  </m:rPr>
-                  <w:rPr>
-                    <w:rFonts w:ascii="Cambria Math" w:hAnsi="Cambria Math" w:cs="Times New Roman"/>
-                    <w:sz w:val="24"/>
-                    <w:lang w:val="en-US"/>
-                  </w:rPr>
-                  <m:t>,</m:t>
-                </m:r>
-                <m:r>
-                  <m:rPr>
-                    <m:sty m:val="p"/>
-                  </m:rPr>
-                  <w:rPr>
-                    <w:rFonts w:ascii="Cambria Math" w:hAnsi="Cambria Math" w:cs="Times New Roman"/>
-                    <w:sz w:val="24"/>
-                    <w:lang w:val="en-US"/>
-                  </w:rPr>
-                  <m:t>4</m:t>
-                </m:r>
-                <m:r>
-                  <m:rPr>
-                    <m:sty m:val="p"/>
-                  </m:rPr>
-                  <w:rPr>
-                    <w:rFonts w:ascii="Cambria Math" w:hAnsi="Cambria Math" w:cs="Times New Roman"/>
-                    <w:sz w:val="24"/>
-                    <w:lang w:val="en-US"/>
-                  </w:rPr>
-                  <m:t>.5</m:t>
-                </m:r>
-                <m:r>
-                  <m:rPr>
-                    <m:sty m:val="p"/>
-                  </m:rPr>
-                  <w:rPr>
-                    <w:rFonts w:ascii="Cambria Math" w:hAnsi="Cambria Math" w:cs="Times New Roman"/>
-                    <w:sz w:val="24"/>
-                    <w:lang w:val="en-US"/>
-                  </w:rPr>
-                  <m:t>404</m:t>
-                </m:r>
-                <m:r>
-                  <m:rPr>
-                    <m:sty m:val="p"/>
-                  </m:rPr>
-                  <w:rPr>
-                    <w:rFonts w:ascii="Cambria Math" w:hAnsi="Cambria Math" w:cs="Times New Roman"/>
-                    <w:sz w:val="24"/>
-                    <w:lang w:val="en-US"/>
-                  </w:rPr>
-                  <m:t>,</m:t>
-                </m:r>
-                <m:r>
-                  <m:rPr>
-                    <m:sty m:val="p"/>
-                  </m:rPr>
-                  <w:rPr>
-                    <w:rFonts w:ascii="Cambria Math" w:hAnsi="Cambria Math" w:cs="Times New Roman"/>
-                    <w:sz w:val="24"/>
-                    <w:lang w:val="en-US"/>
-                  </w:rPr>
-                  <m:t>4.8018</m:t>
-                </m:r>
-                <m:r>
-                  <m:rPr>
-                    <m:sty m:val="p"/>
-                  </m:rPr>
-                  <w:rPr>
-                    <w:rFonts w:ascii="Cambria Math" w:hAnsi="Cambria Math" w:cs="Times New Roman"/>
-                    <w:sz w:val="24"/>
-                    <w:lang w:val="en-US"/>
-                  </w:rPr>
-                  <m:t>,</m:t>
-                </m:r>
-                <m:r>
-                  <m:rPr>
-                    <m:sty m:val="p"/>
-                  </m:rPr>
-                  <w:rPr>
-                    <w:rFonts w:ascii="Cambria Math" w:hAnsi="Cambria Math" w:cs="Times New Roman"/>
-                    <w:sz w:val="24"/>
-                    <w:lang w:val="en-US"/>
-                  </w:rPr>
-                  <m:t>0</m:t>
-                </m:r>
-                <m:r>
-                  <m:rPr>
-                    <m:sty m:val="p"/>
-                  </m:rPr>
-                  <w:rPr>
-                    <w:rFonts w:ascii="Cambria Math" w:hAnsi="Cambria Math" w:cs="Times New Roman"/>
-                    <w:sz w:val="24"/>
-                    <w:lang w:val="en-US"/>
-                  </w:rPr>
-                  <m:t>,</m:t>
-                </m:r>
-                <m:r>
-                  <m:rPr>
-                    <m:sty m:val="p"/>
-                  </m:rPr>
-                  <w:rPr>
-                    <w:rFonts w:ascii="Cambria Math" w:hAnsi="Cambria Math" w:cs="Times New Roman"/>
-                    <w:sz w:val="24"/>
-                    <w:lang w:val="en-US"/>
-                  </w:rPr>
-                  <m:t>62</m:t>
-                </m:r>
-                <m:r>
-                  <m:rPr>
-                    <m:sty m:val="p"/>
-                  </m:rPr>
-                  <w:rPr>
-                    <w:rFonts w:ascii="Cambria Math" w:hAnsi="Cambria Math" w:cs="Times New Roman"/>
-                    <w:sz w:val="24"/>
-                    <w:lang w:val="en-US"/>
-                  </w:rPr>
-                  <m:t>.8894</m:t>
-                </m:r>
-                <m:r>
-                  <m:rPr>
-                    <m:sty m:val="p"/>
-                  </m:rPr>
-                  <w:rPr>
-                    <w:rFonts w:ascii="Cambria Math" w:hAnsi="Cambria Math" w:cs="Times New Roman"/>
-                    <w:sz w:val="24"/>
-                    <w:lang w:val="en-US"/>
-                  </w:rPr>
-                  <m:t>,</m:t>
-                </m:r>
-                <m:r>
-                  <m:rPr>
-                    <m:sty m:val="p"/>
-                  </m:rPr>
-                  <w:rPr>
-                    <w:rFonts w:ascii="Cambria Math" w:hAnsi="Cambria Math" w:cs="Times New Roman"/>
-                    <w:sz w:val="24"/>
-                    <w:lang w:val="en-US"/>
-                  </w:rPr>
-                  <m:t>1</m:t>
-                </m:r>
-                <m:r>
-                  <m:rPr>
-                    <m:sty m:val="p"/>
-                  </m:rPr>
-                  <w:rPr>
-                    <w:rFonts w:ascii="Cambria Math" w:hAnsi="Cambria Math" w:cs="Times New Roman"/>
-                    <w:sz w:val="24"/>
-                    <w:lang w:val="en-US"/>
-                  </w:rPr>
-                  <m:t>42.5068</m:t>
-                </m:r>
-                <m:r>
-                  <m:rPr>
-                    <m:sty m:val="p"/>
-                  </m:rPr>
-                  <w:rPr>
-                    <w:rFonts w:ascii="Cambria Math" w:hAnsi="Cambria Math" w:cs="Times New Roman"/>
-                    <w:sz w:val="24"/>
-                    <w:lang w:val="en-US"/>
-                  </w:rPr>
-                  <m:t>,0)</m:t>
+                  <m:t>,0,4.5404,4.8018,0,62.8894,142.5068,0)</m:t>
                 </m:r>
               </m:e>
             </m:mr>
@@ -24874,18 +23340,7 @@
                               <w:sz w:val="24"/>
                               <w:lang w:val="en-US"/>
                             </w:rPr>
-                            <m:t>0.0</m:t>
-                          </m:r>
-                          <m:r>
-                            <m:rPr>
-                              <m:sty m:val="p"/>
-                            </m:rPr>
-                            <w:rPr>
-                              <w:rFonts w:ascii="Cambria Math" w:hAnsi="Cambria Math" w:cs="Times New Roman"/>
-                              <w:sz w:val="24"/>
-                              <w:lang w:val="en-US"/>
-                            </w:rPr>
-                            <m:t>131</m:t>
+                            <m:t>0.0131</m:t>
                           </m:r>
                         </m:e>
                         <m:e>
@@ -24898,18 +23353,7 @@
                               <w:sz w:val="24"/>
                               <w:lang w:val="en-US"/>
                             </w:rPr>
-                            <m:t>0.0</m:t>
-                          </m:r>
-                          <m:r>
-                            <m:rPr>
-                              <m:sty m:val="p"/>
-                            </m:rPr>
-                            <w:rPr>
-                              <w:rFonts w:ascii="Cambria Math" w:hAnsi="Cambria Math" w:cs="Times New Roman"/>
-                              <w:sz w:val="24"/>
-                              <w:lang w:val="en-US"/>
-                            </w:rPr>
-                            <m:t>776</m:t>
+                            <m:t>0.0776</m:t>
                           </m:r>
                         </m:e>
                         <m:e>
@@ -24948,18 +23392,7 @@
                               <w:sz w:val="24"/>
                               <w:lang w:val="en-US"/>
                             </w:rPr>
-                            <m:t>0.0</m:t>
-                          </m:r>
-                          <m:r>
-                            <m:rPr>
-                              <m:sty m:val="p"/>
-                            </m:rPr>
-                            <w:rPr>
-                              <w:rFonts w:ascii="Cambria Math" w:hAnsi="Cambria Math" w:cs="Times New Roman"/>
-                              <w:sz w:val="24"/>
-                              <w:lang w:val="en-US"/>
-                            </w:rPr>
-                            <m:t>183</m:t>
+                            <m:t>0.0183</m:t>
                           </m:r>
                         </m:e>
                       </m:mr>
@@ -24974,29 +23407,7 @@
                               <w:sz w:val="24"/>
                               <w:lang w:val="en-US"/>
                             </w:rPr>
-                            <m:t>-</m:t>
-                          </m:r>
-                          <m:r>
-                            <m:rPr>
-                              <m:sty m:val="p"/>
-                            </m:rPr>
-                            <w:rPr>
-                              <w:rFonts w:ascii="Cambria Math" w:hAnsi="Cambria Math" w:cs="Times New Roman"/>
-                              <w:sz w:val="24"/>
-                              <w:lang w:val="en-US"/>
-                            </w:rPr>
-                            <m:t>0.0</m:t>
-                          </m:r>
-                          <m:r>
-                            <m:rPr>
-                              <m:sty m:val="p"/>
-                            </m:rPr>
-                            <w:rPr>
-                              <w:rFonts w:ascii="Cambria Math" w:hAnsi="Cambria Math" w:cs="Times New Roman"/>
-                              <w:sz w:val="24"/>
-                              <w:lang w:val="en-US"/>
-                            </w:rPr>
-                            <m:t>427</m:t>
+                            <m:t>-0.0427</m:t>
                           </m:r>
                         </m:e>
                         <m:e>
@@ -25009,29 +23420,7 @@
                               <w:sz w:val="24"/>
                               <w:lang w:val="en-US"/>
                             </w:rPr>
-                            <m:t>-</m:t>
-                          </m:r>
-                          <m:r>
-                            <m:rPr>
-                              <m:sty m:val="p"/>
-                            </m:rPr>
-                            <w:rPr>
-                              <w:rFonts w:ascii="Cambria Math" w:hAnsi="Cambria Math" w:cs="Times New Roman"/>
-                              <w:sz w:val="24"/>
-                              <w:lang w:val="en-US"/>
-                            </w:rPr>
-                            <m:t>0.0</m:t>
-                          </m:r>
-                          <m:r>
-                            <m:rPr>
-                              <m:sty m:val="p"/>
-                            </m:rPr>
-                            <w:rPr>
-                              <w:rFonts w:ascii="Cambria Math" w:hAnsi="Cambria Math" w:cs="Times New Roman"/>
-                              <w:sz w:val="24"/>
-                              <w:lang w:val="en-US"/>
-                            </w:rPr>
-                            <m:t>021</m:t>
+                            <m:t>-0.0021</m:t>
                           </m:r>
                         </m:e>
                         <m:e>
@@ -25070,18 +23459,7 @@
                               <w:sz w:val="24"/>
                               <w:lang w:val="en-US"/>
                             </w:rPr>
-                            <m:t>0.0</m:t>
-                          </m:r>
-                          <m:r>
-                            <m:rPr>
-                              <m:sty m:val="p"/>
-                            </m:rPr>
-                            <w:rPr>
-                              <w:rFonts w:ascii="Cambria Math" w:hAnsi="Cambria Math" w:cs="Times New Roman"/>
-                              <w:sz w:val="24"/>
-                              <w:lang w:val="en-US"/>
-                            </w:rPr>
-                            <m:t>657</m:t>
+                            <m:t>0.0657</m:t>
                           </m:r>
                         </m:e>
                       </m:mr>
@@ -25096,18 +23474,7 @@
                               <w:sz w:val="24"/>
                               <w:lang w:val="en-US"/>
                             </w:rPr>
-                            <m:t>0.0</m:t>
-                          </m:r>
-                          <m:r>
-                            <m:rPr>
-                              <m:sty m:val="p"/>
-                            </m:rPr>
-                            <w:rPr>
-                              <w:rFonts w:ascii="Cambria Math" w:hAnsi="Cambria Math" w:cs="Times New Roman"/>
-                              <w:sz w:val="24"/>
-                              <w:lang w:val="en-US"/>
-                            </w:rPr>
-                            <m:t>316</m:t>
+                            <m:t>0.0316</m:t>
                           </m:r>
                         </m:e>
                         <m:e>
@@ -25120,18 +23487,7 @@
                               <w:sz w:val="24"/>
                               <w:lang w:val="en-US"/>
                             </w:rPr>
-                            <m:t>0.0</m:t>
-                          </m:r>
-                          <m:r>
-                            <m:rPr>
-                              <m:sty m:val="p"/>
-                            </m:rPr>
-                            <w:rPr>
-                              <w:rFonts w:ascii="Cambria Math" w:hAnsi="Cambria Math" w:cs="Times New Roman"/>
-                              <w:sz w:val="24"/>
-                              <w:lang w:val="en-US"/>
-                            </w:rPr>
-                            <m:t>304</m:t>
+                            <m:t>0.0304</m:t>
                           </m:r>
                         </m:e>
                         <m:e>
@@ -25170,18 +23526,7 @@
                               <w:sz w:val="24"/>
                               <w:lang w:val="en-US"/>
                             </w:rPr>
-                            <m:t>0.0</m:t>
-                          </m:r>
-                          <m:r>
-                            <m:rPr>
-                              <m:sty m:val="p"/>
-                            </m:rPr>
-                            <w:rPr>
-                              <w:rFonts w:ascii="Cambria Math" w:hAnsi="Cambria Math" w:cs="Times New Roman"/>
-                              <w:sz w:val="24"/>
-                              <w:lang w:val="en-US"/>
-                            </w:rPr>
-                            <m:t>283</m:t>
+                            <m:t>0.0283</m:t>
                           </m:r>
                         </m:e>
                       </m:mr>
@@ -25196,18 +23541,7 @@
                               <w:sz w:val="24"/>
                               <w:lang w:val="en-US"/>
                             </w:rPr>
-                            <m:t>0.</m:t>
-                          </m:r>
-                          <m:r>
-                            <m:rPr>
-                              <m:sty m:val="p"/>
-                            </m:rPr>
-                            <w:rPr>
-                              <w:rFonts w:ascii="Cambria Math" w:hAnsi="Cambria Math" w:cs="Times New Roman"/>
-                              <w:sz w:val="24"/>
-                              <w:lang w:val="en-US"/>
-                            </w:rPr>
-                            <m:t>3147</m:t>
+                            <m:t>0.3147</m:t>
                           </m:r>
                         </m:e>
                         <m:e>
@@ -25220,18 +23554,7 @@
                               <w:sz w:val="24"/>
                               <w:lang w:val="en-US"/>
                             </w:rPr>
-                            <m:t>0.0</m:t>
-                          </m:r>
-                          <m:r>
-                            <m:rPr>
-                              <m:sty m:val="p"/>
-                            </m:rPr>
-                            <w:rPr>
-                              <w:rFonts w:ascii="Cambria Math" w:hAnsi="Cambria Math" w:cs="Times New Roman"/>
-                              <w:sz w:val="24"/>
-                              <w:lang w:val="en-US"/>
-                            </w:rPr>
-                            <m:t>6401</m:t>
+                            <m:t>0.06401</m:t>
                           </m:r>
                         </m:e>
                         <m:e>
@@ -25244,18 +23567,7 @@
                               <w:sz w:val="24"/>
                               <w:lang w:val="en-US"/>
                             </w:rPr>
-                            <m:t>1</m:t>
-                          </m:r>
-                          <m:r>
-                            <m:rPr>
-                              <m:sty m:val="p"/>
-                            </m:rPr>
-                            <w:rPr>
-                              <w:rFonts w:ascii="Cambria Math" w:hAnsi="Cambria Math" w:cs="Times New Roman"/>
-                              <w:sz w:val="24"/>
-                              <w:lang w:val="en-US"/>
-                            </w:rPr>
-                            <m:t>.00000</m:t>
+                            <m:t>1.00000</m:t>
                           </m:r>
                         </m:e>
                         <m:e>
@@ -25281,18 +23593,7 @@
                               <w:sz w:val="24"/>
                               <w:lang w:val="en-US"/>
                             </w:rPr>
-                            <m:t>0.0</m:t>
-                          </m:r>
-                          <m:r>
-                            <m:rPr>
-                              <m:sty m:val="p"/>
-                            </m:rPr>
-                            <w:rPr>
-                              <w:rFonts w:ascii="Cambria Math" w:hAnsi="Cambria Math" w:cs="Times New Roman"/>
-                              <w:sz w:val="24"/>
-                              <w:lang w:val="en-US"/>
-                            </w:rPr>
-                            <m:t>158</m:t>
+                            <m:t>0.0158</m:t>
                           </m:r>
                         </m:e>
                       </m:mr>
@@ -25307,18 +23608,7 @@
                               <w:sz w:val="24"/>
                               <w:lang w:val="en-US"/>
                             </w:rPr>
-                            <m:t>0.</m:t>
-                          </m:r>
-                          <m:r>
-                            <m:rPr>
-                              <m:sty m:val="p"/>
-                            </m:rPr>
-                            <w:rPr>
-                              <w:rFonts w:ascii="Cambria Math" w:hAnsi="Cambria Math" w:cs="Times New Roman"/>
-                              <w:sz w:val="24"/>
-                              <w:lang w:val="en-US"/>
-                            </w:rPr>
-                            <m:t>3685</m:t>
+                            <m:t>0.3685</m:t>
                           </m:r>
                         </m:e>
                         <m:e>
@@ -25378,29 +23668,7 @@
                               <w:sz w:val="24"/>
                               <w:lang w:val="en-US"/>
                             </w:rPr>
-                            <m:t>0</m:t>
-                          </m:r>
-                          <m:r>
-                            <m:rPr>
-                              <m:sty m:val="p"/>
-                            </m:rPr>
-                            <w:rPr>
-                              <w:rFonts w:ascii="Cambria Math" w:hAnsi="Cambria Math" w:cs="Times New Roman"/>
-                              <w:sz w:val="24"/>
-                              <w:lang w:val="en-US"/>
-                            </w:rPr>
-                            <m:t>.</m:t>
-                          </m:r>
-                          <m:r>
-                            <m:rPr>
-                              <m:sty m:val="p"/>
-                            </m:rPr>
-                            <w:rPr>
-                              <w:rFonts w:ascii="Cambria Math" w:hAnsi="Cambria Math" w:cs="Times New Roman"/>
-                              <w:sz w:val="24"/>
-                              <w:lang w:val="en-US"/>
-                            </w:rPr>
-                            <m:t>3562</m:t>
+                            <m:t>0.3562</m:t>
                           </m:r>
                         </m:e>
                       </m:mr>
@@ -25582,18 +23850,7 @@
                               <w:sz w:val="28"/>
                               <w:szCs w:val="28"/>
                             </w:rPr>
-                            <m:t>-</m:t>
-                          </m:r>
-                          <m:r>
-                            <m:rPr>
-                              <m:sty m:val="p"/>
-                            </m:rPr>
-                            <w:rPr>
-                              <w:rFonts w:ascii="Cambria Math" w:hAnsi="Cambria Math" w:cs="Times New Roman"/>
-                              <w:sz w:val="28"/>
-                              <w:szCs w:val="28"/>
-                            </w:rPr>
-                            <m:t>4</m:t>
+                            <m:t>-4</m:t>
                           </m:r>
                         </m:e>
                         <m:e>
@@ -25619,18 +23876,7 @@
                               <w:sz w:val="28"/>
                               <w:szCs w:val="28"/>
                             </w:rPr>
-                            <m:t>-</m:t>
-                          </m:r>
-                          <m:r>
-                            <m:rPr>
-                              <m:sty m:val="p"/>
-                            </m:rPr>
-                            <w:rPr>
-                              <w:rFonts w:ascii="Cambria Math" w:hAnsi="Cambria Math" w:cs="Times New Roman"/>
-                              <w:sz w:val="28"/>
-                              <w:szCs w:val="28"/>
-                            </w:rPr>
-                            <m:t>26</m:t>
+                            <m:t>-26</m:t>
                           </m:r>
                         </m:e>
                         <m:e>
@@ -25885,14 +24131,7 @@
                               <w:rFonts w:ascii="Cambria Math" w:hAnsi="Cambria Math" w:cs="Times New Roman"/>
                               <w:sz w:val="24"/>
                             </w:rPr>
-                            <m:t>1.4</m:t>
-                          </m:r>
-                          <m:r>
-                            <w:rPr>
-                              <w:rFonts w:ascii="Cambria Math" w:hAnsi="Cambria Math" w:cs="Times New Roman"/>
-                              <w:sz w:val="24"/>
-                            </w:rPr>
-                            <m:t>633</m:t>
+                            <m:t>1.4633</m:t>
                           </m:r>
                           <m:ctrlPr>
                             <w:rPr>
@@ -26592,18 +24831,7 @@
                                 <w:sz w:val="28"/>
                                 <w:szCs w:val="28"/>
                               </w:rPr>
-                              <m:t>3,</m:t>
-                            </m:r>
-                            <m:r>
-                              <m:rPr>
-                                <m:sty m:val="p"/>
-                              </m:rPr>
-                              <w:rPr>
-                                <w:rFonts w:ascii="Cambria Math" w:hAnsi="Cambria Math" w:cs="Times New Roman"/>
-                                <w:sz w:val="28"/>
-                                <w:szCs w:val="28"/>
-                              </w:rPr>
-                              <m:t>4</m:t>
+                              <m:t>3,4</m:t>
                             </m:r>
                           </m:sub>
                         </m:sSub>
@@ -26682,18 +24910,7 @@
                                 <w:sz w:val="28"/>
                                 <w:szCs w:val="28"/>
                               </w:rPr>
-                              <m:t>3,</m:t>
-                            </m:r>
-                            <m:r>
-                              <m:rPr>
-                                <m:sty m:val="p"/>
-                              </m:rPr>
-                              <w:rPr>
-                                <w:rFonts w:ascii="Cambria Math" w:hAnsi="Cambria Math" w:cs="Times New Roman"/>
-                                <w:sz w:val="28"/>
-                                <w:szCs w:val="28"/>
-                              </w:rPr>
-                              <m:t>7</m:t>
+                              <m:t>3,7</m:t>
                             </m:r>
                           </m:sub>
                         </m:sSub>
@@ -26944,18 +25161,7 @@
                                 <w:sz w:val="28"/>
                                 <w:szCs w:val="28"/>
                               </w:rPr>
-                              <m:t>5</m:t>
-                            </m:r>
-                            <m:r>
-                              <m:rPr>
-                                <m:sty m:val="p"/>
-                              </m:rPr>
-                              <w:rPr>
-                                <w:rFonts w:ascii="Cambria Math" w:hAnsi="Cambria Math" w:cs="Times New Roman"/>
-                                <w:sz w:val="28"/>
-                                <w:szCs w:val="28"/>
-                              </w:rPr>
-                              <m:t>,1</m:t>
+                              <m:t>5,1</m:t>
                             </m:r>
                           </m:sub>
                         </m:sSub>
@@ -27034,18 +25240,7 @@
                                 <w:sz w:val="28"/>
                                 <w:szCs w:val="28"/>
                               </w:rPr>
-                              <m:t>5</m:t>
-                            </m:r>
-                            <m:r>
-                              <m:rPr>
-                                <m:sty m:val="p"/>
-                              </m:rPr>
-                              <w:rPr>
-                                <w:rFonts w:ascii="Cambria Math" w:hAnsi="Cambria Math" w:cs="Times New Roman"/>
-                                <w:sz w:val="28"/>
-                                <w:szCs w:val="28"/>
-                              </w:rPr>
-                              <m:t>,2</m:t>
+                              <m:t>5,2</m:t>
                             </m:r>
                           </m:sub>
                         </m:sSub>
@@ -27124,29 +25319,7 @@
                                 <w:sz w:val="28"/>
                                 <w:szCs w:val="28"/>
                               </w:rPr>
-                              <m:t>5</m:t>
-                            </m:r>
-                            <m:r>
-                              <m:rPr>
-                                <m:sty m:val="p"/>
-                              </m:rPr>
-                              <w:rPr>
-                                <w:rFonts w:ascii="Cambria Math" w:hAnsi="Cambria Math" w:cs="Times New Roman"/>
-                                <w:sz w:val="28"/>
-                                <w:szCs w:val="28"/>
-                              </w:rPr>
-                              <m:t>,</m:t>
-                            </m:r>
-                            <m:r>
-                              <m:rPr>
-                                <m:sty m:val="p"/>
-                              </m:rPr>
-                              <w:rPr>
-                                <w:rFonts w:ascii="Cambria Math" w:hAnsi="Cambria Math" w:cs="Times New Roman"/>
-                                <w:sz w:val="28"/>
-                                <w:szCs w:val="28"/>
-                              </w:rPr>
-                              <m:t>4</m:t>
+                              <m:t>5,4</m:t>
                             </m:r>
                           </m:sub>
                         </m:sSub>
@@ -27225,29 +25398,7 @@
                                 <w:sz w:val="28"/>
                                 <w:szCs w:val="28"/>
                               </w:rPr>
-                              <m:t>5</m:t>
-                            </m:r>
-                            <m:r>
-                              <m:rPr>
-                                <m:sty m:val="p"/>
-                              </m:rPr>
-                              <w:rPr>
-                                <w:rFonts w:ascii="Cambria Math" w:hAnsi="Cambria Math" w:cs="Times New Roman"/>
-                                <w:sz w:val="28"/>
-                                <w:szCs w:val="28"/>
-                              </w:rPr>
-                              <m:t>,</m:t>
-                            </m:r>
-                            <m:r>
-                              <m:rPr>
-                                <m:sty m:val="p"/>
-                              </m:rPr>
-                              <w:rPr>
-                                <w:rFonts w:ascii="Cambria Math" w:hAnsi="Cambria Math" w:cs="Times New Roman"/>
-                                <w:sz w:val="28"/>
-                                <w:szCs w:val="28"/>
-                              </w:rPr>
-                              <m:t>7</m:t>
+                              <m:t>5,7</m:t>
                             </m:r>
                           </m:sub>
                         </m:sSub>
@@ -27323,18 +25474,7 @@
                                 <w:sz w:val="28"/>
                                 <w:szCs w:val="28"/>
                               </w:rPr>
-                              <m:t>5</m:t>
-                            </m:r>
-                            <m:r>
-                              <m:rPr>
-                                <m:sty m:val="p"/>
-                              </m:rPr>
-                              <w:rPr>
-                                <w:rFonts w:ascii="Cambria Math" w:hAnsi="Cambria Math" w:cs="Times New Roman"/>
-                                <w:sz w:val="28"/>
-                                <w:szCs w:val="28"/>
-                              </w:rPr>
-                              <m:t>,10</m:t>
+                              <m:t>5,10</m:t>
                             </m:r>
                           </m:sub>
                         </m:sSub>
@@ -27667,18 +25807,7 @@
                                 <w:sz w:val="28"/>
                                 <w:szCs w:val="28"/>
                               </w:rPr>
-                              <m:t>6,</m:t>
-                            </m:r>
-                            <m:r>
-                              <m:rPr>
-                                <m:sty m:val="p"/>
-                              </m:rPr>
-                              <w:rPr>
-                                <w:rFonts w:ascii="Cambria Math" w:hAnsi="Cambria Math" w:cs="Times New Roman"/>
-                                <w:sz w:val="28"/>
-                                <w:szCs w:val="28"/>
-                              </w:rPr>
-                              <m:t>4</m:t>
+                              <m:t>6,4</m:t>
                             </m:r>
                           </m:sub>
                         </m:sSub>
@@ -27757,18 +25886,7 @@
                                 <w:sz w:val="28"/>
                                 <w:szCs w:val="28"/>
                               </w:rPr>
-                              <m:t>6,</m:t>
-                            </m:r>
-                            <m:r>
-                              <m:rPr>
-                                <m:sty m:val="p"/>
-                              </m:rPr>
-                              <w:rPr>
-                                <w:rFonts w:ascii="Cambria Math" w:hAnsi="Cambria Math" w:cs="Times New Roman"/>
-                                <w:sz w:val="28"/>
-                                <w:szCs w:val="28"/>
-                              </w:rPr>
-                              <m:t>7</m:t>
+                              <m:t>6,7</m:t>
                             </m:r>
                           </m:sub>
                         </m:sSub>
@@ -28019,18 +26137,7 @@
                                 <w:sz w:val="28"/>
                                 <w:szCs w:val="28"/>
                               </w:rPr>
-                              <m:t>8</m:t>
-                            </m:r>
-                            <m:r>
-                              <m:rPr>
-                                <m:sty m:val="p"/>
-                              </m:rPr>
-                              <w:rPr>
-                                <w:rFonts w:ascii="Cambria Math" w:hAnsi="Cambria Math" w:cs="Times New Roman"/>
-                                <w:sz w:val="28"/>
-                                <w:szCs w:val="28"/>
-                              </w:rPr>
-                              <m:t>,1</m:t>
+                              <m:t>8,1</m:t>
                             </m:r>
                           </m:sub>
                         </m:sSub>
@@ -28109,18 +26216,7 @@
                                 <w:sz w:val="28"/>
                                 <w:szCs w:val="28"/>
                               </w:rPr>
-                              <m:t>8</m:t>
-                            </m:r>
-                            <m:r>
-                              <m:rPr>
-                                <m:sty m:val="p"/>
-                              </m:rPr>
-                              <w:rPr>
-                                <w:rFonts w:ascii="Cambria Math" w:hAnsi="Cambria Math" w:cs="Times New Roman"/>
-                                <w:sz w:val="28"/>
-                                <w:szCs w:val="28"/>
-                              </w:rPr>
-                              <m:t>,2</m:t>
+                              <m:t>8,2</m:t>
                             </m:r>
                           </m:sub>
                         </m:sSub>
@@ -28199,29 +26295,7 @@
                                 <w:sz w:val="28"/>
                                 <w:szCs w:val="28"/>
                               </w:rPr>
-                              <m:t>8</m:t>
-                            </m:r>
-                            <m:r>
-                              <m:rPr>
-                                <m:sty m:val="p"/>
-                              </m:rPr>
-                              <w:rPr>
-                                <w:rFonts w:ascii="Cambria Math" w:hAnsi="Cambria Math" w:cs="Times New Roman"/>
-                                <w:sz w:val="28"/>
-                                <w:szCs w:val="28"/>
-                              </w:rPr>
-                              <m:t>,</m:t>
-                            </m:r>
-                            <m:r>
-                              <m:rPr>
-                                <m:sty m:val="p"/>
-                              </m:rPr>
-                              <w:rPr>
-                                <w:rFonts w:ascii="Cambria Math" w:hAnsi="Cambria Math" w:cs="Times New Roman"/>
-                                <w:sz w:val="28"/>
-                                <w:szCs w:val="28"/>
-                              </w:rPr>
-                              <m:t>4</m:t>
+                              <m:t>8,4</m:t>
                             </m:r>
                           </m:sub>
                         </m:sSub>
@@ -28297,29 +26371,7 @@
                                 <w:sz w:val="28"/>
                                 <w:szCs w:val="28"/>
                               </w:rPr>
-                              <m:t>8</m:t>
-                            </m:r>
-                            <m:r>
-                              <m:rPr>
-                                <m:sty m:val="p"/>
-                              </m:rPr>
-                              <w:rPr>
-                                <w:rFonts w:ascii="Cambria Math" w:hAnsi="Cambria Math" w:cs="Times New Roman"/>
-                                <w:sz w:val="28"/>
-                                <w:szCs w:val="28"/>
-                              </w:rPr>
-                              <m:t>,</m:t>
-                            </m:r>
-                            <m:r>
-                              <m:rPr>
-                                <m:sty m:val="p"/>
-                              </m:rPr>
-                              <w:rPr>
-                                <w:rFonts w:ascii="Cambria Math" w:hAnsi="Cambria Math" w:cs="Times New Roman"/>
-                                <w:sz w:val="28"/>
-                                <w:szCs w:val="28"/>
-                              </w:rPr>
-                              <m:t>7</m:t>
+                              <m:t>8,7</m:t>
                             </m:r>
                           </m:sub>
                         </m:sSub>
@@ -28398,18 +26450,7 @@
                                 <w:sz w:val="28"/>
                                 <w:szCs w:val="28"/>
                               </w:rPr>
-                              <m:t>8</m:t>
-                            </m:r>
-                            <m:r>
-                              <m:rPr>
-                                <m:sty m:val="p"/>
-                              </m:rPr>
-                              <w:rPr>
-                                <w:rFonts w:ascii="Cambria Math" w:hAnsi="Cambria Math" w:cs="Times New Roman"/>
-                                <w:sz w:val="28"/>
-                                <w:szCs w:val="28"/>
-                              </w:rPr>
-                              <m:t>,10</m:t>
+                              <m:t>8,10</m:t>
                             </m:r>
                           </m:sub>
                         </m:sSub>
@@ -28742,18 +26783,7 @@
                                 <w:sz w:val="28"/>
                                 <w:szCs w:val="28"/>
                               </w:rPr>
-                              <m:t>9,</m:t>
-                            </m:r>
-                            <m:r>
-                              <m:rPr>
-                                <m:sty m:val="p"/>
-                              </m:rPr>
-                              <w:rPr>
-                                <w:rFonts w:ascii="Cambria Math" w:hAnsi="Cambria Math" w:cs="Times New Roman"/>
-                                <w:sz w:val="28"/>
-                                <w:szCs w:val="28"/>
-                              </w:rPr>
-                              <m:t>4</m:t>
+                              <m:t>9,4</m:t>
                             </m:r>
                           </m:sub>
                         </m:sSub>
@@ -28832,18 +26862,7 @@
                                 <w:sz w:val="28"/>
                                 <w:szCs w:val="28"/>
                               </w:rPr>
-                              <m:t>9,</m:t>
-                            </m:r>
-                            <m:r>
-                              <m:rPr>
-                                <m:sty m:val="p"/>
-                              </m:rPr>
-                              <w:rPr>
-                                <w:rFonts w:ascii="Cambria Math" w:hAnsi="Cambria Math" w:cs="Times New Roman"/>
-                                <w:sz w:val="28"/>
-                                <w:szCs w:val="28"/>
-                              </w:rPr>
-                              <m:t>7</m:t>
+                              <m:t>9,7</m:t>
                             </m:r>
                           </m:sub>
                         </m:sSub>
@@ -28995,8 +27014,7 @@
         <w:ind w:firstLine="567"/>
         <w:rPr>
           <w:rFonts w:ascii="Times New Roman" w:hAnsi="Times New Roman" w:cs="Times New Roman"/>
-          <w:sz w:val="28"/>
-          <w:szCs w:val="28"/>
+          <w:sz w:val="24"/>
           <w:lang w:val="en-US"/>
         </w:rPr>
       </w:pPr>
@@ -29024,8 +27042,8 @@
                 <w:rPr>
                   <w:rFonts w:ascii="Cambria Math" w:hAnsi="Cambria Math" w:cs="Times New Roman"/>
                   <w:i/>
-                  <w:sz w:val="32"/>
-                  <w:szCs w:val="32"/>
+                  <w:sz w:val="28"/>
+                  <w:szCs w:val="28"/>
                 </w:rPr>
               </m:ctrlPr>
             </m:mPr>
@@ -29039,8 +27057,8 @@
                     <m:ctrlPr>
                       <w:rPr>
                         <w:rFonts w:ascii="Cambria Math" w:hAnsi="Cambria Math" w:cs="Times New Roman"/>
-                        <w:sz w:val="32"/>
-                        <w:szCs w:val="32"/>
+                        <w:sz w:val="28"/>
+                        <w:szCs w:val="28"/>
                       </w:rPr>
                     </m:ctrlPr>
                   </m:dPr>
@@ -29060,8 +27078,8 @@
                           <w:rPr>
                             <w:rFonts w:ascii="Cambria Math" w:hAnsi="Cambria Math" w:cs="Times New Roman"/>
                             <w:i/>
-                            <w:sz w:val="32"/>
-                            <w:szCs w:val="32"/>
+                            <w:sz w:val="28"/>
+                            <w:szCs w:val="28"/>
                           </w:rPr>
                         </m:ctrlPr>
                       </m:mPr>
@@ -29073,8 +27091,8 @@
                             </m:rPr>
                             <w:rPr>
                               <w:rFonts w:ascii="Cambria Math" w:hAnsi="Cambria Math" w:cs="Times New Roman"/>
-                              <w:sz w:val="32"/>
-                              <w:szCs w:val="32"/>
+                              <w:sz w:val="28"/>
+                              <w:szCs w:val="28"/>
                               <w:lang w:val="en-US"/>
                             </w:rPr>
                             <m:t>1</m:t>
@@ -29084,8 +27102,8 @@
                               <m:ctrlPr>
                                 <w:rPr>
                                   <w:rFonts w:ascii="Cambria Math" w:hAnsi="Cambria Math" w:cs="Times New Roman"/>
-                                  <w:sz w:val="32"/>
-                                  <w:szCs w:val="32"/>
+                                  <w:sz w:val="28"/>
+                                  <w:szCs w:val="28"/>
                                 </w:rPr>
                               </m:ctrlPr>
                             </m:sSubPr>
@@ -29093,8 +27111,8 @@
                               <m:r>
                                 <w:rPr>
                                   <w:rFonts w:ascii="Cambria Math" w:hAnsi="Cambria Math" w:cs="Times New Roman"/>
-                                  <w:sz w:val="32"/>
-                                  <w:szCs w:val="32"/>
+                                  <w:sz w:val="28"/>
+                                  <w:szCs w:val="28"/>
                                 </w:rPr>
                                 <m:t>x</m:t>
                               </m:r>
@@ -29106,8 +27124,8 @@
                                 </m:rPr>
                                 <w:rPr>
                                   <w:rFonts w:ascii="Cambria Math" w:hAnsi="Cambria Math" w:cs="Times New Roman"/>
-                                  <w:sz w:val="32"/>
-                                  <w:szCs w:val="32"/>
+                                  <w:sz w:val="28"/>
+                                  <w:szCs w:val="28"/>
                                   <w:lang w:val="en-US"/>
                                 </w:rPr>
                                 <m:t>3</m:t>
@@ -29120,8 +27138,8 @@
                             </m:rPr>
                             <w:rPr>
                               <w:rFonts w:ascii="Cambria Math" w:hAnsi="Cambria Math" w:cs="Times New Roman"/>
-                              <w:sz w:val="32"/>
-                              <w:szCs w:val="32"/>
+                              <w:sz w:val="28"/>
+                              <w:szCs w:val="28"/>
                               <w:lang w:val="en-US"/>
                             </w:rPr>
                             <m:t>+0</m:t>
@@ -29131,8 +27149,8 @@
                               <m:ctrlPr>
                                 <w:rPr>
                                   <w:rFonts w:ascii="Cambria Math" w:hAnsi="Cambria Math" w:cs="Times New Roman"/>
-                                  <w:sz w:val="32"/>
-                                  <w:szCs w:val="32"/>
+                                  <w:sz w:val="28"/>
+                                  <w:szCs w:val="28"/>
                                 </w:rPr>
                               </m:ctrlPr>
                             </m:sSubPr>
@@ -29140,8 +27158,8 @@
                               <m:r>
                                 <w:rPr>
                                   <w:rFonts w:ascii="Cambria Math" w:hAnsi="Cambria Math" w:cs="Times New Roman"/>
-                                  <w:sz w:val="32"/>
-                                  <w:szCs w:val="32"/>
+                                  <w:sz w:val="28"/>
+                                  <w:szCs w:val="28"/>
                                 </w:rPr>
                                 <m:t>x</m:t>
                               </m:r>
@@ -29153,8 +27171,8 @@
                                 </m:rPr>
                                 <w:rPr>
                                   <w:rFonts w:ascii="Cambria Math" w:hAnsi="Cambria Math" w:cs="Times New Roman"/>
-                                  <w:sz w:val="32"/>
-                                  <w:szCs w:val="32"/>
+                                  <w:sz w:val="28"/>
+                                  <w:szCs w:val="28"/>
                                   <w:lang w:val="en-US"/>
                                 </w:rPr>
                                 <m:t>4</m:t>
@@ -29167,8 +27185,8 @@
                             </m:rPr>
                             <w:rPr>
                               <w:rFonts w:ascii="Cambria Math" w:hAnsi="Cambria Math" w:cs="Times New Roman"/>
-                              <w:sz w:val="32"/>
-                              <w:szCs w:val="32"/>
+                              <w:sz w:val="28"/>
+                              <w:szCs w:val="28"/>
                               <w:lang w:val="en-US"/>
                             </w:rPr>
                             <m:t>+0</m:t>
@@ -29178,8 +27196,8 @@
                               <m:ctrlPr>
                                 <w:rPr>
                                   <w:rFonts w:ascii="Cambria Math" w:hAnsi="Cambria Math" w:cs="Times New Roman"/>
-                                  <w:sz w:val="32"/>
-                                  <w:szCs w:val="32"/>
+                                  <w:sz w:val="28"/>
+                                  <w:szCs w:val="28"/>
                                 </w:rPr>
                               </m:ctrlPr>
                             </m:sSubPr>
@@ -29187,8 +27205,8 @@
                               <m:r>
                                 <w:rPr>
                                   <w:rFonts w:ascii="Cambria Math" w:hAnsi="Cambria Math" w:cs="Times New Roman"/>
-                                  <w:sz w:val="32"/>
-                                  <w:szCs w:val="32"/>
+                                  <w:sz w:val="28"/>
+                                  <w:szCs w:val="28"/>
                                 </w:rPr>
                                 <m:t>x</m:t>
                               </m:r>
@@ -29200,8 +27218,8 @@
                                 </m:rPr>
                                 <w:rPr>
                                   <w:rFonts w:ascii="Cambria Math" w:hAnsi="Cambria Math" w:cs="Times New Roman"/>
-                                  <w:sz w:val="32"/>
-                                  <w:szCs w:val="32"/>
+                                  <w:sz w:val="28"/>
+                                  <w:szCs w:val="28"/>
                                   <w:lang w:val="en-US"/>
                                 </w:rPr>
                                 <m:t>6</m:t>
@@ -29214,8 +27232,8 @@
                             </m:rPr>
                             <w:rPr>
                               <w:rFonts w:ascii="Cambria Math" w:hAnsi="Cambria Math" w:cs="Times New Roman"/>
-                              <w:sz w:val="32"/>
-                              <w:szCs w:val="32"/>
+                              <w:sz w:val="28"/>
+                              <w:szCs w:val="28"/>
                               <w:lang w:val="en-US"/>
                             </w:rPr>
                             <m:t>+0</m:t>
@@ -29225,8 +27243,8 @@
                               <m:ctrlPr>
                                 <w:rPr>
                                   <w:rFonts w:ascii="Cambria Math" w:hAnsi="Cambria Math" w:cs="Times New Roman"/>
-                                  <w:sz w:val="32"/>
-                                  <w:szCs w:val="32"/>
+                                  <w:sz w:val="28"/>
+                                  <w:szCs w:val="28"/>
                                 </w:rPr>
                               </m:ctrlPr>
                             </m:sSubPr>
@@ -29234,8 +27252,8 @@
                               <m:r>
                                 <w:rPr>
                                   <w:rFonts w:ascii="Cambria Math" w:hAnsi="Cambria Math" w:cs="Times New Roman"/>
-                                  <w:sz w:val="32"/>
-                                  <w:szCs w:val="32"/>
+                                  <w:sz w:val="28"/>
+                                  <w:szCs w:val="28"/>
                                 </w:rPr>
                                 <m:t>x</m:t>
                               </m:r>
@@ -29247,8 +27265,8 @@
                                 </m:rPr>
                                 <w:rPr>
                                   <w:rFonts w:ascii="Cambria Math" w:hAnsi="Cambria Math" w:cs="Times New Roman"/>
-                                  <w:sz w:val="32"/>
-                                  <w:szCs w:val="32"/>
+                                  <w:sz w:val="28"/>
+                                  <w:szCs w:val="28"/>
                                   <w:lang w:val="en-US"/>
                                 </w:rPr>
                                 <m:t>7</m:t>
@@ -29261,8 +27279,8 @@
                             </m:rPr>
                             <w:rPr>
                               <w:rFonts w:ascii="Cambria Math" w:hAnsi="Cambria Math" w:cs="Times New Roman"/>
-                              <w:sz w:val="32"/>
-                              <w:szCs w:val="32"/>
+                              <w:sz w:val="28"/>
+                              <w:szCs w:val="28"/>
                               <w:lang w:val="en-US"/>
                             </w:rPr>
                             <m:t>+0</m:t>
@@ -29272,8 +27290,8 @@
                               <m:ctrlPr>
                                 <w:rPr>
                                   <w:rFonts w:ascii="Cambria Math" w:hAnsi="Cambria Math" w:cs="Times New Roman"/>
-                                  <w:sz w:val="32"/>
-                                  <w:szCs w:val="32"/>
+                                  <w:sz w:val="28"/>
+                                  <w:szCs w:val="28"/>
                                 </w:rPr>
                               </m:ctrlPr>
                             </m:sSubPr>
@@ -29281,8 +27299,8 @@
                               <m:r>
                                 <w:rPr>
                                   <w:rFonts w:ascii="Cambria Math" w:hAnsi="Cambria Math" w:cs="Times New Roman"/>
-                                  <w:sz w:val="32"/>
-                                  <w:szCs w:val="32"/>
+                                  <w:sz w:val="28"/>
+                                  <w:szCs w:val="28"/>
                                 </w:rPr>
                                 <m:t>x</m:t>
                               </m:r>
@@ -29294,8 +27312,8 @@
                                 </m:rPr>
                                 <w:rPr>
                                   <w:rFonts w:ascii="Cambria Math" w:hAnsi="Cambria Math" w:cs="Times New Roman"/>
-                                  <w:sz w:val="32"/>
-                                  <w:szCs w:val="32"/>
+                                  <w:sz w:val="28"/>
+                                  <w:szCs w:val="28"/>
                                   <w:lang w:val="en-US"/>
                                 </w:rPr>
                                 <m:t>9</m:t>
@@ -29308,8 +27326,8 @@
                             </m:rPr>
                             <w:rPr>
                               <w:rFonts w:ascii="Cambria Math" w:hAnsi="Cambria Math" w:cs="Times New Roman"/>
-                              <w:sz w:val="32"/>
-                              <w:szCs w:val="32"/>
+                              <w:sz w:val="28"/>
+                              <w:szCs w:val="28"/>
                               <w:lang w:val="en-US"/>
                             </w:rPr>
                             <m:t>+</m:t>
@@ -29319,8 +27337,8 @@
                               <m:ctrlPr>
                                 <w:rPr>
                                   <w:rFonts w:ascii="Cambria Math" w:hAnsi="Cambria Math" w:cs="Times New Roman"/>
-                                  <w:sz w:val="32"/>
-                                  <w:szCs w:val="32"/>
+                                  <w:sz w:val="28"/>
+                                  <w:szCs w:val="28"/>
                                 </w:rPr>
                               </m:ctrlPr>
                             </m:sSubPr>
@@ -29328,8 +27346,8 @@
                               <m:r>
                                 <w:rPr>
                                   <w:rFonts w:ascii="Cambria Math" w:hAnsi="Cambria Math" w:cs="Times New Roman"/>
-                                  <w:sz w:val="32"/>
-                                  <w:szCs w:val="32"/>
+                                  <w:sz w:val="28"/>
+                                  <w:szCs w:val="28"/>
                                 </w:rPr>
                                 <m:t>α</m:t>
                               </m:r>
@@ -29341,8 +27359,8 @@
                                 </m:rPr>
                                 <w:rPr>
                                   <w:rFonts w:ascii="Cambria Math" w:hAnsi="Cambria Math" w:cs="Times New Roman"/>
-                                  <w:sz w:val="32"/>
-                                  <w:szCs w:val="32"/>
+                                  <w:sz w:val="28"/>
+                                  <w:szCs w:val="28"/>
                                   <w:lang w:val="en-US"/>
                                 </w:rPr>
                                 <m:t>3,1</m:t>
@@ -29354,8 +27372,8 @@
                               <m:ctrlPr>
                                 <w:rPr>
                                   <w:rFonts w:ascii="Cambria Math" w:hAnsi="Cambria Math" w:cs="Times New Roman"/>
-                                  <w:sz w:val="32"/>
-                                  <w:szCs w:val="32"/>
+                                  <w:sz w:val="28"/>
+                                  <w:szCs w:val="28"/>
                                 </w:rPr>
                               </m:ctrlPr>
                             </m:sSubPr>
@@ -29363,8 +27381,8 @@
                               <m:r>
                                 <w:rPr>
                                   <w:rFonts w:ascii="Cambria Math" w:hAnsi="Cambria Math" w:cs="Times New Roman"/>
-                                  <w:sz w:val="32"/>
-                                  <w:szCs w:val="32"/>
+                                  <w:sz w:val="28"/>
+                                  <w:szCs w:val="28"/>
                                 </w:rPr>
                                 <m:t>x</m:t>
                               </m:r>
@@ -29376,8 +27394,8 @@
                                 </m:rPr>
                                 <w:rPr>
                                   <w:rFonts w:ascii="Cambria Math" w:hAnsi="Cambria Math" w:cs="Times New Roman"/>
-                                  <w:sz w:val="32"/>
-                                  <w:szCs w:val="32"/>
+                                  <w:sz w:val="28"/>
+                                  <w:szCs w:val="28"/>
                                   <w:lang w:val="en-US"/>
                                 </w:rPr>
                                 <m:t>1</m:t>
@@ -29390,8 +27408,8 @@
                             </m:rPr>
                             <w:rPr>
                               <w:rFonts w:ascii="Cambria Math" w:hAnsi="Cambria Math" w:cs="Times New Roman"/>
-                              <w:sz w:val="32"/>
-                              <w:szCs w:val="32"/>
+                              <w:sz w:val="28"/>
+                              <w:szCs w:val="28"/>
                               <w:lang w:val="en-US"/>
                             </w:rPr>
                             <m:t>+</m:t>
@@ -29401,8 +27419,8 @@
                               <m:ctrlPr>
                                 <w:rPr>
                                   <w:rFonts w:ascii="Cambria Math" w:hAnsi="Cambria Math" w:cs="Times New Roman"/>
-                                  <w:sz w:val="32"/>
-                                  <w:szCs w:val="32"/>
+                                  <w:sz w:val="28"/>
+                                  <w:szCs w:val="28"/>
                                 </w:rPr>
                               </m:ctrlPr>
                             </m:sSubPr>
@@ -29410,8 +27428,8 @@
                               <m:r>
                                 <w:rPr>
                                   <w:rFonts w:ascii="Cambria Math" w:hAnsi="Cambria Math" w:cs="Times New Roman"/>
-                                  <w:sz w:val="32"/>
-                                  <w:szCs w:val="32"/>
+                                  <w:sz w:val="28"/>
+                                  <w:szCs w:val="28"/>
                                 </w:rPr>
                                 <m:t>a</m:t>
                               </m:r>
@@ -29423,8 +27441,8 @@
                                 </m:rPr>
                                 <w:rPr>
                                   <w:rFonts w:ascii="Cambria Math" w:hAnsi="Cambria Math" w:cs="Times New Roman"/>
-                                  <w:sz w:val="32"/>
-                                  <w:szCs w:val="32"/>
+                                  <w:sz w:val="28"/>
+                                  <w:szCs w:val="28"/>
                                   <w:lang w:val="en-US"/>
                                 </w:rPr>
                                 <m:t>3,2</m:t>
@@ -29436,8 +27454,8 @@
                               <m:ctrlPr>
                                 <w:rPr>
                                   <w:rFonts w:ascii="Cambria Math" w:hAnsi="Cambria Math" w:cs="Times New Roman"/>
-                                  <w:sz w:val="32"/>
-                                  <w:szCs w:val="32"/>
+                                  <w:sz w:val="28"/>
+                                  <w:szCs w:val="28"/>
                                 </w:rPr>
                               </m:ctrlPr>
                             </m:sSubPr>
@@ -29445,8 +27463,8 @@
                               <m:r>
                                 <w:rPr>
                                   <w:rFonts w:ascii="Cambria Math" w:hAnsi="Cambria Math" w:cs="Times New Roman"/>
-                                  <w:sz w:val="32"/>
-                                  <w:szCs w:val="32"/>
+                                  <w:sz w:val="28"/>
+                                  <w:szCs w:val="28"/>
                                 </w:rPr>
                                 <m:t>x</m:t>
                               </m:r>
@@ -29458,8 +27476,8 @@
                                 </m:rPr>
                                 <w:rPr>
                                   <w:rFonts w:ascii="Cambria Math" w:hAnsi="Cambria Math" w:cs="Times New Roman"/>
-                                  <w:sz w:val="32"/>
-                                  <w:szCs w:val="32"/>
+                                  <w:sz w:val="28"/>
+                                  <w:szCs w:val="28"/>
                                   <w:lang w:val="en-US"/>
                                 </w:rPr>
                                 <m:t>2</m:t>
@@ -29472,8 +27490,8 @@
                             </m:rPr>
                             <w:rPr>
                               <w:rFonts w:ascii="Cambria Math" w:hAnsi="Cambria Math" w:cs="Times New Roman"/>
-                              <w:sz w:val="32"/>
-                              <w:szCs w:val="32"/>
+                              <w:sz w:val="28"/>
+                              <w:szCs w:val="28"/>
                               <w:lang w:val="en-US"/>
                             </w:rPr>
                             <m:t>+</m:t>
@@ -29483,8 +27501,8 @@
                               <m:ctrlPr>
                                 <w:rPr>
                                   <w:rFonts w:ascii="Cambria Math" w:hAnsi="Cambria Math" w:cs="Times New Roman"/>
-                                  <w:sz w:val="32"/>
-                                  <w:szCs w:val="32"/>
+                                  <w:sz w:val="28"/>
+                                  <w:szCs w:val="28"/>
                                 </w:rPr>
                               </m:ctrlPr>
                             </m:sSubPr>
@@ -29492,8 +27510,8 @@
                               <m:r>
                                 <w:rPr>
                                   <w:rFonts w:ascii="Cambria Math" w:hAnsi="Cambria Math" w:cs="Times New Roman"/>
-                                  <w:sz w:val="32"/>
-                                  <w:szCs w:val="32"/>
+                                  <w:sz w:val="28"/>
+                                  <w:szCs w:val="28"/>
                                 </w:rPr>
                                 <m:t>a</m:t>
                               </m:r>
@@ -29505,8 +27523,8 @@
                                 </m:rPr>
                                 <w:rPr>
                                   <w:rFonts w:ascii="Cambria Math" w:hAnsi="Cambria Math" w:cs="Times New Roman"/>
-                                  <w:sz w:val="32"/>
-                                  <w:szCs w:val="32"/>
+                                  <w:sz w:val="28"/>
+                                  <w:szCs w:val="28"/>
                                   <w:lang w:val="en-US"/>
                                 </w:rPr>
                                 <m:t>3,5</m:t>
@@ -29518,8 +27536,8 @@
                               <m:ctrlPr>
                                 <w:rPr>
                                   <w:rFonts w:ascii="Cambria Math" w:hAnsi="Cambria Math" w:cs="Times New Roman"/>
-                                  <w:sz w:val="32"/>
-                                  <w:szCs w:val="32"/>
+                                  <w:sz w:val="28"/>
+                                  <w:szCs w:val="28"/>
                                 </w:rPr>
                               </m:ctrlPr>
                             </m:sSubPr>
@@ -29527,8 +27545,8 @@
                               <m:r>
                                 <w:rPr>
                                   <w:rFonts w:ascii="Cambria Math" w:hAnsi="Cambria Math" w:cs="Times New Roman"/>
-                                  <w:sz w:val="32"/>
-                                  <w:szCs w:val="32"/>
+                                  <w:sz w:val="28"/>
+                                  <w:szCs w:val="28"/>
                                 </w:rPr>
                                 <m:t>x</m:t>
                               </m:r>
@@ -29540,8 +27558,8 @@
                                 </m:rPr>
                                 <w:rPr>
                                   <w:rFonts w:ascii="Cambria Math" w:hAnsi="Cambria Math" w:cs="Times New Roman"/>
-                                  <w:sz w:val="32"/>
-                                  <w:szCs w:val="32"/>
+                                  <w:sz w:val="28"/>
+                                  <w:szCs w:val="28"/>
                                   <w:lang w:val="en-US"/>
                                 </w:rPr>
                                 <m:t>5</m:t>
@@ -29554,8 +27572,8 @@
                             </m:rPr>
                             <w:rPr>
                               <w:rFonts w:ascii="Cambria Math" w:hAnsi="Cambria Math" w:cs="Times New Roman"/>
-                              <w:sz w:val="32"/>
-                              <w:szCs w:val="32"/>
+                              <w:sz w:val="28"/>
+                              <w:szCs w:val="28"/>
                               <w:lang w:val="en-US"/>
                             </w:rPr>
                             <m:t>+</m:t>
@@ -29565,8 +27583,8 @@
                               <m:ctrlPr>
                                 <w:rPr>
                                   <w:rFonts w:ascii="Cambria Math" w:hAnsi="Cambria Math" w:cs="Times New Roman"/>
-                                  <w:sz w:val="32"/>
-                                  <w:szCs w:val="32"/>
+                                  <w:sz w:val="28"/>
+                                  <w:szCs w:val="28"/>
                                 </w:rPr>
                               </m:ctrlPr>
                             </m:sSubPr>
@@ -29574,8 +27592,8 @@
                               <m:r>
                                 <w:rPr>
                                   <w:rFonts w:ascii="Cambria Math" w:hAnsi="Cambria Math" w:cs="Times New Roman"/>
-                                  <w:sz w:val="32"/>
-                                  <w:szCs w:val="32"/>
+                                  <w:sz w:val="28"/>
+                                  <w:szCs w:val="28"/>
                                 </w:rPr>
                                 <m:t>a</m:t>
                               </m:r>
@@ -29587,8 +27605,8 @@
                                 </m:rPr>
                                 <w:rPr>
                                   <w:rFonts w:ascii="Cambria Math" w:hAnsi="Cambria Math" w:cs="Times New Roman"/>
-                                  <w:sz w:val="32"/>
-                                  <w:szCs w:val="32"/>
+                                  <w:sz w:val="28"/>
+                                  <w:szCs w:val="28"/>
                                   <w:lang w:val="en-US"/>
                                 </w:rPr>
                                 <m:t>3,8</m:t>
@@ -29600,8 +27618,8 @@
                               <m:ctrlPr>
                                 <w:rPr>
                                   <w:rFonts w:ascii="Cambria Math" w:hAnsi="Cambria Math" w:cs="Times New Roman"/>
-                                  <w:sz w:val="32"/>
-                                  <w:szCs w:val="32"/>
+                                  <w:sz w:val="28"/>
+                                  <w:szCs w:val="28"/>
                                 </w:rPr>
                               </m:ctrlPr>
                             </m:sSubPr>
@@ -29609,8 +27627,8 @@
                               <m:r>
                                 <w:rPr>
                                   <w:rFonts w:ascii="Cambria Math" w:hAnsi="Cambria Math" w:cs="Times New Roman"/>
-                                  <w:sz w:val="32"/>
-                                  <w:szCs w:val="32"/>
+                                  <w:sz w:val="28"/>
+                                  <w:szCs w:val="28"/>
                                 </w:rPr>
                                 <m:t>x</m:t>
                               </m:r>
@@ -29622,8 +27640,8 @@
                                 </m:rPr>
                                 <w:rPr>
                                   <w:rFonts w:ascii="Cambria Math" w:hAnsi="Cambria Math" w:cs="Times New Roman"/>
-                                  <w:sz w:val="32"/>
-                                  <w:szCs w:val="32"/>
+                                  <w:sz w:val="28"/>
+                                  <w:szCs w:val="28"/>
                                   <w:lang w:val="en-US"/>
                                 </w:rPr>
                                 <m:t>8</m:t>
@@ -29636,8 +27654,8 @@
                             </m:rPr>
                             <w:rPr>
                               <w:rFonts w:ascii="Cambria Math" w:hAnsi="Cambria Math" w:cs="Times New Roman"/>
-                              <w:sz w:val="32"/>
-                              <w:szCs w:val="32"/>
+                              <w:sz w:val="28"/>
+                              <w:szCs w:val="28"/>
                               <w:lang w:val="en-US"/>
                             </w:rPr>
                             <m:t>+</m:t>
@@ -29647,8 +27665,8 @@
                               <m:ctrlPr>
                                 <w:rPr>
                                   <w:rFonts w:ascii="Cambria Math" w:hAnsi="Cambria Math" w:cs="Times New Roman"/>
-                                  <w:sz w:val="32"/>
-                                  <w:szCs w:val="32"/>
+                                  <w:sz w:val="28"/>
+                                  <w:szCs w:val="28"/>
                                 </w:rPr>
                               </m:ctrlPr>
                             </m:sSubPr>
@@ -29656,8 +27674,8 @@
                               <m:r>
                                 <w:rPr>
                                   <w:rFonts w:ascii="Cambria Math" w:hAnsi="Cambria Math" w:cs="Times New Roman"/>
-                                  <w:sz w:val="32"/>
-                                  <w:szCs w:val="32"/>
+                                  <w:sz w:val="28"/>
+                                  <w:szCs w:val="28"/>
                                 </w:rPr>
                                 <m:t>a</m:t>
                               </m:r>
@@ -29669,8 +27687,8 @@
                                 </m:rPr>
                                 <w:rPr>
                                   <w:rFonts w:ascii="Cambria Math" w:hAnsi="Cambria Math" w:cs="Times New Roman"/>
-                                  <w:sz w:val="32"/>
-                                  <w:szCs w:val="32"/>
+                                  <w:sz w:val="28"/>
+                                  <w:szCs w:val="28"/>
                                   <w:lang w:val="en-US"/>
                                 </w:rPr>
                                 <m:t>3,10</m:t>
@@ -29682,8 +27700,8 @@
                               <m:ctrlPr>
                                 <w:rPr>
                                   <w:rFonts w:ascii="Cambria Math" w:hAnsi="Cambria Math" w:cs="Times New Roman"/>
-                                  <w:sz w:val="32"/>
-                                  <w:szCs w:val="32"/>
+                                  <w:sz w:val="28"/>
+                                  <w:szCs w:val="28"/>
                                 </w:rPr>
                               </m:ctrlPr>
                             </m:sSubPr>
@@ -29691,8 +27709,8 @@
                               <m:r>
                                 <w:rPr>
                                   <w:rFonts w:ascii="Cambria Math" w:hAnsi="Cambria Math" w:cs="Times New Roman"/>
-                                  <w:sz w:val="32"/>
-                                  <w:szCs w:val="32"/>
+                                  <w:sz w:val="28"/>
+                                  <w:szCs w:val="28"/>
                                 </w:rPr>
                                 <m:t>x</m:t>
                               </m:r>
@@ -29704,8 +27722,8 @@
                                 </m:rPr>
                                 <w:rPr>
                                   <w:rFonts w:ascii="Cambria Math" w:hAnsi="Cambria Math" w:cs="Times New Roman"/>
-                                  <w:sz w:val="32"/>
-                                  <w:szCs w:val="32"/>
+                                  <w:sz w:val="28"/>
+                                  <w:szCs w:val="28"/>
                                   <w:lang w:val="en-US"/>
                                 </w:rPr>
                                 <m:t>10</m:t>
@@ -29718,8 +27736,8 @@
                             </m:rPr>
                             <w:rPr>
                               <w:rFonts w:ascii="Cambria Math" w:hAnsi="Cambria Math" w:cs="Times New Roman"/>
-                              <w:sz w:val="32"/>
-                              <w:szCs w:val="32"/>
+                              <w:sz w:val="28"/>
+                              <w:szCs w:val="28"/>
                               <w:lang w:val="en-US"/>
                             </w:rPr>
                             <m:t>=</m:t>
@@ -29729,8 +27747,8 @@
                               <m:ctrlPr>
                                 <w:rPr>
                                   <w:rFonts w:ascii="Cambria Math" w:hAnsi="Cambria Math" w:cs="Times New Roman"/>
-                                  <w:sz w:val="32"/>
-                                  <w:szCs w:val="32"/>
+                                  <w:sz w:val="28"/>
+                                  <w:szCs w:val="28"/>
                                 </w:rPr>
                               </m:ctrlPr>
                             </m:sSubPr>
@@ -29738,8 +27756,8 @@
                               <m:r>
                                 <w:rPr>
                                   <w:rFonts w:ascii="Cambria Math" w:hAnsi="Cambria Math" w:cs="Times New Roman"/>
-                                  <w:sz w:val="32"/>
-                                  <w:szCs w:val="32"/>
+                                  <w:sz w:val="28"/>
+                                  <w:szCs w:val="28"/>
                                 </w:rPr>
                                 <m:t>β</m:t>
                               </m:r>
@@ -29751,8 +27769,8 @@
                                 </m:rPr>
                                 <w:rPr>
                                   <w:rFonts w:ascii="Cambria Math" w:hAnsi="Cambria Math" w:cs="Times New Roman"/>
-                                  <w:sz w:val="32"/>
-                                  <w:szCs w:val="32"/>
+                                  <w:sz w:val="28"/>
+                                  <w:szCs w:val="28"/>
                                   <w:lang w:val="en-US"/>
                                 </w:rPr>
                                 <m:t>1</m:t>
@@ -29769,8 +27787,8 @@
                             </m:rPr>
                             <w:rPr>
                               <w:rFonts w:ascii="Cambria Math" w:hAnsi="Cambria Math" w:cs="Times New Roman"/>
-                              <w:sz w:val="32"/>
-                              <w:szCs w:val="32"/>
+                              <w:sz w:val="28"/>
+                              <w:szCs w:val="28"/>
                               <w:lang w:val="en-US"/>
                             </w:rPr>
                             <m:t>0</m:t>
@@ -29780,8 +27798,8 @@
                               <m:ctrlPr>
                                 <w:rPr>
                                   <w:rFonts w:ascii="Cambria Math" w:hAnsi="Cambria Math" w:cs="Times New Roman"/>
-                                  <w:sz w:val="32"/>
-                                  <w:szCs w:val="32"/>
+                                  <w:sz w:val="28"/>
+                                  <w:szCs w:val="28"/>
                                 </w:rPr>
                               </m:ctrlPr>
                             </m:sSubPr>
@@ -29789,8 +27807,8 @@
                               <m:r>
                                 <w:rPr>
                                   <w:rFonts w:ascii="Cambria Math" w:hAnsi="Cambria Math" w:cs="Times New Roman"/>
-                                  <w:sz w:val="32"/>
-                                  <w:szCs w:val="32"/>
+                                  <w:sz w:val="28"/>
+                                  <w:szCs w:val="28"/>
                                 </w:rPr>
                                 <m:t>x</m:t>
                               </m:r>
@@ -29802,8 +27820,8 @@
                                 </m:rPr>
                                 <w:rPr>
                                   <w:rFonts w:ascii="Cambria Math" w:hAnsi="Cambria Math" w:cs="Times New Roman"/>
-                                  <w:sz w:val="32"/>
-                                  <w:szCs w:val="32"/>
+                                  <w:sz w:val="28"/>
+                                  <w:szCs w:val="28"/>
                                   <w:lang w:val="en-US"/>
                                 </w:rPr>
                                 <m:t>3</m:t>
@@ -29816,8 +27834,8 @@
                             </m:rPr>
                             <w:rPr>
                               <w:rFonts w:ascii="Cambria Math" w:hAnsi="Cambria Math" w:cs="Times New Roman"/>
-                              <w:sz w:val="32"/>
-                              <w:szCs w:val="32"/>
+                              <w:sz w:val="28"/>
+                              <w:szCs w:val="28"/>
                               <w:lang w:val="en-US"/>
                             </w:rPr>
                             <m:t>+1</m:t>
@@ -29827,8 +27845,8 @@
                               <m:ctrlPr>
                                 <w:rPr>
                                   <w:rFonts w:ascii="Cambria Math" w:hAnsi="Cambria Math" w:cs="Times New Roman"/>
-                                  <w:sz w:val="32"/>
-                                  <w:szCs w:val="32"/>
+                                  <w:sz w:val="28"/>
+                                  <w:szCs w:val="28"/>
                                 </w:rPr>
                               </m:ctrlPr>
                             </m:sSubPr>
@@ -29836,8 +27854,8 @@
                               <m:r>
                                 <w:rPr>
                                   <w:rFonts w:ascii="Cambria Math" w:hAnsi="Cambria Math" w:cs="Times New Roman"/>
-                                  <w:sz w:val="32"/>
-                                  <w:szCs w:val="32"/>
+                                  <w:sz w:val="28"/>
+                                  <w:szCs w:val="28"/>
                                 </w:rPr>
                                 <m:t>x</m:t>
                               </m:r>
@@ -29849,8 +27867,8 @@
                                 </m:rPr>
                                 <w:rPr>
                                   <w:rFonts w:ascii="Cambria Math" w:hAnsi="Cambria Math" w:cs="Times New Roman"/>
-                                  <w:sz w:val="32"/>
-                                  <w:szCs w:val="32"/>
+                                  <w:sz w:val="28"/>
+                                  <w:szCs w:val="28"/>
                                   <w:lang w:val="en-US"/>
                                 </w:rPr>
                                 <m:t>4</m:t>
@@ -29863,8 +27881,8 @@
                             </m:rPr>
                             <w:rPr>
                               <w:rFonts w:ascii="Cambria Math" w:hAnsi="Cambria Math" w:cs="Times New Roman"/>
-                              <w:sz w:val="32"/>
-                              <w:szCs w:val="32"/>
+                              <w:sz w:val="28"/>
+                              <w:szCs w:val="28"/>
                               <w:lang w:val="en-US"/>
                             </w:rPr>
                             <m:t>+0</m:t>
@@ -29874,8 +27892,8 @@
                               <m:ctrlPr>
                                 <w:rPr>
                                   <w:rFonts w:ascii="Cambria Math" w:hAnsi="Cambria Math" w:cs="Times New Roman"/>
-                                  <w:sz w:val="32"/>
-                                  <w:szCs w:val="32"/>
+                                  <w:sz w:val="28"/>
+                                  <w:szCs w:val="28"/>
                                 </w:rPr>
                               </m:ctrlPr>
                             </m:sSubPr>
@@ -29883,8 +27901,8 @@
                               <m:r>
                                 <w:rPr>
                                   <w:rFonts w:ascii="Cambria Math" w:hAnsi="Cambria Math" w:cs="Times New Roman"/>
-                                  <w:sz w:val="32"/>
-                                  <w:szCs w:val="32"/>
+                                  <w:sz w:val="28"/>
+                                  <w:szCs w:val="28"/>
                                 </w:rPr>
                                 <m:t>x</m:t>
                               </m:r>
@@ -29896,8 +27914,8 @@
                                 </m:rPr>
                                 <w:rPr>
                                   <w:rFonts w:ascii="Cambria Math" w:hAnsi="Cambria Math" w:cs="Times New Roman"/>
-                                  <w:sz w:val="32"/>
-                                  <w:szCs w:val="32"/>
+                                  <w:sz w:val="28"/>
+                                  <w:szCs w:val="28"/>
                                   <w:lang w:val="en-US"/>
                                 </w:rPr>
                                 <m:t>6</m:t>
@@ -29910,8 +27928,8 @@
                             </m:rPr>
                             <w:rPr>
                               <w:rFonts w:ascii="Cambria Math" w:hAnsi="Cambria Math" w:cs="Times New Roman"/>
-                              <w:sz w:val="32"/>
-                              <w:szCs w:val="32"/>
+                              <w:sz w:val="28"/>
+                              <w:szCs w:val="28"/>
                               <w:lang w:val="en-US"/>
                             </w:rPr>
                             <m:t>+0</m:t>
@@ -29921,8 +27939,8 @@
                               <m:ctrlPr>
                                 <w:rPr>
                                   <w:rFonts w:ascii="Cambria Math" w:hAnsi="Cambria Math" w:cs="Times New Roman"/>
-                                  <w:sz w:val="32"/>
-                                  <w:szCs w:val="32"/>
+                                  <w:sz w:val="28"/>
+                                  <w:szCs w:val="28"/>
                                 </w:rPr>
                               </m:ctrlPr>
                             </m:sSubPr>
@@ -29930,8 +27948,8 @@
                               <m:r>
                                 <w:rPr>
                                   <w:rFonts w:ascii="Cambria Math" w:hAnsi="Cambria Math" w:cs="Times New Roman"/>
-                                  <w:sz w:val="32"/>
-                                  <w:szCs w:val="32"/>
+                                  <w:sz w:val="28"/>
+                                  <w:szCs w:val="28"/>
                                 </w:rPr>
                                 <m:t>x</m:t>
                               </m:r>
@@ -29943,8 +27961,8 @@
                                 </m:rPr>
                                 <w:rPr>
                                   <w:rFonts w:ascii="Cambria Math" w:hAnsi="Cambria Math" w:cs="Times New Roman"/>
-                                  <w:sz w:val="32"/>
-                                  <w:szCs w:val="32"/>
+                                  <w:sz w:val="28"/>
+                                  <w:szCs w:val="28"/>
                                   <w:lang w:val="en-US"/>
                                 </w:rPr>
                                 <m:t>7</m:t>
@@ -29957,8 +27975,8 @@
                             </m:rPr>
                             <w:rPr>
                               <w:rFonts w:ascii="Cambria Math" w:hAnsi="Cambria Math" w:cs="Times New Roman"/>
-                              <w:sz w:val="32"/>
-                              <w:szCs w:val="32"/>
+                              <w:sz w:val="28"/>
+                              <w:szCs w:val="28"/>
                               <w:lang w:val="en-US"/>
                             </w:rPr>
                             <m:t>+0</m:t>
@@ -29968,8 +27986,8 @@
                               <m:ctrlPr>
                                 <w:rPr>
                                   <w:rFonts w:ascii="Cambria Math" w:hAnsi="Cambria Math" w:cs="Times New Roman"/>
-                                  <w:sz w:val="32"/>
-                                  <w:szCs w:val="32"/>
+                                  <w:sz w:val="28"/>
+                                  <w:szCs w:val="28"/>
                                 </w:rPr>
                               </m:ctrlPr>
                             </m:sSubPr>
@@ -29977,8 +27995,8 @@
                               <m:r>
                                 <w:rPr>
                                   <w:rFonts w:ascii="Cambria Math" w:hAnsi="Cambria Math" w:cs="Times New Roman"/>
-                                  <w:sz w:val="32"/>
-                                  <w:szCs w:val="32"/>
+                                  <w:sz w:val="28"/>
+                                  <w:szCs w:val="28"/>
                                 </w:rPr>
                                 <m:t>x</m:t>
                               </m:r>
@@ -29990,8 +28008,8 @@
                                 </m:rPr>
                                 <w:rPr>
                                   <w:rFonts w:ascii="Cambria Math" w:hAnsi="Cambria Math" w:cs="Times New Roman"/>
-                                  <w:sz w:val="32"/>
-                                  <w:szCs w:val="32"/>
+                                  <w:sz w:val="28"/>
+                                  <w:szCs w:val="28"/>
                                   <w:lang w:val="en-US"/>
                                 </w:rPr>
                                 <m:t>9</m:t>
@@ -30004,8 +28022,8 @@
                             </m:rPr>
                             <w:rPr>
                               <w:rFonts w:ascii="Cambria Math" w:hAnsi="Cambria Math" w:cs="Times New Roman"/>
-                              <w:sz w:val="32"/>
-                              <w:szCs w:val="32"/>
+                              <w:sz w:val="28"/>
+                              <w:szCs w:val="28"/>
                               <w:lang w:val="en-US"/>
                             </w:rPr>
                             <m:t>+</m:t>
@@ -30015,8 +28033,8 @@
                               <m:ctrlPr>
                                 <w:rPr>
                                   <w:rFonts w:ascii="Cambria Math" w:hAnsi="Cambria Math" w:cs="Times New Roman"/>
-                                  <w:sz w:val="32"/>
-                                  <w:szCs w:val="32"/>
+                                  <w:sz w:val="28"/>
+                                  <w:szCs w:val="28"/>
                                 </w:rPr>
                               </m:ctrlPr>
                             </m:sSubPr>
@@ -30024,8 +28042,8 @@
                               <m:r>
                                 <w:rPr>
                                   <w:rFonts w:ascii="Cambria Math" w:hAnsi="Cambria Math" w:cs="Times New Roman"/>
-                                  <w:sz w:val="32"/>
-                                  <w:szCs w:val="32"/>
+                                  <w:sz w:val="28"/>
+                                  <w:szCs w:val="28"/>
                                 </w:rPr>
                                 <m:t>α</m:t>
                               </m:r>
@@ -30037,8 +28055,8 @@
                                 </m:rPr>
                                 <w:rPr>
                                   <w:rFonts w:ascii="Cambria Math" w:hAnsi="Cambria Math" w:cs="Times New Roman"/>
-                                  <w:sz w:val="32"/>
-                                  <w:szCs w:val="32"/>
+                                  <w:sz w:val="28"/>
+                                  <w:szCs w:val="28"/>
                                   <w:lang w:val="en-US"/>
                                 </w:rPr>
                                 <m:t>4,1</m:t>
@@ -30050,8 +28068,8 @@
                               <m:ctrlPr>
                                 <w:rPr>
                                   <w:rFonts w:ascii="Cambria Math" w:hAnsi="Cambria Math" w:cs="Times New Roman"/>
-                                  <w:sz w:val="32"/>
-                                  <w:szCs w:val="32"/>
+                                  <w:sz w:val="28"/>
+                                  <w:szCs w:val="28"/>
                                 </w:rPr>
                               </m:ctrlPr>
                             </m:sSubPr>
@@ -30059,8 +28077,8 @@
                               <m:r>
                                 <w:rPr>
                                   <w:rFonts w:ascii="Cambria Math" w:hAnsi="Cambria Math" w:cs="Times New Roman"/>
-                                  <w:sz w:val="32"/>
-                                  <w:szCs w:val="32"/>
+                                  <w:sz w:val="28"/>
+                                  <w:szCs w:val="28"/>
                                 </w:rPr>
                                 <m:t>x</m:t>
                               </m:r>
@@ -30072,8 +28090,8 @@
                                 </m:rPr>
                                 <w:rPr>
                                   <w:rFonts w:ascii="Cambria Math" w:hAnsi="Cambria Math" w:cs="Times New Roman"/>
-                                  <w:sz w:val="32"/>
-                                  <w:szCs w:val="32"/>
+                                  <w:sz w:val="28"/>
+                                  <w:szCs w:val="28"/>
                                   <w:lang w:val="en-US"/>
                                 </w:rPr>
                                 <m:t>1</m:t>
@@ -30086,8 +28104,8 @@
                             </m:rPr>
                             <w:rPr>
                               <w:rFonts w:ascii="Cambria Math" w:hAnsi="Cambria Math" w:cs="Times New Roman"/>
-                              <w:sz w:val="32"/>
-                              <w:szCs w:val="32"/>
+                              <w:sz w:val="28"/>
+                              <w:szCs w:val="28"/>
                               <w:lang w:val="en-US"/>
                             </w:rPr>
                             <m:t>+</m:t>
@@ -30097,8 +28115,8 @@
                               <m:ctrlPr>
                                 <w:rPr>
                                   <w:rFonts w:ascii="Cambria Math" w:hAnsi="Cambria Math" w:cs="Times New Roman"/>
-                                  <w:sz w:val="32"/>
-                                  <w:szCs w:val="32"/>
+                                  <w:sz w:val="28"/>
+                                  <w:szCs w:val="28"/>
                                 </w:rPr>
                               </m:ctrlPr>
                             </m:sSubPr>
@@ -30106,8 +28124,8 @@
                               <m:r>
                                 <w:rPr>
                                   <w:rFonts w:ascii="Cambria Math" w:hAnsi="Cambria Math" w:cs="Times New Roman"/>
-                                  <w:sz w:val="32"/>
-                                  <w:szCs w:val="32"/>
+                                  <w:sz w:val="28"/>
+                                  <w:szCs w:val="28"/>
                                 </w:rPr>
                                 <m:t>a</m:t>
                               </m:r>
@@ -30119,8 +28137,8 @@
                                 </m:rPr>
                                 <w:rPr>
                                   <w:rFonts w:ascii="Cambria Math" w:hAnsi="Cambria Math" w:cs="Times New Roman"/>
-                                  <w:sz w:val="32"/>
-                                  <w:szCs w:val="32"/>
+                                  <w:sz w:val="28"/>
+                                  <w:szCs w:val="28"/>
                                   <w:lang w:val="en-US"/>
                                 </w:rPr>
                                 <m:t>4,2</m:t>
@@ -30132,8 +28150,8 @@
                               <m:ctrlPr>
                                 <w:rPr>
                                   <w:rFonts w:ascii="Cambria Math" w:hAnsi="Cambria Math" w:cs="Times New Roman"/>
-                                  <w:sz w:val="32"/>
-                                  <w:szCs w:val="32"/>
+                                  <w:sz w:val="28"/>
+                                  <w:szCs w:val="28"/>
                                 </w:rPr>
                               </m:ctrlPr>
                             </m:sSubPr>
@@ -30141,8 +28159,8 @@
                               <m:r>
                                 <w:rPr>
                                   <w:rFonts w:ascii="Cambria Math" w:hAnsi="Cambria Math" w:cs="Times New Roman"/>
-                                  <w:sz w:val="32"/>
-                                  <w:szCs w:val="32"/>
+                                  <w:sz w:val="28"/>
+                                  <w:szCs w:val="28"/>
                                 </w:rPr>
                                 <m:t>x</m:t>
                               </m:r>
@@ -30154,8 +28172,8 @@
                                 </m:rPr>
                                 <w:rPr>
                                   <w:rFonts w:ascii="Cambria Math" w:hAnsi="Cambria Math" w:cs="Times New Roman"/>
-                                  <w:sz w:val="32"/>
-                                  <w:szCs w:val="32"/>
+                                  <w:sz w:val="28"/>
+                                  <w:szCs w:val="28"/>
                                   <w:lang w:val="en-US"/>
                                 </w:rPr>
                                 <m:t>2</m:t>
@@ -30168,8 +28186,8 @@
                             </m:rPr>
                             <w:rPr>
                               <w:rFonts w:ascii="Cambria Math" w:hAnsi="Cambria Math" w:cs="Times New Roman"/>
-                              <w:sz w:val="32"/>
-                              <w:szCs w:val="32"/>
+                              <w:sz w:val="28"/>
+                              <w:szCs w:val="28"/>
                               <w:lang w:val="en-US"/>
                             </w:rPr>
                             <m:t>+</m:t>
@@ -30179,8 +28197,8 @@
                               <m:ctrlPr>
                                 <w:rPr>
                                   <w:rFonts w:ascii="Cambria Math" w:hAnsi="Cambria Math" w:cs="Times New Roman"/>
-                                  <w:sz w:val="32"/>
-                                  <w:szCs w:val="32"/>
+                                  <w:sz w:val="28"/>
+                                  <w:szCs w:val="28"/>
                                 </w:rPr>
                               </m:ctrlPr>
                             </m:sSubPr>
@@ -30188,8 +28206,8 @@
                               <m:r>
                                 <w:rPr>
                                   <w:rFonts w:ascii="Cambria Math" w:hAnsi="Cambria Math" w:cs="Times New Roman"/>
-                                  <w:sz w:val="32"/>
-                                  <w:szCs w:val="32"/>
+                                  <w:sz w:val="28"/>
+                                  <w:szCs w:val="28"/>
                                 </w:rPr>
                                 <m:t>a</m:t>
                               </m:r>
@@ -30201,8 +28219,8 @@
                                 </m:rPr>
                                 <w:rPr>
                                   <w:rFonts w:ascii="Cambria Math" w:hAnsi="Cambria Math" w:cs="Times New Roman"/>
-                                  <w:sz w:val="32"/>
-                                  <w:szCs w:val="32"/>
+                                  <w:sz w:val="28"/>
+                                  <w:szCs w:val="28"/>
                                   <w:lang w:val="en-US"/>
                                 </w:rPr>
                                 <m:t>4,5</m:t>
@@ -30214,8 +28232,8 @@
                               <m:ctrlPr>
                                 <w:rPr>
                                   <w:rFonts w:ascii="Cambria Math" w:hAnsi="Cambria Math" w:cs="Times New Roman"/>
-                                  <w:sz w:val="32"/>
-                                  <w:szCs w:val="32"/>
+                                  <w:sz w:val="28"/>
+                                  <w:szCs w:val="28"/>
                                 </w:rPr>
                               </m:ctrlPr>
                             </m:sSubPr>
@@ -30223,8 +28241,8 @@
                               <m:r>
                                 <w:rPr>
                                   <w:rFonts w:ascii="Cambria Math" w:hAnsi="Cambria Math" w:cs="Times New Roman"/>
-                                  <w:sz w:val="32"/>
-                                  <w:szCs w:val="32"/>
+                                  <w:sz w:val="28"/>
+                                  <w:szCs w:val="28"/>
                                 </w:rPr>
                                 <m:t>x</m:t>
                               </m:r>
@@ -30236,8 +28254,8 @@
                                 </m:rPr>
                                 <w:rPr>
                                   <w:rFonts w:ascii="Cambria Math" w:hAnsi="Cambria Math" w:cs="Times New Roman"/>
-                                  <w:sz w:val="32"/>
-                                  <w:szCs w:val="32"/>
+                                  <w:sz w:val="28"/>
+                                  <w:szCs w:val="28"/>
                                   <w:lang w:val="en-US"/>
                                 </w:rPr>
                                 <m:t>5</m:t>
@@ -30250,8 +28268,8 @@
                             </m:rPr>
                             <w:rPr>
                               <w:rFonts w:ascii="Cambria Math" w:hAnsi="Cambria Math" w:cs="Times New Roman"/>
-                              <w:sz w:val="32"/>
-                              <w:szCs w:val="32"/>
+                              <w:sz w:val="28"/>
+                              <w:szCs w:val="28"/>
                               <w:lang w:val="en-US"/>
                             </w:rPr>
                             <m:t>+</m:t>
@@ -30261,8 +28279,8 @@
                               <m:ctrlPr>
                                 <w:rPr>
                                   <w:rFonts w:ascii="Cambria Math" w:hAnsi="Cambria Math" w:cs="Times New Roman"/>
-                                  <w:sz w:val="32"/>
-                                  <w:szCs w:val="32"/>
+                                  <w:sz w:val="28"/>
+                                  <w:szCs w:val="28"/>
                                 </w:rPr>
                               </m:ctrlPr>
                             </m:sSubPr>
@@ -30270,8 +28288,8 @@
                               <m:r>
                                 <w:rPr>
                                   <w:rFonts w:ascii="Cambria Math" w:hAnsi="Cambria Math" w:cs="Times New Roman"/>
-                                  <w:sz w:val="32"/>
-                                  <w:szCs w:val="32"/>
+                                  <w:sz w:val="28"/>
+                                  <w:szCs w:val="28"/>
                                 </w:rPr>
                                 <m:t>a</m:t>
                               </m:r>
@@ -30283,8 +28301,8 @@
                                 </m:rPr>
                                 <w:rPr>
                                   <w:rFonts w:ascii="Cambria Math" w:hAnsi="Cambria Math" w:cs="Times New Roman"/>
-                                  <w:sz w:val="32"/>
-                                  <w:szCs w:val="32"/>
+                                  <w:sz w:val="28"/>
+                                  <w:szCs w:val="28"/>
                                   <w:lang w:val="en-US"/>
                                 </w:rPr>
                                 <m:t>4,8</m:t>
@@ -30296,8 +28314,8 @@
                               <m:ctrlPr>
                                 <w:rPr>
                                   <w:rFonts w:ascii="Cambria Math" w:hAnsi="Cambria Math" w:cs="Times New Roman"/>
-                                  <w:sz w:val="32"/>
-                                  <w:szCs w:val="32"/>
+                                  <w:sz w:val="28"/>
+                                  <w:szCs w:val="28"/>
                                 </w:rPr>
                               </m:ctrlPr>
                             </m:sSubPr>
@@ -30305,8 +28323,8 @@
                               <m:r>
                                 <w:rPr>
                                   <w:rFonts w:ascii="Cambria Math" w:hAnsi="Cambria Math" w:cs="Times New Roman"/>
-                                  <w:sz w:val="32"/>
-                                  <w:szCs w:val="32"/>
+                                  <w:sz w:val="28"/>
+                                  <w:szCs w:val="28"/>
                                 </w:rPr>
                                 <m:t>x</m:t>
                               </m:r>
@@ -30318,8 +28336,8 @@
                                 </m:rPr>
                                 <w:rPr>
                                   <w:rFonts w:ascii="Cambria Math" w:hAnsi="Cambria Math" w:cs="Times New Roman"/>
-                                  <w:sz w:val="32"/>
-                                  <w:szCs w:val="32"/>
+                                  <w:sz w:val="28"/>
+                                  <w:szCs w:val="28"/>
                                   <w:lang w:val="en-US"/>
                                 </w:rPr>
                                 <m:t>8</m:t>
@@ -30332,8 +28350,8 @@
                             </m:rPr>
                             <w:rPr>
                               <w:rFonts w:ascii="Cambria Math" w:hAnsi="Cambria Math" w:cs="Times New Roman"/>
-                              <w:sz w:val="32"/>
-                              <w:szCs w:val="32"/>
+                              <w:sz w:val="28"/>
+                              <w:szCs w:val="28"/>
                               <w:lang w:val="en-US"/>
                             </w:rPr>
                             <m:t>+</m:t>
@@ -30343,8 +28361,8 @@
                               <m:ctrlPr>
                                 <w:rPr>
                                   <w:rFonts w:ascii="Cambria Math" w:hAnsi="Cambria Math" w:cs="Times New Roman"/>
-                                  <w:sz w:val="32"/>
-                                  <w:szCs w:val="32"/>
+                                  <w:sz w:val="28"/>
+                                  <w:szCs w:val="28"/>
                                 </w:rPr>
                               </m:ctrlPr>
                             </m:sSubPr>
@@ -30352,8 +28370,8 @@
                               <m:r>
                                 <w:rPr>
                                   <w:rFonts w:ascii="Cambria Math" w:hAnsi="Cambria Math" w:cs="Times New Roman"/>
-                                  <w:sz w:val="32"/>
-                                  <w:szCs w:val="32"/>
+                                  <w:sz w:val="28"/>
+                                  <w:szCs w:val="28"/>
                                 </w:rPr>
                                 <m:t>a</m:t>
                               </m:r>
@@ -30365,8 +28383,8 @@
                                 </m:rPr>
                                 <w:rPr>
                                   <w:rFonts w:ascii="Cambria Math" w:hAnsi="Cambria Math" w:cs="Times New Roman"/>
-                                  <w:sz w:val="32"/>
-                                  <w:szCs w:val="32"/>
+                                  <w:sz w:val="28"/>
+                                  <w:szCs w:val="28"/>
                                   <w:lang w:val="en-US"/>
                                 </w:rPr>
                                 <m:t>4,10</m:t>
@@ -30378,8 +28396,8 @@
                               <m:ctrlPr>
                                 <w:rPr>
                                   <w:rFonts w:ascii="Cambria Math" w:hAnsi="Cambria Math" w:cs="Times New Roman"/>
-                                  <w:sz w:val="32"/>
-                                  <w:szCs w:val="32"/>
+                                  <w:sz w:val="28"/>
+                                  <w:szCs w:val="28"/>
                                 </w:rPr>
                               </m:ctrlPr>
                             </m:sSubPr>
@@ -30387,8 +28405,8 @@
                               <m:r>
                                 <w:rPr>
                                   <w:rFonts w:ascii="Cambria Math" w:hAnsi="Cambria Math" w:cs="Times New Roman"/>
-                                  <w:sz w:val="32"/>
-                                  <w:szCs w:val="32"/>
+                                  <w:sz w:val="28"/>
+                                  <w:szCs w:val="28"/>
                                 </w:rPr>
                                 <m:t>x</m:t>
                               </m:r>
@@ -30400,8 +28418,8 @@
                                 </m:rPr>
                                 <w:rPr>
                                   <w:rFonts w:ascii="Cambria Math" w:hAnsi="Cambria Math" w:cs="Times New Roman"/>
-                                  <w:sz w:val="32"/>
-                                  <w:szCs w:val="32"/>
+                                  <w:sz w:val="28"/>
+                                  <w:szCs w:val="28"/>
                                   <w:lang w:val="en-US"/>
                                 </w:rPr>
                                 <m:t>10</m:t>
@@ -30414,8 +28432,8 @@
                             </m:rPr>
                             <w:rPr>
                               <w:rFonts w:ascii="Cambria Math" w:hAnsi="Cambria Math" w:cs="Times New Roman"/>
-                              <w:sz w:val="32"/>
-                              <w:szCs w:val="32"/>
+                              <w:sz w:val="28"/>
+                              <w:szCs w:val="28"/>
                               <w:lang w:val="en-US"/>
                             </w:rPr>
                             <m:t>=</m:t>
@@ -30425,8 +28443,8 @@
                               <m:ctrlPr>
                                 <w:rPr>
                                   <w:rFonts w:ascii="Cambria Math" w:hAnsi="Cambria Math" w:cs="Times New Roman"/>
-                                  <w:sz w:val="32"/>
-                                  <w:szCs w:val="32"/>
+                                  <w:sz w:val="28"/>
+                                  <w:szCs w:val="28"/>
                                 </w:rPr>
                               </m:ctrlPr>
                             </m:sSubPr>
@@ -30434,8 +28452,8 @@
                               <m:r>
                                 <w:rPr>
                                   <w:rFonts w:ascii="Cambria Math" w:hAnsi="Cambria Math" w:cs="Times New Roman"/>
-                                  <w:sz w:val="32"/>
-                                  <w:szCs w:val="32"/>
+                                  <w:sz w:val="28"/>
+                                  <w:szCs w:val="28"/>
                                 </w:rPr>
                                 <m:t>β</m:t>
                               </m:r>
@@ -30447,8 +28465,8 @@
                                 </m:rPr>
                                 <w:rPr>
                                   <w:rFonts w:ascii="Cambria Math" w:hAnsi="Cambria Math" w:cs="Times New Roman"/>
-                                  <w:sz w:val="32"/>
-                                  <w:szCs w:val="32"/>
+                                  <w:sz w:val="28"/>
+                                  <w:szCs w:val="28"/>
                                   <w:lang w:val="en-US"/>
                                 </w:rPr>
                                 <m:t>2</m:t>
@@ -30465,8 +28483,8 @@
                             </m:rPr>
                             <w:rPr>
                               <w:rFonts w:ascii="Cambria Math" w:hAnsi="Cambria Math" w:cs="Times New Roman"/>
-                              <w:sz w:val="32"/>
-                              <w:szCs w:val="32"/>
+                              <w:sz w:val="28"/>
+                              <w:szCs w:val="28"/>
                               <w:lang w:val="en-US"/>
                             </w:rPr>
                             <m:t>0</m:t>
@@ -30476,8 +28494,8 @@
                               <m:ctrlPr>
                                 <w:rPr>
                                   <w:rFonts w:ascii="Cambria Math" w:hAnsi="Cambria Math" w:cs="Times New Roman"/>
-                                  <w:sz w:val="32"/>
-                                  <w:szCs w:val="32"/>
+                                  <w:sz w:val="28"/>
+                                  <w:szCs w:val="28"/>
                                 </w:rPr>
                               </m:ctrlPr>
                             </m:sSubPr>
@@ -30485,8 +28503,8 @@
                               <m:r>
                                 <w:rPr>
                                   <w:rFonts w:ascii="Cambria Math" w:hAnsi="Cambria Math" w:cs="Times New Roman"/>
-                                  <w:sz w:val="32"/>
-                                  <w:szCs w:val="32"/>
+                                  <w:sz w:val="28"/>
+                                  <w:szCs w:val="28"/>
                                 </w:rPr>
                                 <m:t>x</m:t>
                               </m:r>
@@ -30498,8 +28516,8 @@
                                 </m:rPr>
                                 <w:rPr>
                                   <w:rFonts w:ascii="Cambria Math" w:hAnsi="Cambria Math" w:cs="Times New Roman"/>
-                                  <w:sz w:val="32"/>
-                                  <w:szCs w:val="32"/>
+                                  <w:sz w:val="28"/>
+                                  <w:szCs w:val="28"/>
                                   <w:lang w:val="en-US"/>
                                 </w:rPr>
                                 <m:t>3</m:t>
@@ -30512,8 +28530,8 @@
                             </m:rPr>
                             <w:rPr>
                               <w:rFonts w:ascii="Cambria Math" w:hAnsi="Cambria Math" w:cs="Times New Roman"/>
-                              <w:sz w:val="32"/>
-                              <w:szCs w:val="32"/>
+                              <w:sz w:val="28"/>
+                              <w:szCs w:val="28"/>
                               <w:lang w:val="en-US"/>
                             </w:rPr>
                             <m:t>+0</m:t>
@@ -30523,8 +28541,8 @@
                               <m:ctrlPr>
                                 <w:rPr>
                                   <w:rFonts w:ascii="Cambria Math" w:hAnsi="Cambria Math" w:cs="Times New Roman"/>
-                                  <w:sz w:val="32"/>
-                                  <w:szCs w:val="32"/>
+                                  <w:sz w:val="28"/>
+                                  <w:szCs w:val="28"/>
                                 </w:rPr>
                               </m:ctrlPr>
                             </m:sSubPr>
@@ -30532,8 +28550,8 @@
                               <m:r>
                                 <w:rPr>
                                   <w:rFonts w:ascii="Cambria Math" w:hAnsi="Cambria Math" w:cs="Times New Roman"/>
-                                  <w:sz w:val="32"/>
-                                  <w:szCs w:val="32"/>
+                                  <w:sz w:val="28"/>
+                                  <w:szCs w:val="28"/>
                                 </w:rPr>
                                 <m:t>x</m:t>
                               </m:r>
@@ -30545,8 +28563,8 @@
                                 </m:rPr>
                                 <w:rPr>
                                   <w:rFonts w:ascii="Cambria Math" w:hAnsi="Cambria Math" w:cs="Times New Roman"/>
-                                  <w:sz w:val="32"/>
-                                  <w:szCs w:val="32"/>
+                                  <w:sz w:val="28"/>
+                                  <w:szCs w:val="28"/>
                                   <w:lang w:val="en-US"/>
                                 </w:rPr>
                                 <m:t>4</m:t>
@@ -30559,8 +28577,8 @@
                             </m:rPr>
                             <w:rPr>
                               <w:rFonts w:ascii="Cambria Math" w:hAnsi="Cambria Math" w:cs="Times New Roman"/>
-                              <w:sz w:val="32"/>
-                              <w:szCs w:val="32"/>
+                              <w:sz w:val="28"/>
+                              <w:szCs w:val="28"/>
                               <w:lang w:val="en-US"/>
                             </w:rPr>
                             <m:t>+1</m:t>
@@ -30570,8 +28588,8 @@
                               <m:ctrlPr>
                                 <w:rPr>
                                   <w:rFonts w:ascii="Cambria Math" w:hAnsi="Cambria Math" w:cs="Times New Roman"/>
-                                  <w:sz w:val="32"/>
-                                  <w:szCs w:val="32"/>
+                                  <w:sz w:val="28"/>
+                                  <w:szCs w:val="28"/>
                                 </w:rPr>
                               </m:ctrlPr>
                             </m:sSubPr>
@@ -30579,8 +28597,8 @@
                               <m:r>
                                 <w:rPr>
                                   <w:rFonts w:ascii="Cambria Math" w:hAnsi="Cambria Math" w:cs="Times New Roman"/>
-                                  <w:sz w:val="32"/>
-                                  <w:szCs w:val="32"/>
+                                  <w:sz w:val="28"/>
+                                  <w:szCs w:val="28"/>
                                 </w:rPr>
                                 <m:t>x</m:t>
                               </m:r>
@@ -30592,8 +28610,8 @@
                                 </m:rPr>
                                 <w:rPr>
                                   <w:rFonts w:ascii="Cambria Math" w:hAnsi="Cambria Math" w:cs="Times New Roman"/>
-                                  <w:sz w:val="32"/>
-                                  <w:szCs w:val="32"/>
+                                  <w:sz w:val="28"/>
+                                  <w:szCs w:val="28"/>
                                   <w:lang w:val="en-US"/>
                                 </w:rPr>
                                 <m:t>6</m:t>
@@ -30606,8 +28624,8 @@
                             </m:rPr>
                             <w:rPr>
                               <w:rFonts w:ascii="Cambria Math" w:hAnsi="Cambria Math" w:cs="Times New Roman"/>
-                              <w:sz w:val="32"/>
-                              <w:szCs w:val="32"/>
+                              <w:sz w:val="28"/>
+                              <w:szCs w:val="28"/>
                               <w:lang w:val="en-US"/>
                             </w:rPr>
                             <m:t>+0</m:t>
@@ -30617,8 +28635,8 @@
                               <m:ctrlPr>
                                 <w:rPr>
                                   <w:rFonts w:ascii="Cambria Math" w:hAnsi="Cambria Math" w:cs="Times New Roman"/>
-                                  <w:sz w:val="32"/>
-                                  <w:szCs w:val="32"/>
+                                  <w:sz w:val="28"/>
+                                  <w:szCs w:val="28"/>
                                 </w:rPr>
                               </m:ctrlPr>
                             </m:sSubPr>
@@ -30626,8 +28644,8 @@
                               <m:r>
                                 <w:rPr>
                                   <w:rFonts w:ascii="Cambria Math" w:hAnsi="Cambria Math" w:cs="Times New Roman"/>
-                                  <w:sz w:val="32"/>
-                                  <w:szCs w:val="32"/>
+                                  <w:sz w:val="28"/>
+                                  <w:szCs w:val="28"/>
                                 </w:rPr>
                                 <m:t>x</m:t>
                               </m:r>
@@ -30639,8 +28657,8 @@
                                 </m:rPr>
                                 <w:rPr>
                                   <w:rFonts w:ascii="Cambria Math" w:hAnsi="Cambria Math" w:cs="Times New Roman"/>
-                                  <w:sz w:val="32"/>
-                                  <w:szCs w:val="32"/>
+                                  <w:sz w:val="28"/>
+                                  <w:szCs w:val="28"/>
                                   <w:lang w:val="en-US"/>
                                 </w:rPr>
                                 <m:t>7</m:t>
@@ -30653,8 +28671,8 @@
                             </m:rPr>
                             <w:rPr>
                               <w:rFonts w:ascii="Cambria Math" w:hAnsi="Cambria Math" w:cs="Times New Roman"/>
-                              <w:sz w:val="32"/>
-                              <w:szCs w:val="32"/>
+                              <w:sz w:val="28"/>
+                              <w:szCs w:val="28"/>
                               <w:lang w:val="en-US"/>
                             </w:rPr>
                             <m:t>+0</m:t>
@@ -30664,8 +28682,8 @@
                               <m:ctrlPr>
                                 <w:rPr>
                                   <w:rFonts w:ascii="Cambria Math" w:hAnsi="Cambria Math" w:cs="Times New Roman"/>
-                                  <w:sz w:val="32"/>
-                                  <w:szCs w:val="32"/>
+                                  <w:sz w:val="28"/>
+                                  <w:szCs w:val="28"/>
                                 </w:rPr>
                               </m:ctrlPr>
                             </m:sSubPr>
@@ -30673,8 +28691,8 @@
                               <m:r>
                                 <w:rPr>
                                   <w:rFonts w:ascii="Cambria Math" w:hAnsi="Cambria Math" w:cs="Times New Roman"/>
-                                  <w:sz w:val="32"/>
-                                  <w:szCs w:val="32"/>
+                                  <w:sz w:val="28"/>
+                                  <w:szCs w:val="28"/>
                                 </w:rPr>
                                 <m:t>x</m:t>
                               </m:r>
@@ -30686,8 +28704,8 @@
                                 </m:rPr>
                                 <w:rPr>
                                   <w:rFonts w:ascii="Cambria Math" w:hAnsi="Cambria Math" w:cs="Times New Roman"/>
-                                  <w:sz w:val="32"/>
-                                  <w:szCs w:val="32"/>
+                                  <w:sz w:val="28"/>
+                                  <w:szCs w:val="28"/>
                                   <w:lang w:val="en-US"/>
                                 </w:rPr>
                                 <m:t>9</m:t>
@@ -30700,8 +28718,8 @@
                             </m:rPr>
                             <w:rPr>
                               <w:rFonts w:ascii="Cambria Math" w:hAnsi="Cambria Math" w:cs="Times New Roman"/>
-                              <w:sz w:val="32"/>
-                              <w:szCs w:val="32"/>
+                              <w:sz w:val="28"/>
+                              <w:szCs w:val="28"/>
                               <w:lang w:val="en-US"/>
                             </w:rPr>
                             <m:t>+</m:t>
@@ -30711,8 +28729,8 @@
                               <m:ctrlPr>
                                 <w:rPr>
                                   <w:rFonts w:ascii="Cambria Math" w:hAnsi="Cambria Math" w:cs="Times New Roman"/>
-                                  <w:sz w:val="32"/>
-                                  <w:szCs w:val="32"/>
+                                  <w:sz w:val="28"/>
+                                  <w:szCs w:val="28"/>
                                 </w:rPr>
                               </m:ctrlPr>
                             </m:sSubPr>
@@ -30720,8 +28738,8 @@
                               <m:r>
                                 <w:rPr>
                                   <w:rFonts w:ascii="Cambria Math" w:hAnsi="Cambria Math" w:cs="Times New Roman"/>
-                                  <w:sz w:val="32"/>
-                                  <w:szCs w:val="32"/>
+                                  <w:sz w:val="28"/>
+                                  <w:szCs w:val="28"/>
                                 </w:rPr>
                                 <m:t>α</m:t>
                               </m:r>
@@ -30733,8 +28751,8 @@
                                 </m:rPr>
                                 <w:rPr>
                                   <w:rFonts w:ascii="Cambria Math" w:hAnsi="Cambria Math" w:cs="Times New Roman"/>
-                                  <w:sz w:val="32"/>
-                                  <w:szCs w:val="32"/>
+                                  <w:sz w:val="28"/>
+                                  <w:szCs w:val="28"/>
                                   <w:lang w:val="en-US"/>
                                 </w:rPr>
                                 <m:t>6,1</m:t>
@@ -30746,8 +28764,8 @@
                               <m:ctrlPr>
                                 <w:rPr>
                                   <w:rFonts w:ascii="Cambria Math" w:hAnsi="Cambria Math" w:cs="Times New Roman"/>
-                                  <w:sz w:val="32"/>
-                                  <w:szCs w:val="32"/>
+                                  <w:sz w:val="28"/>
+                                  <w:szCs w:val="28"/>
                                 </w:rPr>
                               </m:ctrlPr>
                             </m:sSubPr>
@@ -30755,8 +28773,8 @@
                               <m:r>
                                 <w:rPr>
                                   <w:rFonts w:ascii="Cambria Math" w:hAnsi="Cambria Math" w:cs="Times New Roman"/>
-                                  <w:sz w:val="32"/>
-                                  <w:szCs w:val="32"/>
+                                  <w:sz w:val="28"/>
+                                  <w:szCs w:val="28"/>
                                 </w:rPr>
                                 <m:t>x</m:t>
                               </m:r>
@@ -30768,8 +28786,8 @@
                                 </m:rPr>
                                 <w:rPr>
                                   <w:rFonts w:ascii="Cambria Math" w:hAnsi="Cambria Math" w:cs="Times New Roman"/>
-                                  <w:sz w:val="32"/>
-                                  <w:szCs w:val="32"/>
+                                  <w:sz w:val="28"/>
+                                  <w:szCs w:val="28"/>
                                   <w:lang w:val="en-US"/>
                                 </w:rPr>
                                 <m:t>1</m:t>
@@ -30782,8 +28800,8 @@
                             </m:rPr>
                             <w:rPr>
                               <w:rFonts w:ascii="Cambria Math" w:hAnsi="Cambria Math" w:cs="Times New Roman"/>
-                              <w:sz w:val="32"/>
-                              <w:szCs w:val="32"/>
+                              <w:sz w:val="28"/>
+                              <w:szCs w:val="28"/>
                               <w:lang w:val="en-US"/>
                             </w:rPr>
                             <m:t>+</m:t>
@@ -30793,8 +28811,8 @@
                               <m:ctrlPr>
                                 <w:rPr>
                                   <w:rFonts w:ascii="Cambria Math" w:hAnsi="Cambria Math" w:cs="Times New Roman"/>
-                                  <w:sz w:val="32"/>
-                                  <w:szCs w:val="32"/>
+                                  <w:sz w:val="28"/>
+                                  <w:szCs w:val="28"/>
                                 </w:rPr>
                               </m:ctrlPr>
                             </m:sSubPr>
@@ -30802,8 +28820,8 @@
                               <m:r>
                                 <w:rPr>
                                   <w:rFonts w:ascii="Cambria Math" w:hAnsi="Cambria Math" w:cs="Times New Roman"/>
-                                  <w:sz w:val="32"/>
-                                  <w:szCs w:val="32"/>
+                                  <w:sz w:val="28"/>
+                                  <w:szCs w:val="28"/>
                                 </w:rPr>
                                 <m:t>a</m:t>
                               </m:r>
@@ -30815,8 +28833,8 @@
                                 </m:rPr>
                                 <w:rPr>
                                   <w:rFonts w:ascii="Cambria Math" w:hAnsi="Cambria Math" w:cs="Times New Roman"/>
-                                  <w:sz w:val="32"/>
-                                  <w:szCs w:val="32"/>
+                                  <w:sz w:val="28"/>
+                                  <w:szCs w:val="28"/>
                                   <w:lang w:val="en-US"/>
                                 </w:rPr>
                                 <m:t>6,2</m:t>
@@ -30828,8 +28846,8 @@
                               <m:ctrlPr>
                                 <w:rPr>
                                   <w:rFonts w:ascii="Cambria Math" w:hAnsi="Cambria Math" w:cs="Times New Roman"/>
-                                  <w:sz w:val="32"/>
-                                  <w:szCs w:val="32"/>
+                                  <w:sz w:val="28"/>
+                                  <w:szCs w:val="28"/>
                                 </w:rPr>
                               </m:ctrlPr>
                             </m:sSubPr>
@@ -30837,8 +28855,8 @@
                               <m:r>
                                 <w:rPr>
                                   <w:rFonts w:ascii="Cambria Math" w:hAnsi="Cambria Math" w:cs="Times New Roman"/>
-                                  <w:sz w:val="32"/>
-                                  <w:szCs w:val="32"/>
+                                  <w:sz w:val="28"/>
+                                  <w:szCs w:val="28"/>
                                 </w:rPr>
                                 <m:t>x</m:t>
                               </m:r>
@@ -30850,8 +28868,8 @@
                                 </m:rPr>
                                 <w:rPr>
                                   <w:rFonts w:ascii="Cambria Math" w:hAnsi="Cambria Math" w:cs="Times New Roman"/>
-                                  <w:sz w:val="32"/>
-                                  <w:szCs w:val="32"/>
+                                  <w:sz w:val="28"/>
+                                  <w:szCs w:val="28"/>
                                   <w:lang w:val="en-US"/>
                                 </w:rPr>
                                 <m:t>2</m:t>
@@ -30864,8 +28882,8 @@
                             </m:rPr>
                             <w:rPr>
                               <w:rFonts w:ascii="Cambria Math" w:hAnsi="Cambria Math" w:cs="Times New Roman"/>
-                              <w:sz w:val="32"/>
-                              <w:szCs w:val="32"/>
+                              <w:sz w:val="28"/>
+                              <w:szCs w:val="28"/>
                               <w:lang w:val="en-US"/>
                             </w:rPr>
                             <m:t>+</m:t>
@@ -30875,8 +28893,8 @@
                               <m:ctrlPr>
                                 <w:rPr>
                                   <w:rFonts w:ascii="Cambria Math" w:hAnsi="Cambria Math" w:cs="Times New Roman"/>
-                                  <w:sz w:val="32"/>
-                                  <w:szCs w:val="32"/>
+                                  <w:sz w:val="28"/>
+                                  <w:szCs w:val="28"/>
                                 </w:rPr>
                               </m:ctrlPr>
                             </m:sSubPr>
@@ -30884,8 +28902,8 @@
                               <m:r>
                                 <w:rPr>
                                   <w:rFonts w:ascii="Cambria Math" w:hAnsi="Cambria Math" w:cs="Times New Roman"/>
-                                  <w:sz w:val="32"/>
-                                  <w:szCs w:val="32"/>
+                                  <w:sz w:val="28"/>
+                                  <w:szCs w:val="28"/>
                                 </w:rPr>
                                 <m:t>a</m:t>
                               </m:r>
@@ -30897,8 +28915,8 @@
                                 </m:rPr>
                                 <w:rPr>
                                   <w:rFonts w:ascii="Cambria Math" w:hAnsi="Cambria Math" w:cs="Times New Roman"/>
-                                  <w:sz w:val="32"/>
-                                  <w:szCs w:val="32"/>
+                                  <w:sz w:val="28"/>
+                                  <w:szCs w:val="28"/>
                                   <w:lang w:val="en-US"/>
                                 </w:rPr>
                                 <m:t>6,5</m:t>
@@ -30910,8 +28928,8 @@
                               <m:ctrlPr>
                                 <w:rPr>
                                   <w:rFonts w:ascii="Cambria Math" w:hAnsi="Cambria Math" w:cs="Times New Roman"/>
-                                  <w:sz w:val="32"/>
-                                  <w:szCs w:val="32"/>
+                                  <w:sz w:val="28"/>
+                                  <w:szCs w:val="28"/>
                                 </w:rPr>
                               </m:ctrlPr>
                             </m:sSubPr>
@@ -30919,8 +28937,8 @@
                               <m:r>
                                 <w:rPr>
                                   <w:rFonts w:ascii="Cambria Math" w:hAnsi="Cambria Math" w:cs="Times New Roman"/>
-                                  <w:sz w:val="32"/>
-                                  <w:szCs w:val="32"/>
+                                  <w:sz w:val="28"/>
+                                  <w:szCs w:val="28"/>
                                 </w:rPr>
                                 <m:t>x</m:t>
                               </m:r>
@@ -30932,8 +28950,8 @@
                                 </m:rPr>
                                 <w:rPr>
                                   <w:rFonts w:ascii="Cambria Math" w:hAnsi="Cambria Math" w:cs="Times New Roman"/>
-                                  <w:sz w:val="32"/>
-                                  <w:szCs w:val="32"/>
+                                  <w:sz w:val="28"/>
+                                  <w:szCs w:val="28"/>
                                   <w:lang w:val="en-US"/>
                                 </w:rPr>
                                 <m:t>5</m:t>
@@ -30946,8 +28964,8 @@
                             </m:rPr>
                             <w:rPr>
                               <w:rFonts w:ascii="Cambria Math" w:hAnsi="Cambria Math" w:cs="Times New Roman"/>
-                              <w:sz w:val="32"/>
-                              <w:szCs w:val="32"/>
+                              <w:sz w:val="28"/>
+                              <w:szCs w:val="28"/>
                               <w:lang w:val="en-US"/>
                             </w:rPr>
                             <m:t>+</m:t>
@@ -30957,8 +28975,8 @@
                               <m:ctrlPr>
                                 <w:rPr>
                                   <w:rFonts w:ascii="Cambria Math" w:hAnsi="Cambria Math" w:cs="Times New Roman"/>
-                                  <w:sz w:val="32"/>
-                                  <w:szCs w:val="32"/>
+                                  <w:sz w:val="28"/>
+                                  <w:szCs w:val="28"/>
                                 </w:rPr>
                               </m:ctrlPr>
                             </m:sSubPr>
@@ -30966,8 +28984,8 @@
                               <m:r>
                                 <w:rPr>
                                   <w:rFonts w:ascii="Cambria Math" w:hAnsi="Cambria Math" w:cs="Times New Roman"/>
-                                  <w:sz w:val="32"/>
-                                  <w:szCs w:val="32"/>
+                                  <w:sz w:val="28"/>
+                                  <w:szCs w:val="28"/>
                                 </w:rPr>
                                 <m:t>a</m:t>
                               </m:r>
@@ -30979,8 +28997,8 @@
                                 </m:rPr>
                                 <w:rPr>
                                   <w:rFonts w:ascii="Cambria Math" w:hAnsi="Cambria Math" w:cs="Times New Roman"/>
-                                  <w:sz w:val="32"/>
-                                  <w:szCs w:val="32"/>
+                                  <w:sz w:val="28"/>
+                                  <w:szCs w:val="28"/>
                                   <w:lang w:val="en-US"/>
                                 </w:rPr>
                                 <m:t>6,8</m:t>
@@ -30992,8 +29010,8 @@
                               <m:ctrlPr>
                                 <w:rPr>
                                   <w:rFonts w:ascii="Cambria Math" w:hAnsi="Cambria Math" w:cs="Times New Roman"/>
-                                  <w:sz w:val="32"/>
-                                  <w:szCs w:val="32"/>
+                                  <w:sz w:val="28"/>
+                                  <w:szCs w:val="28"/>
                                 </w:rPr>
                               </m:ctrlPr>
                             </m:sSubPr>
@@ -31001,8 +29019,8 @@
                               <m:r>
                                 <w:rPr>
                                   <w:rFonts w:ascii="Cambria Math" w:hAnsi="Cambria Math" w:cs="Times New Roman"/>
-                                  <w:sz w:val="32"/>
-                                  <w:szCs w:val="32"/>
+                                  <w:sz w:val="28"/>
+                                  <w:szCs w:val="28"/>
                                 </w:rPr>
                                 <m:t>x</m:t>
                               </m:r>
@@ -31014,8 +29032,8 @@
                                 </m:rPr>
                                 <w:rPr>
                                   <w:rFonts w:ascii="Cambria Math" w:hAnsi="Cambria Math" w:cs="Times New Roman"/>
-                                  <w:sz w:val="32"/>
-                                  <w:szCs w:val="32"/>
+                                  <w:sz w:val="28"/>
+                                  <w:szCs w:val="28"/>
                                   <w:lang w:val="en-US"/>
                                 </w:rPr>
                                 <m:t>8</m:t>
@@ -31028,8 +29046,8 @@
                             </m:rPr>
                             <w:rPr>
                               <w:rFonts w:ascii="Cambria Math" w:hAnsi="Cambria Math" w:cs="Times New Roman"/>
-                              <w:sz w:val="32"/>
-                              <w:szCs w:val="32"/>
+                              <w:sz w:val="28"/>
+                              <w:szCs w:val="28"/>
                               <w:lang w:val="en-US"/>
                             </w:rPr>
                             <m:t>+</m:t>
@@ -31039,8 +29057,8 @@
                               <m:ctrlPr>
                                 <w:rPr>
                                   <w:rFonts w:ascii="Cambria Math" w:hAnsi="Cambria Math" w:cs="Times New Roman"/>
-                                  <w:sz w:val="32"/>
-                                  <w:szCs w:val="32"/>
+                                  <w:sz w:val="28"/>
+                                  <w:szCs w:val="28"/>
                                 </w:rPr>
                               </m:ctrlPr>
                             </m:sSubPr>
@@ -31048,8 +29066,8 @@
                               <m:r>
                                 <w:rPr>
                                   <w:rFonts w:ascii="Cambria Math" w:hAnsi="Cambria Math" w:cs="Times New Roman"/>
-                                  <w:sz w:val="32"/>
-                                  <w:szCs w:val="32"/>
+                                  <w:sz w:val="28"/>
+                                  <w:szCs w:val="28"/>
                                 </w:rPr>
                                 <m:t>a</m:t>
                               </m:r>
@@ -31061,8 +29079,8 @@
                                 </m:rPr>
                                 <w:rPr>
                                   <w:rFonts w:ascii="Cambria Math" w:hAnsi="Cambria Math" w:cs="Times New Roman"/>
-                                  <w:sz w:val="32"/>
-                                  <w:szCs w:val="32"/>
+                                  <w:sz w:val="28"/>
+                                  <w:szCs w:val="28"/>
                                   <w:lang w:val="en-US"/>
                                 </w:rPr>
                                 <m:t>6,10</m:t>
@@ -31074,8 +29092,8 @@
                               <m:ctrlPr>
                                 <w:rPr>
                                   <w:rFonts w:ascii="Cambria Math" w:hAnsi="Cambria Math" w:cs="Times New Roman"/>
-                                  <w:sz w:val="32"/>
-                                  <w:szCs w:val="32"/>
+                                  <w:sz w:val="28"/>
+                                  <w:szCs w:val="28"/>
                                 </w:rPr>
                               </m:ctrlPr>
                             </m:sSubPr>
@@ -31083,8 +29101,8 @@
                               <m:r>
                                 <w:rPr>
                                   <w:rFonts w:ascii="Cambria Math" w:hAnsi="Cambria Math" w:cs="Times New Roman"/>
-                                  <w:sz w:val="32"/>
-                                  <w:szCs w:val="32"/>
+                                  <w:sz w:val="28"/>
+                                  <w:szCs w:val="28"/>
                                 </w:rPr>
                                 <m:t>x</m:t>
                               </m:r>
@@ -31096,8 +29114,8 @@
                                 </m:rPr>
                                 <w:rPr>
                                   <w:rFonts w:ascii="Cambria Math" w:hAnsi="Cambria Math" w:cs="Times New Roman"/>
-                                  <w:sz w:val="32"/>
-                                  <w:szCs w:val="32"/>
+                                  <w:sz w:val="28"/>
+                                  <w:szCs w:val="28"/>
                                   <w:lang w:val="en-US"/>
                                 </w:rPr>
                                 <m:t>10</m:t>
@@ -31110,8 +29128,8 @@
                             </m:rPr>
                             <w:rPr>
                               <w:rFonts w:ascii="Cambria Math" w:hAnsi="Cambria Math" w:cs="Times New Roman"/>
-                              <w:sz w:val="32"/>
-                              <w:szCs w:val="32"/>
+                              <w:sz w:val="28"/>
+                              <w:szCs w:val="28"/>
                               <w:lang w:val="en-US"/>
                             </w:rPr>
                             <m:t>=</m:t>
@@ -31121,8 +29139,8 @@
                               <m:ctrlPr>
                                 <w:rPr>
                                   <w:rFonts w:ascii="Cambria Math" w:hAnsi="Cambria Math" w:cs="Times New Roman"/>
-                                  <w:sz w:val="32"/>
-                                  <w:szCs w:val="32"/>
+                                  <w:sz w:val="28"/>
+                                  <w:szCs w:val="28"/>
                                 </w:rPr>
                               </m:ctrlPr>
                             </m:sSubPr>
@@ -31130,8 +29148,8 @@
                               <m:r>
                                 <w:rPr>
                                   <w:rFonts w:ascii="Cambria Math" w:hAnsi="Cambria Math" w:cs="Times New Roman"/>
-                                  <w:sz w:val="32"/>
-                                  <w:szCs w:val="32"/>
+                                  <w:sz w:val="28"/>
+                                  <w:szCs w:val="28"/>
                                 </w:rPr>
                                 <m:t>β</m:t>
                               </m:r>
@@ -31143,8 +29161,8 @@
                                 </m:rPr>
                                 <w:rPr>
                                   <w:rFonts w:ascii="Cambria Math" w:hAnsi="Cambria Math" w:cs="Times New Roman"/>
-                                  <w:sz w:val="32"/>
-                                  <w:szCs w:val="32"/>
+                                  <w:sz w:val="28"/>
+                                  <w:szCs w:val="28"/>
                                   <w:lang w:val="en-US"/>
                                 </w:rPr>
                                 <m:t>3</m:t>
@@ -31161,8 +29179,8 @@
                             </m:rPr>
                             <w:rPr>
                               <w:rFonts w:ascii="Cambria Math" w:hAnsi="Cambria Math" w:cs="Times New Roman"/>
-                              <w:sz w:val="32"/>
-                              <w:szCs w:val="32"/>
+                              <w:sz w:val="28"/>
+                              <w:szCs w:val="28"/>
                               <w:lang w:val="en-US"/>
                             </w:rPr>
                             <m:t>0</m:t>
@@ -31172,8 +29190,8 @@
                               <m:ctrlPr>
                                 <w:rPr>
                                   <w:rFonts w:ascii="Cambria Math" w:hAnsi="Cambria Math" w:cs="Times New Roman"/>
-                                  <w:sz w:val="32"/>
-                                  <w:szCs w:val="32"/>
+                                  <w:sz w:val="28"/>
+                                  <w:szCs w:val="28"/>
                                 </w:rPr>
                               </m:ctrlPr>
                             </m:sSubPr>
@@ -31181,8 +29199,8 @@
                               <m:r>
                                 <w:rPr>
                                   <w:rFonts w:ascii="Cambria Math" w:hAnsi="Cambria Math" w:cs="Times New Roman"/>
-                                  <w:sz w:val="32"/>
-                                  <w:szCs w:val="32"/>
+                                  <w:sz w:val="28"/>
+                                  <w:szCs w:val="28"/>
                                 </w:rPr>
                                 <m:t>x</m:t>
                               </m:r>
@@ -31194,8 +29212,8 @@
                                 </m:rPr>
                                 <w:rPr>
                                   <w:rFonts w:ascii="Cambria Math" w:hAnsi="Cambria Math" w:cs="Times New Roman"/>
-                                  <w:sz w:val="32"/>
-                                  <w:szCs w:val="32"/>
+                                  <w:sz w:val="28"/>
+                                  <w:szCs w:val="28"/>
                                   <w:lang w:val="en-US"/>
                                 </w:rPr>
                                 <m:t>3</m:t>
@@ -31208,8 +29226,8 @@
                             </m:rPr>
                             <w:rPr>
                               <w:rFonts w:ascii="Cambria Math" w:hAnsi="Cambria Math" w:cs="Times New Roman"/>
-                              <w:sz w:val="32"/>
-                              <w:szCs w:val="32"/>
+                              <w:sz w:val="28"/>
+                              <w:szCs w:val="28"/>
                               <w:lang w:val="en-US"/>
                             </w:rPr>
                             <m:t>+0</m:t>
@@ -31219,8 +29237,8 @@
                               <m:ctrlPr>
                                 <w:rPr>
                                   <w:rFonts w:ascii="Cambria Math" w:hAnsi="Cambria Math" w:cs="Times New Roman"/>
-                                  <w:sz w:val="32"/>
-                                  <w:szCs w:val="32"/>
+                                  <w:sz w:val="28"/>
+                                  <w:szCs w:val="28"/>
                                 </w:rPr>
                               </m:ctrlPr>
                             </m:sSubPr>
@@ -31228,8 +29246,8 @@
                               <m:r>
                                 <w:rPr>
                                   <w:rFonts w:ascii="Cambria Math" w:hAnsi="Cambria Math" w:cs="Times New Roman"/>
-                                  <w:sz w:val="32"/>
-                                  <w:szCs w:val="32"/>
+                                  <w:sz w:val="28"/>
+                                  <w:szCs w:val="28"/>
                                 </w:rPr>
                                 <m:t>x</m:t>
                               </m:r>
@@ -31241,8 +29259,8 @@
                                 </m:rPr>
                                 <w:rPr>
                                   <w:rFonts w:ascii="Cambria Math" w:hAnsi="Cambria Math" w:cs="Times New Roman"/>
-                                  <w:sz w:val="32"/>
-                                  <w:szCs w:val="32"/>
+                                  <w:sz w:val="28"/>
+                                  <w:szCs w:val="28"/>
                                   <w:lang w:val="en-US"/>
                                 </w:rPr>
                                 <m:t>4</m:t>
@@ -31255,8 +29273,8 @@
                             </m:rPr>
                             <w:rPr>
                               <w:rFonts w:ascii="Cambria Math" w:hAnsi="Cambria Math" w:cs="Times New Roman"/>
-                              <w:sz w:val="32"/>
-                              <w:szCs w:val="32"/>
+                              <w:sz w:val="28"/>
+                              <w:szCs w:val="28"/>
                               <w:lang w:val="en-US"/>
                             </w:rPr>
                             <m:t>+0</m:t>
@@ -31266,8 +29284,8 @@
                               <m:ctrlPr>
                                 <w:rPr>
                                   <w:rFonts w:ascii="Cambria Math" w:hAnsi="Cambria Math" w:cs="Times New Roman"/>
-                                  <w:sz w:val="32"/>
-                                  <w:szCs w:val="32"/>
+                                  <w:sz w:val="28"/>
+                                  <w:szCs w:val="28"/>
                                 </w:rPr>
                               </m:ctrlPr>
                             </m:sSubPr>
@@ -31275,8 +29293,8 @@
                               <m:r>
                                 <w:rPr>
                                   <w:rFonts w:ascii="Cambria Math" w:hAnsi="Cambria Math" w:cs="Times New Roman"/>
-                                  <w:sz w:val="32"/>
-                                  <w:szCs w:val="32"/>
+                                  <w:sz w:val="28"/>
+                                  <w:szCs w:val="28"/>
                                 </w:rPr>
                                 <m:t>x</m:t>
                               </m:r>
@@ -31288,8 +29306,8 @@
                                 </m:rPr>
                                 <w:rPr>
                                   <w:rFonts w:ascii="Cambria Math" w:hAnsi="Cambria Math" w:cs="Times New Roman"/>
-                                  <w:sz w:val="32"/>
-                                  <w:szCs w:val="32"/>
+                                  <w:sz w:val="28"/>
+                                  <w:szCs w:val="28"/>
                                   <w:lang w:val="en-US"/>
                                 </w:rPr>
                                 <m:t>6</m:t>
@@ -31302,8 +29320,8 @@
                             </m:rPr>
                             <w:rPr>
                               <w:rFonts w:ascii="Cambria Math" w:hAnsi="Cambria Math" w:cs="Times New Roman"/>
-                              <w:sz w:val="32"/>
-                              <w:szCs w:val="32"/>
+                              <w:sz w:val="28"/>
+                              <w:szCs w:val="28"/>
                               <w:lang w:val="en-US"/>
                             </w:rPr>
                             <m:t>+1</m:t>
@@ -31313,8 +29331,8 @@
                               <m:ctrlPr>
                                 <w:rPr>
                                   <w:rFonts w:ascii="Cambria Math" w:hAnsi="Cambria Math" w:cs="Times New Roman"/>
-                                  <w:sz w:val="32"/>
-                                  <w:szCs w:val="32"/>
+                                  <w:sz w:val="28"/>
+                                  <w:szCs w:val="28"/>
                                 </w:rPr>
                               </m:ctrlPr>
                             </m:sSubPr>
@@ -31322,8 +29340,8 @@
                               <m:r>
                                 <w:rPr>
                                   <w:rFonts w:ascii="Cambria Math" w:hAnsi="Cambria Math" w:cs="Times New Roman"/>
-                                  <w:sz w:val="32"/>
-                                  <w:szCs w:val="32"/>
+                                  <w:sz w:val="28"/>
+                                  <w:szCs w:val="28"/>
                                 </w:rPr>
                                 <m:t>x</m:t>
                               </m:r>
@@ -31335,8 +29353,8 @@
                                 </m:rPr>
                                 <w:rPr>
                                   <w:rFonts w:ascii="Cambria Math" w:hAnsi="Cambria Math" w:cs="Times New Roman"/>
-                                  <w:sz w:val="32"/>
-                                  <w:szCs w:val="32"/>
+                                  <w:sz w:val="28"/>
+                                  <w:szCs w:val="28"/>
                                   <w:lang w:val="en-US"/>
                                 </w:rPr>
                                 <m:t>7</m:t>
@@ -31349,8 +29367,8 @@
                             </m:rPr>
                             <w:rPr>
                               <w:rFonts w:ascii="Cambria Math" w:hAnsi="Cambria Math" w:cs="Times New Roman"/>
-                              <w:sz w:val="32"/>
-                              <w:szCs w:val="32"/>
+                              <w:sz w:val="28"/>
+                              <w:szCs w:val="28"/>
                               <w:lang w:val="en-US"/>
                             </w:rPr>
                             <m:t>+0</m:t>
@@ -31360,8 +29378,8 @@
                               <m:ctrlPr>
                                 <w:rPr>
                                   <w:rFonts w:ascii="Cambria Math" w:hAnsi="Cambria Math" w:cs="Times New Roman"/>
-                                  <w:sz w:val="32"/>
-                                  <w:szCs w:val="32"/>
+                                  <w:sz w:val="28"/>
+                                  <w:szCs w:val="28"/>
                                 </w:rPr>
                               </m:ctrlPr>
                             </m:sSubPr>
@@ -31369,8 +29387,8 @@
                               <m:r>
                                 <w:rPr>
                                   <w:rFonts w:ascii="Cambria Math" w:hAnsi="Cambria Math" w:cs="Times New Roman"/>
-                                  <w:sz w:val="32"/>
-                                  <w:szCs w:val="32"/>
+                                  <w:sz w:val="28"/>
+                                  <w:szCs w:val="28"/>
                                 </w:rPr>
                                 <m:t>x</m:t>
                               </m:r>
@@ -31382,8 +29400,8 @@
                                 </m:rPr>
                                 <w:rPr>
                                   <w:rFonts w:ascii="Cambria Math" w:hAnsi="Cambria Math" w:cs="Times New Roman"/>
-                                  <w:sz w:val="32"/>
-                                  <w:szCs w:val="32"/>
+                                  <w:sz w:val="28"/>
+                                  <w:szCs w:val="28"/>
                                   <w:lang w:val="en-US"/>
                                 </w:rPr>
                                 <m:t>9</m:t>
@@ -31396,8 +29414,8 @@
                             </m:rPr>
                             <w:rPr>
                               <w:rFonts w:ascii="Cambria Math" w:hAnsi="Cambria Math" w:cs="Times New Roman"/>
-                              <w:sz w:val="32"/>
-                              <w:szCs w:val="32"/>
+                              <w:sz w:val="28"/>
+                              <w:szCs w:val="28"/>
                               <w:lang w:val="en-US"/>
                             </w:rPr>
                             <m:t>+</m:t>
@@ -31407,8 +29425,8 @@
                               <m:ctrlPr>
                                 <w:rPr>
                                   <w:rFonts w:ascii="Cambria Math" w:hAnsi="Cambria Math" w:cs="Times New Roman"/>
-                                  <w:sz w:val="32"/>
-                                  <w:szCs w:val="32"/>
+                                  <w:sz w:val="28"/>
+                                  <w:szCs w:val="28"/>
                                 </w:rPr>
                               </m:ctrlPr>
                             </m:sSubPr>
@@ -31416,8 +29434,8 @@
                               <m:r>
                                 <w:rPr>
                                   <w:rFonts w:ascii="Cambria Math" w:hAnsi="Cambria Math" w:cs="Times New Roman"/>
-                                  <w:sz w:val="32"/>
-                                  <w:szCs w:val="32"/>
+                                  <w:sz w:val="28"/>
+                                  <w:szCs w:val="28"/>
                                 </w:rPr>
                                 <m:t>α</m:t>
                               </m:r>
@@ -31429,8 +29447,8 @@
                                 </m:rPr>
                                 <w:rPr>
                                   <w:rFonts w:ascii="Cambria Math" w:hAnsi="Cambria Math" w:cs="Times New Roman"/>
-                                  <w:sz w:val="32"/>
-                                  <w:szCs w:val="32"/>
+                                  <w:sz w:val="28"/>
+                                  <w:szCs w:val="28"/>
                                   <w:lang w:val="en-US"/>
                                 </w:rPr>
                                 <m:t>7,1</m:t>
@@ -31442,8 +29460,8 @@
                               <m:ctrlPr>
                                 <w:rPr>
                                   <w:rFonts w:ascii="Cambria Math" w:hAnsi="Cambria Math" w:cs="Times New Roman"/>
-                                  <w:sz w:val="32"/>
-                                  <w:szCs w:val="32"/>
+                                  <w:sz w:val="28"/>
+                                  <w:szCs w:val="28"/>
                                 </w:rPr>
                               </m:ctrlPr>
                             </m:sSubPr>
@@ -31451,8 +29469,8 @@
                               <m:r>
                                 <w:rPr>
                                   <w:rFonts w:ascii="Cambria Math" w:hAnsi="Cambria Math" w:cs="Times New Roman"/>
-                                  <w:sz w:val="32"/>
-                                  <w:szCs w:val="32"/>
+                                  <w:sz w:val="28"/>
+                                  <w:szCs w:val="28"/>
                                 </w:rPr>
                                 <m:t>x</m:t>
                               </m:r>
@@ -31464,8 +29482,8 @@
                                 </m:rPr>
                                 <w:rPr>
                                   <w:rFonts w:ascii="Cambria Math" w:hAnsi="Cambria Math" w:cs="Times New Roman"/>
-                                  <w:sz w:val="32"/>
-                                  <w:szCs w:val="32"/>
+                                  <w:sz w:val="28"/>
+                                  <w:szCs w:val="28"/>
                                   <w:lang w:val="en-US"/>
                                 </w:rPr>
                                 <m:t>1</m:t>
@@ -31478,8 +29496,8 @@
                             </m:rPr>
                             <w:rPr>
                               <w:rFonts w:ascii="Cambria Math" w:hAnsi="Cambria Math" w:cs="Times New Roman"/>
-                              <w:sz w:val="32"/>
-                              <w:szCs w:val="32"/>
+                              <w:sz w:val="28"/>
+                              <w:szCs w:val="28"/>
                               <w:lang w:val="en-US"/>
                             </w:rPr>
                             <m:t>+</m:t>
@@ -31489,8 +29507,8 @@
                               <m:ctrlPr>
                                 <w:rPr>
                                   <w:rFonts w:ascii="Cambria Math" w:hAnsi="Cambria Math" w:cs="Times New Roman"/>
-                                  <w:sz w:val="32"/>
-                                  <w:szCs w:val="32"/>
+                                  <w:sz w:val="28"/>
+                                  <w:szCs w:val="28"/>
                                 </w:rPr>
                               </m:ctrlPr>
                             </m:sSubPr>
@@ -31498,8 +29516,8 @@
                               <m:r>
                                 <w:rPr>
                                   <w:rFonts w:ascii="Cambria Math" w:hAnsi="Cambria Math" w:cs="Times New Roman"/>
-                                  <w:sz w:val="32"/>
-                                  <w:szCs w:val="32"/>
+                                  <w:sz w:val="28"/>
+                                  <w:szCs w:val="28"/>
                                 </w:rPr>
                                 <m:t>a</m:t>
                               </m:r>
@@ -31511,8 +29529,8 @@
                                 </m:rPr>
                                 <w:rPr>
                                   <w:rFonts w:ascii="Cambria Math" w:hAnsi="Cambria Math" w:cs="Times New Roman"/>
-                                  <w:sz w:val="32"/>
-                                  <w:szCs w:val="32"/>
+                                  <w:sz w:val="28"/>
+                                  <w:szCs w:val="28"/>
                                   <w:lang w:val="en-US"/>
                                 </w:rPr>
                                 <m:t>7,2</m:t>
@@ -31524,8 +29542,8 @@
                               <m:ctrlPr>
                                 <w:rPr>
                                   <w:rFonts w:ascii="Cambria Math" w:hAnsi="Cambria Math" w:cs="Times New Roman"/>
-                                  <w:sz w:val="32"/>
-                                  <w:szCs w:val="32"/>
+                                  <w:sz w:val="28"/>
+                                  <w:szCs w:val="28"/>
                                 </w:rPr>
                               </m:ctrlPr>
                             </m:sSubPr>
@@ -31533,8 +29551,8 @@
                               <m:r>
                                 <w:rPr>
                                   <w:rFonts w:ascii="Cambria Math" w:hAnsi="Cambria Math" w:cs="Times New Roman"/>
-                                  <w:sz w:val="32"/>
-                                  <w:szCs w:val="32"/>
+                                  <w:sz w:val="28"/>
+                                  <w:szCs w:val="28"/>
                                 </w:rPr>
                                 <m:t>x</m:t>
                               </m:r>
@@ -31546,8 +29564,8 @@
                                 </m:rPr>
                                 <w:rPr>
                                   <w:rFonts w:ascii="Cambria Math" w:hAnsi="Cambria Math" w:cs="Times New Roman"/>
-                                  <w:sz w:val="32"/>
-                                  <w:szCs w:val="32"/>
+                                  <w:sz w:val="28"/>
+                                  <w:szCs w:val="28"/>
                                   <w:lang w:val="en-US"/>
                                 </w:rPr>
                                 <m:t>2</m:t>
@@ -31560,8 +29578,8 @@
                             </m:rPr>
                             <w:rPr>
                               <w:rFonts w:ascii="Cambria Math" w:hAnsi="Cambria Math" w:cs="Times New Roman"/>
-                              <w:sz w:val="32"/>
-                              <w:szCs w:val="32"/>
+                              <w:sz w:val="28"/>
+                              <w:szCs w:val="28"/>
                               <w:lang w:val="en-US"/>
                             </w:rPr>
                             <m:t>+</m:t>
@@ -31571,8 +29589,8 @@
                               <m:ctrlPr>
                                 <w:rPr>
                                   <w:rFonts w:ascii="Cambria Math" w:hAnsi="Cambria Math" w:cs="Times New Roman"/>
-                                  <w:sz w:val="32"/>
-                                  <w:szCs w:val="32"/>
+                                  <w:sz w:val="28"/>
+                                  <w:szCs w:val="28"/>
                                 </w:rPr>
                               </m:ctrlPr>
                             </m:sSubPr>
@@ -31580,8 +29598,8 @@
                               <m:r>
                                 <w:rPr>
                                   <w:rFonts w:ascii="Cambria Math" w:hAnsi="Cambria Math" w:cs="Times New Roman"/>
-                                  <w:sz w:val="32"/>
-                                  <w:szCs w:val="32"/>
+                                  <w:sz w:val="28"/>
+                                  <w:szCs w:val="28"/>
                                 </w:rPr>
                                 <m:t>a</m:t>
                               </m:r>
@@ -31593,8 +29611,8 @@
                                 </m:rPr>
                                 <w:rPr>
                                   <w:rFonts w:ascii="Cambria Math" w:hAnsi="Cambria Math" w:cs="Times New Roman"/>
-                                  <w:sz w:val="32"/>
-                                  <w:szCs w:val="32"/>
+                                  <w:sz w:val="28"/>
+                                  <w:szCs w:val="28"/>
                                   <w:lang w:val="en-US"/>
                                 </w:rPr>
                                 <m:t>7,5</m:t>
@@ -31606,8 +29624,8 @@
                               <m:ctrlPr>
                                 <w:rPr>
                                   <w:rFonts w:ascii="Cambria Math" w:hAnsi="Cambria Math" w:cs="Times New Roman"/>
-                                  <w:sz w:val="32"/>
-                                  <w:szCs w:val="32"/>
+                                  <w:sz w:val="28"/>
+                                  <w:szCs w:val="28"/>
                                 </w:rPr>
                               </m:ctrlPr>
                             </m:sSubPr>
@@ -31615,8 +29633,8 @@
                               <m:r>
                                 <w:rPr>
                                   <w:rFonts w:ascii="Cambria Math" w:hAnsi="Cambria Math" w:cs="Times New Roman"/>
-                                  <w:sz w:val="32"/>
-                                  <w:szCs w:val="32"/>
+                                  <w:sz w:val="28"/>
+                                  <w:szCs w:val="28"/>
                                 </w:rPr>
                                 <m:t>x</m:t>
                               </m:r>
@@ -31628,8 +29646,8 @@
                                 </m:rPr>
                                 <w:rPr>
                                   <w:rFonts w:ascii="Cambria Math" w:hAnsi="Cambria Math" w:cs="Times New Roman"/>
-                                  <w:sz w:val="32"/>
-                                  <w:szCs w:val="32"/>
+                                  <w:sz w:val="28"/>
+                                  <w:szCs w:val="28"/>
                                   <w:lang w:val="en-US"/>
                                 </w:rPr>
                                 <m:t>5</m:t>
@@ -31642,8 +29660,8 @@
                             </m:rPr>
                             <w:rPr>
                               <w:rFonts w:ascii="Cambria Math" w:hAnsi="Cambria Math" w:cs="Times New Roman"/>
-                              <w:sz w:val="32"/>
-                              <w:szCs w:val="32"/>
+                              <w:sz w:val="28"/>
+                              <w:szCs w:val="28"/>
                               <w:lang w:val="en-US"/>
                             </w:rPr>
                             <m:t>+</m:t>
@@ -31653,8 +29671,8 @@
                               <m:ctrlPr>
                                 <w:rPr>
                                   <w:rFonts w:ascii="Cambria Math" w:hAnsi="Cambria Math" w:cs="Times New Roman"/>
-                                  <w:sz w:val="32"/>
-                                  <w:szCs w:val="32"/>
+                                  <w:sz w:val="28"/>
+                                  <w:szCs w:val="28"/>
                                 </w:rPr>
                               </m:ctrlPr>
                             </m:sSubPr>
@@ -31662,8 +29680,8 @@
                               <m:r>
                                 <w:rPr>
                                   <w:rFonts w:ascii="Cambria Math" w:hAnsi="Cambria Math" w:cs="Times New Roman"/>
-                                  <w:sz w:val="32"/>
-                                  <w:szCs w:val="32"/>
+                                  <w:sz w:val="28"/>
+                                  <w:szCs w:val="28"/>
                                 </w:rPr>
                                 <m:t>a</m:t>
                               </m:r>
@@ -31675,8 +29693,8 @@
                                 </m:rPr>
                                 <w:rPr>
                                   <w:rFonts w:ascii="Cambria Math" w:hAnsi="Cambria Math" w:cs="Times New Roman"/>
-                                  <w:sz w:val="32"/>
-                                  <w:szCs w:val="32"/>
+                                  <w:sz w:val="28"/>
+                                  <w:szCs w:val="28"/>
                                   <w:lang w:val="en-US"/>
                                 </w:rPr>
                                 <m:t>7,8</m:t>
@@ -31688,8 +29706,8 @@
                               <m:ctrlPr>
                                 <w:rPr>
                                   <w:rFonts w:ascii="Cambria Math" w:hAnsi="Cambria Math" w:cs="Times New Roman"/>
-                                  <w:sz w:val="32"/>
-                                  <w:szCs w:val="32"/>
+                                  <w:sz w:val="28"/>
+                                  <w:szCs w:val="28"/>
                                 </w:rPr>
                               </m:ctrlPr>
                             </m:sSubPr>
@@ -31697,8 +29715,8 @@
                               <m:r>
                                 <w:rPr>
                                   <w:rFonts w:ascii="Cambria Math" w:hAnsi="Cambria Math" w:cs="Times New Roman"/>
-                                  <w:sz w:val="32"/>
-                                  <w:szCs w:val="32"/>
+                                  <w:sz w:val="28"/>
+                                  <w:szCs w:val="28"/>
                                 </w:rPr>
                                 <m:t>x</m:t>
                               </m:r>
@@ -31710,8 +29728,8 @@
                                 </m:rPr>
                                 <w:rPr>
                                   <w:rFonts w:ascii="Cambria Math" w:hAnsi="Cambria Math" w:cs="Times New Roman"/>
-                                  <w:sz w:val="32"/>
-                                  <w:szCs w:val="32"/>
+                                  <w:sz w:val="28"/>
+                                  <w:szCs w:val="28"/>
                                   <w:lang w:val="en-US"/>
                                 </w:rPr>
                                 <m:t>8</m:t>
@@ -31724,8 +29742,8 @@
                             </m:rPr>
                             <w:rPr>
                               <w:rFonts w:ascii="Cambria Math" w:hAnsi="Cambria Math" w:cs="Times New Roman"/>
-                              <w:sz w:val="32"/>
-                              <w:szCs w:val="32"/>
+                              <w:sz w:val="28"/>
+                              <w:szCs w:val="28"/>
                               <w:lang w:val="en-US"/>
                             </w:rPr>
                             <m:t>+</m:t>
@@ -31735,8 +29753,8 @@
                               <m:ctrlPr>
                                 <w:rPr>
                                   <w:rFonts w:ascii="Cambria Math" w:hAnsi="Cambria Math" w:cs="Times New Roman"/>
-                                  <w:sz w:val="32"/>
-                                  <w:szCs w:val="32"/>
+                                  <w:sz w:val="28"/>
+                                  <w:szCs w:val="28"/>
                                 </w:rPr>
                               </m:ctrlPr>
                             </m:sSubPr>
@@ -31744,8 +29762,8 @@
                               <m:r>
                                 <w:rPr>
                                   <w:rFonts w:ascii="Cambria Math" w:hAnsi="Cambria Math" w:cs="Times New Roman"/>
-                                  <w:sz w:val="32"/>
-                                  <w:szCs w:val="32"/>
+                                  <w:sz w:val="28"/>
+                                  <w:szCs w:val="28"/>
                                 </w:rPr>
                                 <m:t>a</m:t>
                               </m:r>
@@ -31757,8 +29775,8 @@
                                 </m:rPr>
                                 <w:rPr>
                                   <w:rFonts w:ascii="Cambria Math" w:hAnsi="Cambria Math" w:cs="Times New Roman"/>
-                                  <w:sz w:val="32"/>
-                                  <w:szCs w:val="32"/>
+                                  <w:sz w:val="28"/>
+                                  <w:szCs w:val="28"/>
                                   <w:lang w:val="en-US"/>
                                 </w:rPr>
                                 <m:t>7,10</m:t>
@@ -31770,8 +29788,8 @@
                               <m:ctrlPr>
                                 <w:rPr>
                                   <w:rFonts w:ascii="Cambria Math" w:hAnsi="Cambria Math" w:cs="Times New Roman"/>
-                                  <w:sz w:val="32"/>
-                                  <w:szCs w:val="32"/>
+                                  <w:sz w:val="28"/>
+                                  <w:szCs w:val="28"/>
                                 </w:rPr>
                               </m:ctrlPr>
                             </m:sSubPr>
@@ -31779,8 +29797,8 @@
                               <m:r>
                                 <w:rPr>
                                   <w:rFonts w:ascii="Cambria Math" w:hAnsi="Cambria Math" w:cs="Times New Roman"/>
-                                  <w:sz w:val="32"/>
-                                  <w:szCs w:val="32"/>
+                                  <w:sz w:val="28"/>
+                                  <w:szCs w:val="28"/>
                                 </w:rPr>
                                 <m:t>x</m:t>
                               </m:r>
@@ -31792,8 +29810,8 @@
                                 </m:rPr>
                                 <w:rPr>
                                   <w:rFonts w:ascii="Cambria Math" w:hAnsi="Cambria Math" w:cs="Times New Roman"/>
-                                  <w:sz w:val="32"/>
-                                  <w:szCs w:val="32"/>
+                                  <w:sz w:val="28"/>
+                                  <w:szCs w:val="28"/>
                                   <w:lang w:val="en-US"/>
                                 </w:rPr>
                                 <m:t>10</m:t>
@@ -31806,8 +29824,8 @@
                             </m:rPr>
                             <w:rPr>
                               <w:rFonts w:ascii="Cambria Math" w:hAnsi="Cambria Math" w:cs="Times New Roman"/>
-                              <w:sz w:val="32"/>
-                              <w:szCs w:val="32"/>
+                              <w:sz w:val="28"/>
+                              <w:szCs w:val="28"/>
                               <w:lang w:val="en-US"/>
                             </w:rPr>
                             <m:t>=</m:t>
@@ -31817,8 +29835,8 @@
                               <m:ctrlPr>
                                 <w:rPr>
                                   <w:rFonts w:ascii="Cambria Math" w:hAnsi="Cambria Math" w:cs="Times New Roman"/>
-                                  <w:sz w:val="32"/>
-                                  <w:szCs w:val="32"/>
+                                  <w:sz w:val="28"/>
+                                  <w:szCs w:val="28"/>
                                 </w:rPr>
                               </m:ctrlPr>
                             </m:sSubPr>
@@ -31826,8 +29844,8 @@
                               <m:r>
                                 <w:rPr>
                                   <w:rFonts w:ascii="Cambria Math" w:hAnsi="Cambria Math" w:cs="Times New Roman"/>
-                                  <w:sz w:val="32"/>
-                                  <w:szCs w:val="32"/>
+                                  <w:sz w:val="28"/>
+                                  <w:szCs w:val="28"/>
                                 </w:rPr>
                                 <m:t>β</m:t>
                               </m:r>
@@ -31839,8 +29857,8 @@
                                 </m:rPr>
                                 <w:rPr>
                                   <w:rFonts w:ascii="Cambria Math" w:hAnsi="Cambria Math" w:cs="Times New Roman"/>
-                                  <w:sz w:val="32"/>
-                                  <w:szCs w:val="32"/>
+                                  <w:sz w:val="28"/>
+                                  <w:szCs w:val="28"/>
                                   <w:lang w:val="en-US"/>
                                 </w:rPr>
                                 <m:t>4</m:t>
@@ -31857,8 +29875,8 @@
                             </m:rPr>
                             <w:rPr>
                               <w:rFonts w:ascii="Cambria Math" w:hAnsi="Cambria Math" w:cs="Times New Roman"/>
-                              <w:sz w:val="32"/>
-                              <w:szCs w:val="32"/>
+                              <w:sz w:val="28"/>
+                              <w:szCs w:val="28"/>
                               <w:lang w:val="en-US"/>
                             </w:rPr>
                             <m:t>0</m:t>
@@ -31868,8 +29886,8 @@
                               <m:ctrlPr>
                                 <w:rPr>
                                   <w:rFonts w:ascii="Cambria Math" w:hAnsi="Cambria Math" w:cs="Times New Roman"/>
-                                  <w:sz w:val="32"/>
-                                  <w:szCs w:val="32"/>
+                                  <w:sz w:val="28"/>
+                                  <w:szCs w:val="28"/>
                                 </w:rPr>
                               </m:ctrlPr>
                             </m:sSubPr>
@@ -31877,8 +29895,8 @@
                               <m:r>
                                 <w:rPr>
                                   <w:rFonts w:ascii="Cambria Math" w:hAnsi="Cambria Math" w:cs="Times New Roman"/>
-                                  <w:sz w:val="32"/>
-                                  <w:szCs w:val="32"/>
+                                  <w:sz w:val="28"/>
+                                  <w:szCs w:val="28"/>
                                 </w:rPr>
                                 <m:t>x</m:t>
                               </m:r>
@@ -31890,8 +29908,8 @@
                                 </m:rPr>
                                 <w:rPr>
                                   <w:rFonts w:ascii="Cambria Math" w:hAnsi="Cambria Math" w:cs="Times New Roman"/>
-                                  <w:sz w:val="32"/>
-                                  <w:szCs w:val="32"/>
+                                  <w:sz w:val="28"/>
+                                  <w:szCs w:val="28"/>
                                   <w:lang w:val="en-US"/>
                                 </w:rPr>
                                 <m:t>3</m:t>
@@ -31904,8 +29922,8 @@
                             </m:rPr>
                             <w:rPr>
                               <w:rFonts w:ascii="Cambria Math" w:hAnsi="Cambria Math" w:cs="Times New Roman"/>
-                              <w:sz w:val="32"/>
-                              <w:szCs w:val="32"/>
+                              <w:sz w:val="28"/>
+                              <w:szCs w:val="28"/>
                               <w:lang w:val="en-US"/>
                             </w:rPr>
                             <m:t>+0</m:t>
@@ -31915,8 +29933,8 @@
                               <m:ctrlPr>
                                 <w:rPr>
                                   <w:rFonts w:ascii="Cambria Math" w:hAnsi="Cambria Math" w:cs="Times New Roman"/>
-                                  <w:sz w:val="32"/>
-                                  <w:szCs w:val="32"/>
+                                  <w:sz w:val="28"/>
+                                  <w:szCs w:val="28"/>
                                 </w:rPr>
                               </m:ctrlPr>
                             </m:sSubPr>
@@ -31924,8 +29942,8 @@
                               <m:r>
                                 <w:rPr>
                                   <w:rFonts w:ascii="Cambria Math" w:hAnsi="Cambria Math" w:cs="Times New Roman"/>
-                                  <w:sz w:val="32"/>
-                                  <w:szCs w:val="32"/>
+                                  <w:sz w:val="28"/>
+                                  <w:szCs w:val="28"/>
                                 </w:rPr>
                                 <m:t>x</m:t>
                               </m:r>
@@ -31937,8 +29955,8 @@
                                 </m:rPr>
                                 <w:rPr>
                                   <w:rFonts w:ascii="Cambria Math" w:hAnsi="Cambria Math" w:cs="Times New Roman"/>
-                                  <w:sz w:val="32"/>
-                                  <w:szCs w:val="32"/>
+                                  <w:sz w:val="28"/>
+                                  <w:szCs w:val="28"/>
                                   <w:lang w:val="en-US"/>
                                 </w:rPr>
                                 <m:t>4</m:t>
@@ -31951,8 +29969,8 @@
                             </m:rPr>
                             <w:rPr>
                               <w:rFonts w:ascii="Cambria Math" w:hAnsi="Cambria Math" w:cs="Times New Roman"/>
-                              <w:sz w:val="32"/>
-                              <w:szCs w:val="32"/>
+                              <w:sz w:val="28"/>
+                              <w:szCs w:val="28"/>
                               <w:lang w:val="en-US"/>
                             </w:rPr>
                             <m:t>+0</m:t>
@@ -31962,8 +29980,8 @@
                               <m:ctrlPr>
                                 <w:rPr>
                                   <w:rFonts w:ascii="Cambria Math" w:hAnsi="Cambria Math" w:cs="Times New Roman"/>
-                                  <w:sz w:val="32"/>
-                                  <w:szCs w:val="32"/>
+                                  <w:sz w:val="28"/>
+                                  <w:szCs w:val="28"/>
                                 </w:rPr>
                               </m:ctrlPr>
                             </m:sSubPr>
@@ -31971,8 +29989,8 @@
                               <m:r>
                                 <w:rPr>
                                   <w:rFonts w:ascii="Cambria Math" w:hAnsi="Cambria Math" w:cs="Times New Roman"/>
-                                  <w:sz w:val="32"/>
-                                  <w:szCs w:val="32"/>
+                                  <w:sz w:val="28"/>
+                                  <w:szCs w:val="28"/>
                                 </w:rPr>
                                 <m:t>x</m:t>
                               </m:r>
@@ -31984,8 +30002,8 @@
                                 </m:rPr>
                                 <w:rPr>
                                   <w:rFonts w:ascii="Cambria Math" w:hAnsi="Cambria Math" w:cs="Times New Roman"/>
-                                  <w:sz w:val="32"/>
-                                  <w:szCs w:val="32"/>
+                                  <w:sz w:val="28"/>
+                                  <w:szCs w:val="28"/>
                                   <w:lang w:val="en-US"/>
                                 </w:rPr>
                                 <m:t>6</m:t>
@@ -31998,8 +30016,8 @@
                             </m:rPr>
                             <w:rPr>
                               <w:rFonts w:ascii="Cambria Math" w:hAnsi="Cambria Math" w:cs="Times New Roman"/>
-                              <w:sz w:val="32"/>
-                              <w:szCs w:val="32"/>
+                              <w:sz w:val="28"/>
+                              <w:szCs w:val="28"/>
                               <w:lang w:val="en-US"/>
                             </w:rPr>
                             <m:t>+0</m:t>
@@ -32009,8 +30027,8 @@
                               <m:ctrlPr>
                                 <w:rPr>
                                   <w:rFonts w:ascii="Cambria Math" w:hAnsi="Cambria Math" w:cs="Times New Roman"/>
-                                  <w:sz w:val="32"/>
-                                  <w:szCs w:val="32"/>
+                                  <w:sz w:val="28"/>
+                                  <w:szCs w:val="28"/>
                                 </w:rPr>
                               </m:ctrlPr>
                             </m:sSubPr>
@@ -32018,8 +30036,8 @@
                               <m:r>
                                 <w:rPr>
                                   <w:rFonts w:ascii="Cambria Math" w:hAnsi="Cambria Math" w:cs="Times New Roman"/>
-                                  <w:sz w:val="32"/>
-                                  <w:szCs w:val="32"/>
+                                  <w:sz w:val="28"/>
+                                  <w:szCs w:val="28"/>
                                 </w:rPr>
                                 <m:t>x</m:t>
                               </m:r>
@@ -32031,8 +30049,8 @@
                                 </m:rPr>
                                 <w:rPr>
                                   <w:rFonts w:ascii="Cambria Math" w:hAnsi="Cambria Math" w:cs="Times New Roman"/>
-                                  <w:sz w:val="32"/>
-                                  <w:szCs w:val="32"/>
+                                  <w:sz w:val="28"/>
+                                  <w:szCs w:val="28"/>
                                   <w:lang w:val="en-US"/>
                                 </w:rPr>
                                 <m:t>7</m:t>
@@ -32045,8 +30063,8 @@
                             </m:rPr>
                             <w:rPr>
                               <w:rFonts w:ascii="Cambria Math" w:hAnsi="Cambria Math" w:cs="Times New Roman"/>
-                              <w:sz w:val="32"/>
-                              <w:szCs w:val="32"/>
+                              <w:sz w:val="28"/>
+                              <w:szCs w:val="28"/>
                               <w:lang w:val="en-US"/>
                             </w:rPr>
                             <m:t>+1</m:t>
@@ -32056,8 +30074,8 @@
                               <m:ctrlPr>
                                 <w:rPr>
                                   <w:rFonts w:ascii="Cambria Math" w:hAnsi="Cambria Math" w:cs="Times New Roman"/>
-                                  <w:sz w:val="32"/>
-                                  <w:szCs w:val="32"/>
+                                  <w:sz w:val="28"/>
+                                  <w:szCs w:val="28"/>
                                 </w:rPr>
                               </m:ctrlPr>
                             </m:sSubPr>
@@ -32065,8 +30083,8 @@
                               <m:r>
                                 <w:rPr>
                                   <w:rFonts w:ascii="Cambria Math" w:hAnsi="Cambria Math" w:cs="Times New Roman"/>
-                                  <w:sz w:val="32"/>
-                                  <w:szCs w:val="32"/>
+                                  <w:sz w:val="28"/>
+                                  <w:szCs w:val="28"/>
                                 </w:rPr>
                                 <m:t>x</m:t>
                               </m:r>
@@ -32078,8 +30096,8 @@
                                 </m:rPr>
                                 <w:rPr>
                                   <w:rFonts w:ascii="Cambria Math" w:hAnsi="Cambria Math" w:cs="Times New Roman"/>
-                                  <w:sz w:val="32"/>
-                                  <w:szCs w:val="32"/>
+                                  <w:sz w:val="28"/>
+                                  <w:szCs w:val="28"/>
                                   <w:lang w:val="en-US"/>
                                 </w:rPr>
                                 <m:t>9</m:t>
@@ -32092,8 +30110,8 @@
                             </m:rPr>
                             <w:rPr>
                               <w:rFonts w:ascii="Cambria Math" w:hAnsi="Cambria Math" w:cs="Times New Roman"/>
-                              <w:sz w:val="32"/>
-                              <w:szCs w:val="32"/>
+                              <w:sz w:val="28"/>
+                              <w:szCs w:val="28"/>
                               <w:lang w:val="en-US"/>
                             </w:rPr>
                             <m:t>+</m:t>
@@ -32103,8 +30121,8 @@
                               <m:ctrlPr>
                                 <w:rPr>
                                   <w:rFonts w:ascii="Cambria Math" w:hAnsi="Cambria Math" w:cs="Times New Roman"/>
-                                  <w:sz w:val="32"/>
-                                  <w:szCs w:val="32"/>
+                                  <w:sz w:val="28"/>
+                                  <w:szCs w:val="28"/>
                                 </w:rPr>
                               </m:ctrlPr>
                             </m:sSubPr>
@@ -32112,8 +30130,8 @@
                               <m:r>
                                 <w:rPr>
                                   <w:rFonts w:ascii="Cambria Math" w:hAnsi="Cambria Math" w:cs="Times New Roman"/>
-                                  <w:sz w:val="32"/>
-                                  <w:szCs w:val="32"/>
+                                  <w:sz w:val="28"/>
+                                  <w:szCs w:val="28"/>
                                 </w:rPr>
                                 <m:t>α</m:t>
                               </m:r>
@@ -32125,8 +30143,8 @@
                                 </m:rPr>
                                 <w:rPr>
                                   <w:rFonts w:ascii="Cambria Math" w:hAnsi="Cambria Math" w:cs="Times New Roman"/>
-                                  <w:sz w:val="32"/>
-                                  <w:szCs w:val="32"/>
+                                  <w:sz w:val="28"/>
+                                  <w:szCs w:val="28"/>
                                   <w:lang w:val="en-US"/>
                                 </w:rPr>
                                 <m:t>9,1</m:t>
@@ -32138,8 +30156,8 @@
                               <m:ctrlPr>
                                 <w:rPr>
                                   <w:rFonts w:ascii="Cambria Math" w:hAnsi="Cambria Math" w:cs="Times New Roman"/>
-                                  <w:sz w:val="32"/>
-                                  <w:szCs w:val="32"/>
+                                  <w:sz w:val="28"/>
+                                  <w:szCs w:val="28"/>
                                 </w:rPr>
                               </m:ctrlPr>
                             </m:sSubPr>
@@ -32147,8 +30165,8 @@
                               <m:r>
                                 <w:rPr>
                                   <w:rFonts w:ascii="Cambria Math" w:hAnsi="Cambria Math" w:cs="Times New Roman"/>
-                                  <w:sz w:val="32"/>
-                                  <w:szCs w:val="32"/>
+                                  <w:sz w:val="28"/>
+                                  <w:szCs w:val="28"/>
                                 </w:rPr>
                                 <m:t>x</m:t>
                               </m:r>
@@ -32160,8 +30178,8 @@
                                 </m:rPr>
                                 <w:rPr>
                                   <w:rFonts w:ascii="Cambria Math" w:hAnsi="Cambria Math" w:cs="Times New Roman"/>
-                                  <w:sz w:val="32"/>
-                                  <w:szCs w:val="32"/>
+                                  <w:sz w:val="28"/>
+                                  <w:szCs w:val="28"/>
                                   <w:lang w:val="en-US"/>
                                 </w:rPr>
                                 <m:t>1</m:t>
@@ -32174,8 +30192,8 @@
                             </m:rPr>
                             <w:rPr>
                               <w:rFonts w:ascii="Cambria Math" w:hAnsi="Cambria Math" w:cs="Times New Roman"/>
-                              <w:sz w:val="32"/>
-                              <w:szCs w:val="32"/>
+                              <w:sz w:val="28"/>
+                              <w:szCs w:val="28"/>
                               <w:lang w:val="en-US"/>
                             </w:rPr>
                             <m:t>+</m:t>
@@ -32185,8 +30203,8 @@
                               <m:ctrlPr>
                                 <w:rPr>
                                   <w:rFonts w:ascii="Cambria Math" w:hAnsi="Cambria Math" w:cs="Times New Roman"/>
-                                  <w:sz w:val="32"/>
-                                  <w:szCs w:val="32"/>
+                                  <w:sz w:val="28"/>
+                                  <w:szCs w:val="28"/>
                                 </w:rPr>
                               </m:ctrlPr>
                             </m:sSubPr>
@@ -32194,8 +30212,8 @@
                               <m:r>
                                 <w:rPr>
                                   <w:rFonts w:ascii="Cambria Math" w:hAnsi="Cambria Math" w:cs="Times New Roman"/>
-                                  <w:sz w:val="32"/>
-                                  <w:szCs w:val="32"/>
+                                  <w:sz w:val="28"/>
+                                  <w:szCs w:val="28"/>
                                 </w:rPr>
                                 <m:t>a</m:t>
                               </m:r>
@@ -32207,8 +30225,8 @@
                                 </m:rPr>
                                 <w:rPr>
                                   <w:rFonts w:ascii="Cambria Math" w:hAnsi="Cambria Math" w:cs="Times New Roman"/>
-                                  <w:sz w:val="32"/>
-                                  <w:szCs w:val="32"/>
+                                  <w:sz w:val="28"/>
+                                  <w:szCs w:val="28"/>
                                   <w:lang w:val="en-US"/>
                                 </w:rPr>
                                 <m:t>9,2</m:t>
@@ -32220,8 +30238,8 @@
                               <m:ctrlPr>
                                 <w:rPr>
                                   <w:rFonts w:ascii="Cambria Math" w:hAnsi="Cambria Math" w:cs="Times New Roman"/>
-                                  <w:sz w:val="32"/>
-                                  <w:szCs w:val="32"/>
+                                  <w:sz w:val="28"/>
+                                  <w:szCs w:val="28"/>
                                 </w:rPr>
                               </m:ctrlPr>
                             </m:sSubPr>
@@ -32229,8 +30247,8 @@
                               <m:r>
                                 <w:rPr>
                                   <w:rFonts w:ascii="Cambria Math" w:hAnsi="Cambria Math" w:cs="Times New Roman"/>
-                                  <w:sz w:val="32"/>
-                                  <w:szCs w:val="32"/>
+                                  <w:sz w:val="28"/>
+                                  <w:szCs w:val="28"/>
                                 </w:rPr>
                                 <m:t>x</m:t>
                               </m:r>
@@ -32242,8 +30260,8 @@
                                 </m:rPr>
                                 <w:rPr>
                                   <w:rFonts w:ascii="Cambria Math" w:hAnsi="Cambria Math" w:cs="Times New Roman"/>
-                                  <w:sz w:val="32"/>
-                                  <w:szCs w:val="32"/>
+                                  <w:sz w:val="28"/>
+                                  <w:szCs w:val="28"/>
                                   <w:lang w:val="en-US"/>
                                 </w:rPr>
                                 <m:t>2</m:t>
@@ -32256,8 +30274,8 @@
                             </m:rPr>
                             <w:rPr>
                               <w:rFonts w:ascii="Cambria Math" w:hAnsi="Cambria Math" w:cs="Times New Roman"/>
-                              <w:sz w:val="32"/>
-                              <w:szCs w:val="32"/>
+                              <w:sz w:val="28"/>
+                              <w:szCs w:val="28"/>
                               <w:lang w:val="en-US"/>
                             </w:rPr>
                             <m:t>+</m:t>
@@ -32267,8 +30285,8 @@
                               <m:ctrlPr>
                                 <w:rPr>
                                   <w:rFonts w:ascii="Cambria Math" w:hAnsi="Cambria Math" w:cs="Times New Roman"/>
-                                  <w:sz w:val="32"/>
-                                  <w:szCs w:val="32"/>
+                                  <w:sz w:val="28"/>
+                                  <w:szCs w:val="28"/>
                                 </w:rPr>
                               </m:ctrlPr>
                             </m:sSubPr>
@@ -32276,8 +30294,8 @@
                               <m:r>
                                 <w:rPr>
                                   <w:rFonts w:ascii="Cambria Math" w:hAnsi="Cambria Math" w:cs="Times New Roman"/>
-                                  <w:sz w:val="32"/>
-                                  <w:szCs w:val="32"/>
+                                  <w:sz w:val="28"/>
+                                  <w:szCs w:val="28"/>
                                 </w:rPr>
                                 <m:t>a</m:t>
                               </m:r>
@@ -32289,8 +30307,8 @@
                                 </m:rPr>
                                 <w:rPr>
                                   <w:rFonts w:ascii="Cambria Math" w:hAnsi="Cambria Math" w:cs="Times New Roman"/>
-                                  <w:sz w:val="32"/>
-                                  <w:szCs w:val="32"/>
+                                  <w:sz w:val="28"/>
+                                  <w:szCs w:val="28"/>
                                   <w:lang w:val="en-US"/>
                                 </w:rPr>
                                 <m:t>9,5</m:t>
@@ -32302,8 +30320,8 @@
                               <m:ctrlPr>
                                 <w:rPr>
                                   <w:rFonts w:ascii="Cambria Math" w:hAnsi="Cambria Math" w:cs="Times New Roman"/>
-                                  <w:sz w:val="32"/>
-                                  <w:szCs w:val="32"/>
+                                  <w:sz w:val="28"/>
+                                  <w:szCs w:val="28"/>
                                 </w:rPr>
                               </m:ctrlPr>
                             </m:sSubPr>
@@ -32311,8 +30329,8 @@
                               <m:r>
                                 <w:rPr>
                                   <w:rFonts w:ascii="Cambria Math" w:hAnsi="Cambria Math" w:cs="Times New Roman"/>
-                                  <w:sz w:val="32"/>
-                                  <w:szCs w:val="32"/>
+                                  <w:sz w:val="28"/>
+                                  <w:szCs w:val="28"/>
                                 </w:rPr>
                                 <m:t>x</m:t>
                               </m:r>
@@ -32324,8 +30342,8 @@
                                 </m:rPr>
                                 <w:rPr>
                                   <w:rFonts w:ascii="Cambria Math" w:hAnsi="Cambria Math" w:cs="Times New Roman"/>
-                                  <w:sz w:val="32"/>
-                                  <w:szCs w:val="32"/>
+                                  <w:sz w:val="28"/>
+                                  <w:szCs w:val="28"/>
                                   <w:lang w:val="en-US"/>
                                 </w:rPr>
                                 <m:t>5</m:t>
@@ -32338,8 +30356,8 @@
                             </m:rPr>
                             <w:rPr>
                               <w:rFonts w:ascii="Cambria Math" w:hAnsi="Cambria Math" w:cs="Times New Roman"/>
-                              <w:sz w:val="32"/>
-                              <w:szCs w:val="32"/>
+                              <w:sz w:val="28"/>
+                              <w:szCs w:val="28"/>
                               <w:lang w:val="en-US"/>
                             </w:rPr>
                             <m:t>+</m:t>
@@ -32349,8 +30367,8 @@
                               <m:ctrlPr>
                                 <w:rPr>
                                   <w:rFonts w:ascii="Cambria Math" w:hAnsi="Cambria Math" w:cs="Times New Roman"/>
-                                  <w:sz w:val="32"/>
-                                  <w:szCs w:val="32"/>
+                                  <w:sz w:val="28"/>
+                                  <w:szCs w:val="28"/>
                                 </w:rPr>
                               </m:ctrlPr>
                             </m:sSubPr>
@@ -32358,8 +30376,8 @@
                               <m:r>
                                 <w:rPr>
                                   <w:rFonts w:ascii="Cambria Math" w:hAnsi="Cambria Math" w:cs="Times New Roman"/>
-                                  <w:sz w:val="32"/>
-                                  <w:szCs w:val="32"/>
+                                  <w:sz w:val="28"/>
+                                  <w:szCs w:val="28"/>
                                 </w:rPr>
                                 <m:t>a</m:t>
                               </m:r>
@@ -32371,8 +30389,8 @@
                                 </m:rPr>
                                 <w:rPr>
                                   <w:rFonts w:ascii="Cambria Math" w:hAnsi="Cambria Math" w:cs="Times New Roman"/>
-                                  <w:sz w:val="32"/>
-                                  <w:szCs w:val="32"/>
+                                  <w:sz w:val="28"/>
+                                  <w:szCs w:val="28"/>
                                   <w:lang w:val="en-US"/>
                                 </w:rPr>
                                 <m:t>9,8</m:t>
@@ -32384,8 +30402,8 @@
                               <m:ctrlPr>
                                 <w:rPr>
                                   <w:rFonts w:ascii="Cambria Math" w:hAnsi="Cambria Math" w:cs="Times New Roman"/>
-                                  <w:sz w:val="32"/>
-                                  <w:szCs w:val="32"/>
+                                  <w:sz w:val="28"/>
+                                  <w:szCs w:val="28"/>
                                 </w:rPr>
                               </m:ctrlPr>
                             </m:sSubPr>
@@ -32393,8 +30411,8 @@
                               <m:r>
                                 <w:rPr>
                                   <w:rFonts w:ascii="Cambria Math" w:hAnsi="Cambria Math" w:cs="Times New Roman"/>
-                                  <w:sz w:val="32"/>
-                                  <w:szCs w:val="32"/>
+                                  <w:sz w:val="28"/>
+                                  <w:szCs w:val="28"/>
                                 </w:rPr>
                                 <m:t>x</m:t>
                               </m:r>
@@ -32406,8 +30424,8 @@
                                 </m:rPr>
                                 <w:rPr>
                                   <w:rFonts w:ascii="Cambria Math" w:hAnsi="Cambria Math" w:cs="Times New Roman"/>
-                                  <w:sz w:val="32"/>
-                                  <w:szCs w:val="32"/>
+                                  <w:sz w:val="28"/>
+                                  <w:szCs w:val="28"/>
                                   <w:lang w:val="en-US"/>
                                 </w:rPr>
                                 <m:t>8</m:t>
@@ -32420,8 +30438,8 @@
                             </m:rPr>
                             <w:rPr>
                               <w:rFonts w:ascii="Cambria Math" w:hAnsi="Cambria Math" w:cs="Times New Roman"/>
-                              <w:sz w:val="32"/>
-                              <w:szCs w:val="32"/>
+                              <w:sz w:val="28"/>
+                              <w:szCs w:val="28"/>
                               <w:lang w:val="en-US"/>
                             </w:rPr>
                             <m:t>+</m:t>
@@ -32431,8 +30449,8 @@
                               <m:ctrlPr>
                                 <w:rPr>
                                   <w:rFonts w:ascii="Cambria Math" w:hAnsi="Cambria Math" w:cs="Times New Roman"/>
-                                  <w:sz w:val="32"/>
-                                  <w:szCs w:val="32"/>
+                                  <w:sz w:val="28"/>
+                                  <w:szCs w:val="28"/>
                                 </w:rPr>
                               </m:ctrlPr>
                             </m:sSubPr>
@@ -32440,8 +30458,8 @@
                               <m:r>
                                 <w:rPr>
                                   <w:rFonts w:ascii="Cambria Math" w:hAnsi="Cambria Math" w:cs="Times New Roman"/>
-                                  <w:sz w:val="32"/>
-                                  <w:szCs w:val="32"/>
+                                  <w:sz w:val="28"/>
+                                  <w:szCs w:val="28"/>
                                 </w:rPr>
                                 <m:t>a</m:t>
                               </m:r>
@@ -32453,8 +30471,8 @@
                                 </m:rPr>
                                 <w:rPr>
                                   <w:rFonts w:ascii="Cambria Math" w:hAnsi="Cambria Math" w:cs="Times New Roman"/>
-                                  <w:sz w:val="32"/>
-                                  <w:szCs w:val="32"/>
+                                  <w:sz w:val="28"/>
+                                  <w:szCs w:val="28"/>
                                   <w:lang w:val="en-US"/>
                                 </w:rPr>
                                 <m:t>9,10</m:t>
@@ -32466,8 +30484,8 @@
                               <m:ctrlPr>
                                 <w:rPr>
                                   <w:rFonts w:ascii="Cambria Math" w:hAnsi="Cambria Math" w:cs="Times New Roman"/>
-                                  <w:sz w:val="32"/>
-                                  <w:szCs w:val="32"/>
+                                  <w:sz w:val="28"/>
+                                  <w:szCs w:val="28"/>
                                 </w:rPr>
                               </m:ctrlPr>
                             </m:sSubPr>
@@ -32475,8 +30493,8 @@
                               <m:r>
                                 <w:rPr>
                                   <w:rFonts w:ascii="Cambria Math" w:hAnsi="Cambria Math" w:cs="Times New Roman"/>
-                                  <w:sz w:val="32"/>
-                                  <w:szCs w:val="32"/>
+                                  <w:sz w:val="28"/>
+                                  <w:szCs w:val="28"/>
                                 </w:rPr>
                                 <m:t>x</m:t>
                               </m:r>
@@ -32488,8 +30506,8 @@
                                 </m:rPr>
                                 <w:rPr>
                                   <w:rFonts w:ascii="Cambria Math" w:hAnsi="Cambria Math" w:cs="Times New Roman"/>
-                                  <w:sz w:val="32"/>
-                                  <w:szCs w:val="32"/>
+                                  <w:sz w:val="28"/>
+                                  <w:szCs w:val="28"/>
                                   <w:lang w:val="en-US"/>
                                 </w:rPr>
                                 <m:t>10</m:t>
@@ -32502,8 +30520,8 @@
                             </m:rPr>
                             <w:rPr>
                               <w:rFonts w:ascii="Cambria Math" w:hAnsi="Cambria Math" w:cs="Times New Roman"/>
-                              <w:sz w:val="32"/>
-                              <w:szCs w:val="32"/>
+                              <w:sz w:val="28"/>
+                              <w:szCs w:val="28"/>
                               <w:lang w:val="en-US"/>
                             </w:rPr>
                             <m:t>=</m:t>
@@ -32513,8 +30531,8 @@
                               <m:ctrlPr>
                                 <w:rPr>
                                   <w:rFonts w:ascii="Cambria Math" w:hAnsi="Cambria Math" w:cs="Times New Roman"/>
-                                  <w:sz w:val="32"/>
-                                  <w:szCs w:val="32"/>
+                                  <w:sz w:val="28"/>
+                                  <w:szCs w:val="28"/>
                                 </w:rPr>
                               </m:ctrlPr>
                             </m:sSubPr>
@@ -32522,8 +30540,8 @@
                               <m:r>
                                 <w:rPr>
                                   <w:rFonts w:ascii="Cambria Math" w:hAnsi="Cambria Math" w:cs="Times New Roman"/>
-                                  <w:sz w:val="32"/>
-                                  <w:szCs w:val="32"/>
+                                  <w:sz w:val="28"/>
+                                  <w:szCs w:val="28"/>
                                 </w:rPr>
                                 <m:t>β</m:t>
                               </m:r>
@@ -32535,8 +30553,8 @@
                                 </m:rPr>
                                 <w:rPr>
                                   <w:rFonts w:ascii="Cambria Math" w:hAnsi="Cambria Math" w:cs="Times New Roman"/>
-                                  <w:sz w:val="32"/>
-                                  <w:szCs w:val="32"/>
+                                  <w:sz w:val="28"/>
+                                  <w:szCs w:val="28"/>
                                   <w:lang w:val="en-US"/>
                                 </w:rPr>
                                 <m:t>5</m:t>
@@ -32558,8 +30576,8 @@
                     <m:ctrlPr>
                       <w:rPr>
                         <w:rFonts w:ascii="Cambria Math" w:hAnsi="Cambria Math" w:cs="Times New Roman"/>
-                        <w:sz w:val="32"/>
-                        <w:szCs w:val="32"/>
+                        <w:sz w:val="28"/>
+                        <w:szCs w:val="28"/>
                       </w:rPr>
                     </m:ctrlPr>
                   </m:sSubPr>
@@ -32570,8 +30588,8 @@
                       </m:rPr>
                       <w:rPr>
                         <w:rFonts w:ascii="Cambria Math" w:hAnsi="Cambria Math" w:cs="Times New Roman"/>
-                        <w:sz w:val="32"/>
-                        <w:szCs w:val="32"/>
+                        <w:sz w:val="28"/>
+                        <w:szCs w:val="28"/>
                       </w:rPr>
                       <m:t>X</m:t>
                     </m:r>
@@ -32583,8 +30601,8 @@
                       </m:rPr>
                       <w:rPr>
                         <w:rFonts w:ascii="Times New Roman" w:hAnsi="Times New Roman" w:cs="Times New Roman"/>
-                        <w:sz w:val="32"/>
-                        <w:szCs w:val="32"/>
+                        <w:sz w:val="28"/>
+                        <w:szCs w:val="28"/>
                         <w:lang w:val="en-US"/>
                       </w:rPr>
                       <m:t>BASIC </m:t>
@@ -32597,8 +30615,8 @@
                   </m:rPr>
                   <w:rPr>
                     <w:rFonts w:ascii="Cambria Math" w:hAnsi="Cambria Math" w:cs="Times New Roman"/>
-                    <w:sz w:val="32"/>
-                    <w:szCs w:val="32"/>
+                    <w:sz w:val="28"/>
+                    <w:szCs w:val="28"/>
                     <w:lang w:val="en-US"/>
                   </w:rPr>
                   <m:t>=</m:t>
@@ -32608,8 +30626,8 @@
                     <m:ctrlPr>
                       <w:rPr>
                         <w:rFonts w:ascii="Cambria Math" w:hAnsi="Cambria Math" w:cs="Times New Roman"/>
-                        <w:sz w:val="32"/>
-                        <w:szCs w:val="32"/>
+                        <w:sz w:val="28"/>
+                        <w:szCs w:val="28"/>
                       </w:rPr>
                     </m:ctrlPr>
                   </m:dPr>
@@ -32619,8 +30637,8 @@
                         <m:ctrlPr>
                           <w:rPr>
                             <w:rFonts w:ascii="Cambria Math" w:hAnsi="Cambria Math" w:cs="Times New Roman"/>
-                            <w:sz w:val="32"/>
-                            <w:szCs w:val="32"/>
+                            <w:sz w:val="28"/>
+                            <w:szCs w:val="28"/>
                           </w:rPr>
                         </m:ctrlPr>
                       </m:sSubPr>
@@ -32631,8 +30649,8 @@
                           </m:rPr>
                           <w:rPr>
                             <w:rFonts w:ascii="Cambria Math" w:hAnsi="Cambria Math" w:cs="Times New Roman"/>
-                            <w:sz w:val="32"/>
-                            <w:szCs w:val="32"/>
+                            <w:sz w:val="28"/>
+                            <w:szCs w:val="28"/>
                           </w:rPr>
                           <m:t>x</m:t>
                         </m:r>
@@ -32644,8 +30662,8 @@
                           </m:rPr>
                           <w:rPr>
                             <w:rFonts w:ascii="Cambria Math" w:hAnsi="Cambria Math" w:cs="Times New Roman"/>
-                            <w:sz w:val="32"/>
-                            <w:szCs w:val="32"/>
+                            <w:sz w:val="28"/>
+                            <w:szCs w:val="28"/>
                           </w:rPr>
                           <m:t>1</m:t>
                         </m:r>
@@ -32657,8 +30675,8 @@
                       </m:rPr>
                       <w:rPr>
                         <w:rFonts w:ascii="Cambria Math" w:hAnsi="Cambria Math" w:cs="Times New Roman"/>
-                        <w:sz w:val="32"/>
-                        <w:szCs w:val="32"/>
+                        <w:sz w:val="28"/>
+                        <w:szCs w:val="28"/>
                         <w:lang w:val="en-US"/>
                       </w:rPr>
                       <m:t>,…,</m:t>
@@ -32668,8 +30686,8 @@
                         <m:ctrlPr>
                           <w:rPr>
                             <w:rFonts w:ascii="Cambria Math" w:hAnsi="Cambria Math" w:cs="Times New Roman"/>
-                            <w:sz w:val="32"/>
-                            <w:szCs w:val="32"/>
+                            <w:sz w:val="28"/>
+                            <w:szCs w:val="28"/>
                           </w:rPr>
                         </m:ctrlPr>
                       </m:sSubPr>
@@ -32680,8 +30698,8 @@
                           </m:rPr>
                           <w:rPr>
                             <w:rFonts w:ascii="Cambria Math" w:hAnsi="Cambria Math" w:cs="Times New Roman"/>
-                            <w:sz w:val="32"/>
-                            <w:szCs w:val="32"/>
+                            <w:sz w:val="28"/>
+                            <w:szCs w:val="28"/>
                           </w:rPr>
                           <m:t>x</m:t>
                         </m:r>
@@ -32693,8 +30711,8 @@
                           </m:rPr>
                           <w:rPr>
                             <w:rFonts w:ascii="Cambria Math" w:hAnsi="Cambria Math" w:cs="Times New Roman"/>
-                            <w:sz w:val="32"/>
-                            <w:szCs w:val="32"/>
+                            <w:sz w:val="28"/>
+                            <w:szCs w:val="28"/>
                           </w:rPr>
                           <m:t>n</m:t>
                         </m:r>
@@ -32708,8 +30726,8 @@
                   </m:rPr>
                   <w:rPr>
                     <w:rFonts w:ascii="Cambria Math" w:hAnsi="Cambria Math" w:cs="Times New Roman"/>
-                    <w:sz w:val="32"/>
-                    <w:szCs w:val="32"/>
+                    <w:sz w:val="28"/>
+                    <w:szCs w:val="28"/>
                     <w:lang w:val="en-US"/>
                   </w:rPr>
                   <m:t>=(</m:t>
@@ -32720,8 +30738,7 @@
                   </m:rPr>
                   <w:rPr>
                     <w:rFonts w:ascii="Cambria Math" w:hAnsi="Cambria Math" w:cs="Times New Roman"/>
-                    <w:sz w:val="28"/>
-                    <w:szCs w:val="28"/>
+                    <w:sz w:val="24"/>
                     <w:lang w:val="en-US"/>
                   </w:rPr>
                   <m:t>0,0,5.</m:t>
@@ -32732,8 +30749,7 @@
                   </m:rPr>
                   <w:rPr>
                     <w:rFonts w:ascii="Cambria Math" w:hAnsi="Cambria Math" w:cs="Times New Roman"/>
-                    <w:sz w:val="28"/>
-                    <w:szCs w:val="28"/>
+                    <w:sz w:val="24"/>
                     <w:lang w:val="en-US"/>
                   </w:rPr>
                   <m:t>8722</m:t>
@@ -32744,8 +30760,7 @@
                   </m:rPr>
                   <w:rPr>
                     <w:rFonts w:ascii="Cambria Math" w:hAnsi="Cambria Math" w:cs="Times New Roman"/>
-                    <w:sz w:val="28"/>
-                    <w:szCs w:val="28"/>
+                    <w:sz w:val="24"/>
                     <w:lang w:val="en-US"/>
                   </w:rPr>
                   <m:t>,0,4.5404,4.8018,0,62.8894,142.5068,0</m:t>
@@ -32756,8 +30771,8 @@
                   </m:rPr>
                   <w:rPr>
                     <w:rFonts w:ascii="Cambria Math" w:hAnsi="Cambria Math" w:cs="Times New Roman"/>
-                    <w:sz w:val="32"/>
-                    <w:szCs w:val="32"/>
+                    <w:sz w:val="28"/>
+                    <w:szCs w:val="28"/>
                     <w:lang w:val="en-US"/>
                   </w:rPr>
                   <m:t>)</m:t>
